--- a/file/《乌鸦》.docx
+++ b/file/《乌鸦》.docx
@@ -6165,20 +6165,2839 @@
       <w:pPr>
         <w:ind w:firstLine="420" w:firstLineChars="0"/>
         <w:rPr>
+          <w:rFonts w:hint="eastAsia"/>
+          <w:lang w:val="en-US" w:eastAsia="zh-CN"/>
+        </w:rPr>
+      </w:pPr>
+      <w:r>
+        <w:rPr>
+          <w:rFonts w:hint="eastAsia"/>
+          <w:lang w:val="en-US" w:eastAsia="zh-CN"/>
+        </w:rPr>
+        <w:t>直到出成绩都没有发生什么，但是，焦虑还在继续：监控留存两个月。</w:t>
+      </w:r>
+    </w:p>
+    <w:p>
+      <w:pPr>
+        <w:pStyle w:val="2"/>
+        <w:bidi w:val="0"/>
+        <w:jc w:val="center"/>
+        <w:rPr>
           <w:rFonts w:hint="default"/>
           <w:lang w:val="en-US" w:eastAsia="zh-CN"/>
         </w:rPr>
       </w:pPr>
       <w:r>
         <w:rPr>
-          <w:rFonts w:hint="eastAsia"/>
-          <w:lang w:val="en-US" w:eastAsia="zh-CN"/>
-        </w:rPr>
-        <w:t>直到出成绩都没有发生什么，但是，焦虑还在继续：监控留存两个月。</w:t>
-      </w:r>
+          <w:rFonts w:hint="default"/>
+          <w:lang w:val="en-US" w:eastAsia="zh-CN"/>
+        </w:rPr>
+        <w:t>2.0</w:t>
+      </w:r>
+    </w:p>
+    <w:p>
+      <w:pPr>
+        <w:pStyle w:val="3"/>
+        <w:bidi w:val="0"/>
+        <w:jc w:val="center"/>
+        <w:rPr>
+          <w:rFonts w:hint="default"/>
+          <w:lang w:val="en-US" w:eastAsia="zh-CN"/>
+        </w:rPr>
+      </w:pPr>
+      <w:r>
+        <w:rPr>
+          <w:rFonts w:hint="default"/>
+          <w:lang w:val="en-US" w:eastAsia="zh-CN"/>
+        </w:rPr>
+        <w:t>2.1</w:t>
+      </w:r>
+    </w:p>
+    <w:p>
+      <w:pPr>
+        <w:ind w:firstLine="420" w:firstLineChars="0"/>
+        <w:rPr>
+          <w:rFonts w:hint="eastAsia"/>
+          <w:lang w:val="en-US" w:eastAsia="zh-CN"/>
+        </w:rPr>
+      </w:pPr>
+      <w:r>
+        <w:rPr>
+          <w:rFonts w:hint="eastAsia"/>
+          <w:lang w:val="en-US" w:eastAsia="zh-CN"/>
+        </w:rPr>
+        <w:t>寒假就这么开始了，我总待在画室和市立图书馆里，以逃避家里的争吵。一天我在画室里待得比较晚，透过沾染了一点颜料的窗户，传来了一声乌鸦的鸣叫。我放下画笔，端详着他。</w:t>
+      </w:r>
+    </w:p>
+    <w:p>
+      <w:pPr>
+        <w:ind w:firstLine="420" w:firstLineChars="0"/>
+        <w:rPr>
+          <w:rFonts w:hint="eastAsia"/>
+          <w:lang w:val="en-US" w:eastAsia="zh-CN"/>
+        </w:rPr>
+      </w:pPr>
+      <w:r>
+        <w:rPr>
+          <w:rFonts w:hint="eastAsia"/>
+          <w:lang w:val="en-US" w:eastAsia="zh-CN"/>
+        </w:rPr>
+        <w:t>【多么神气的乌鸦，在寒风中宣告着他的存在，用沙哑的喉咙唤醒凄凉的晚风】</w:t>
+      </w:r>
+    </w:p>
+    <w:p>
+      <w:pPr>
+        <w:ind w:firstLine="420" w:firstLineChars="0"/>
+        <w:rPr>
+          <w:rFonts w:hint="eastAsia"/>
+          <w:lang w:val="en-US" w:eastAsia="zh-CN"/>
+        </w:rPr>
+      </w:pPr>
+      <w:r>
+        <w:rPr>
+          <w:rFonts w:hint="eastAsia"/>
+          <w:lang w:val="en-US" w:eastAsia="zh-CN"/>
+        </w:rPr>
+        <w:t>我终于完成了当日分的习作，收拾东西回家。很可惜的是，当我走进家门，老妈待在客厅里看电视剧，而老爸则坐在书房里对着电脑。</w:t>
+      </w:r>
+    </w:p>
+    <w:p>
+      <w:pPr>
+        <w:ind w:firstLine="420" w:firstLineChars="0"/>
+        <w:rPr>
+          <w:rFonts w:hint="eastAsia"/>
+          <w:lang w:val="en-US" w:eastAsia="zh-CN"/>
+        </w:rPr>
+      </w:pPr>
+      <w:r>
+        <w:rPr>
+          <w:rFonts w:hint="eastAsia"/>
+          <w:lang w:val="en-US" w:eastAsia="zh-CN"/>
+        </w:rPr>
+        <w:t>“做餐饭吃吧，小敏。”</w:t>
+      </w:r>
+    </w:p>
+    <w:p>
+      <w:pPr>
+        <w:ind w:firstLine="420" w:firstLineChars="0"/>
+        <w:rPr>
+          <w:rFonts w:hint="eastAsia"/>
+          <w:lang w:val="en-US" w:eastAsia="zh-CN"/>
+        </w:rPr>
+      </w:pPr>
+      <w:r>
+        <w:rPr>
+          <w:rFonts w:hint="eastAsia"/>
+          <w:lang w:val="en-US" w:eastAsia="zh-CN"/>
+        </w:rPr>
+        <w:t>老爸对我发起“建议”，我看了一眼看着电视剧的老妈，老妈板着个脸没有说什么。我只好赶忙煮完了晚饭，饭厅上，沉默依旧，最响亮的声音感觉只有咀嚼声，如果想打破宁静，那么他们就会对我寒暄一两句，问我今天去干了什么。</w:t>
+      </w:r>
+    </w:p>
+    <w:p>
+      <w:pPr>
+        <w:ind w:firstLine="420" w:firstLineChars="0"/>
+        <w:rPr>
+          <w:rFonts w:hint="eastAsia"/>
+          <w:lang w:val="en-US" w:eastAsia="zh-CN"/>
+        </w:rPr>
+      </w:pPr>
+      <w:r>
+        <w:rPr>
+          <w:rFonts w:hint="eastAsia"/>
+          <w:lang w:val="en-US" w:eastAsia="zh-CN"/>
+        </w:rPr>
+        <w:t>【有种好奇怪的感觉，更不想呆在家里了。饭后去之前那个公园散散步吧。】</w:t>
+      </w:r>
+    </w:p>
+    <w:p>
+      <w:pPr>
+        <w:ind w:firstLine="420" w:firstLineChars="0"/>
+        <w:rPr>
+          <w:rFonts w:hint="eastAsia"/>
+          <w:lang w:val="en-US" w:eastAsia="zh-CN"/>
+        </w:rPr>
+      </w:pPr>
+      <w:r>
+        <w:rPr>
+          <w:rFonts w:hint="eastAsia"/>
+          <w:lang w:val="en-US" w:eastAsia="zh-CN"/>
+        </w:rPr>
+        <w:t>【这次应该不会遇到他了吧？】</w:t>
+      </w:r>
+    </w:p>
+    <w:p>
+      <w:pPr>
+        <w:ind w:firstLine="420" w:firstLineChars="0"/>
+        <w:rPr>
+          <w:rFonts w:hint="eastAsia"/>
+          <w:lang w:val="en-US" w:eastAsia="zh-CN"/>
+        </w:rPr>
+      </w:pPr>
+      <w:r>
+        <w:rPr>
+          <w:rFonts w:hint="eastAsia"/>
+          <w:lang w:val="en-US" w:eastAsia="zh-CN"/>
+        </w:rPr>
+        <w:t>“我出门了，去公园走走。”</w:t>
+      </w:r>
+    </w:p>
+    <w:p>
+      <w:pPr>
+        <w:ind w:firstLine="420" w:firstLineChars="0"/>
+        <w:rPr>
+          <w:rFonts w:hint="eastAsia"/>
+          <w:lang w:val="en-US" w:eastAsia="zh-CN"/>
+        </w:rPr>
+      </w:pPr>
+      <w:r>
+        <w:rPr>
+          <w:rFonts w:hint="eastAsia"/>
+          <w:lang w:val="en-US" w:eastAsia="zh-CN"/>
+        </w:rPr>
+        <w:t>“哦。”</w:t>
+      </w:r>
+    </w:p>
+    <w:p>
+      <w:pPr>
+        <w:ind w:firstLine="420" w:firstLineChars="0"/>
+        <w:rPr>
+          <w:rFonts w:hint="eastAsia"/>
+          <w:lang w:val="en-US" w:eastAsia="zh-CN"/>
+        </w:rPr>
+      </w:pPr>
+      <w:r>
+        <w:rPr>
+          <w:rFonts w:hint="eastAsia"/>
+          <w:lang w:val="en-US" w:eastAsia="zh-CN"/>
+        </w:rPr>
+        <w:t>“注意安全。”</w:t>
+      </w:r>
+    </w:p>
+    <w:p>
+      <w:pPr>
+        <w:ind w:firstLine="420" w:firstLineChars="0"/>
+        <w:rPr>
+          <w:rFonts w:hint="eastAsia"/>
+          <w:lang w:val="en-US" w:eastAsia="zh-CN"/>
+        </w:rPr>
+      </w:pPr>
+      <w:r>
+        <w:rPr>
+          <w:rFonts w:hint="eastAsia"/>
+          <w:lang w:val="en-US" w:eastAsia="zh-CN"/>
+        </w:rPr>
+        <w:t>“砰。”</w:t>
+      </w:r>
+    </w:p>
+    <w:p>
+      <w:pPr>
+        <w:ind w:firstLine="420" w:firstLineChars="0"/>
+        <w:rPr>
+          <w:rFonts w:hint="eastAsia"/>
+          <w:lang w:val="en-US" w:eastAsia="zh-CN"/>
+        </w:rPr>
+      </w:pPr>
+      <w:r>
+        <w:rPr>
+          <w:rFonts w:hint="eastAsia"/>
+          <w:lang w:val="en-US" w:eastAsia="zh-CN"/>
+        </w:rPr>
+        <w:t>背后回归了安静。走在路上，耳朵时不时被喇叭声吓一下，身边时不时跑过小孩，眼前时不时注意到一对并肩的夫妻……夜晚是安静且和谐的，我走向公园。开始了漫步。</w:t>
+      </w:r>
+    </w:p>
+    <w:p>
+      <w:pPr>
+        <w:ind w:firstLine="420" w:firstLineChars="0"/>
+        <w:rPr>
+          <w:rFonts w:hint="eastAsia"/>
+          <w:lang w:val="en-US" w:eastAsia="zh-CN"/>
+        </w:rPr>
+      </w:pPr>
+      <w:r>
+        <w:rPr>
+          <w:rFonts w:hint="eastAsia"/>
+          <w:lang w:val="en-US" w:eastAsia="zh-CN"/>
+        </w:rPr>
+        <w:t>风吹过了我的脸颊，我没感到寒冷，想来是我穿的足够厚。漫无目的地走着，我似乎享受着在这狭小的公园里的散步，直到那一声乌鸦的鸣叫，我才体味到那份孤独。</w:t>
+      </w:r>
+    </w:p>
+    <w:p>
+      <w:pPr>
+        <w:pStyle w:val="3"/>
+        <w:bidi w:val="0"/>
+        <w:jc w:val="center"/>
+        <w:rPr>
+          <w:rFonts w:hint="default"/>
+          <w:lang w:val="en-US" w:eastAsia="zh-CN"/>
+        </w:rPr>
+      </w:pPr>
+      <w:r>
+        <w:rPr>
+          <w:rFonts w:hint="default"/>
+          <w:lang w:val="en-US" w:eastAsia="zh-CN"/>
+        </w:rPr>
+        <w:t>2.2</w:t>
+      </w:r>
+    </w:p>
+    <w:p>
+      <w:pPr>
+        <w:ind w:firstLine="420" w:firstLineChars="0"/>
+        <w:rPr>
+          <w:rFonts w:hint="eastAsia"/>
+          <w:lang w:val="en-US" w:eastAsia="zh-CN"/>
+        </w:rPr>
+      </w:pPr>
+      <w:r>
+        <w:rPr>
+          <w:rFonts w:hint="eastAsia"/>
+          <w:lang w:val="en-US" w:eastAsia="zh-CN"/>
+        </w:rPr>
+        <w:t>【看来没有遇到他呢。也是，天气冷了，怎么还会出门跑步呢？】</w:t>
+      </w:r>
+    </w:p>
+    <w:p>
+      <w:pPr>
+        <w:ind w:firstLine="420" w:firstLineChars="0"/>
+        <w:rPr>
+          <w:rFonts w:hint="eastAsia"/>
+          <w:lang w:val="en-US" w:eastAsia="zh-CN"/>
+        </w:rPr>
+      </w:pPr>
+      <w:r>
+        <w:rPr>
+          <w:rFonts w:hint="eastAsia"/>
+          <w:lang w:val="en-US" w:eastAsia="zh-CN"/>
+        </w:rPr>
+        <w:t>天气确实冷了，我自己随手煮的饭确实不好吃，但是根本原因是我回去的路上经过了热闹的夜市。</w:t>
+      </w:r>
+    </w:p>
+    <w:p>
+      <w:pPr>
+        <w:ind w:firstLine="420" w:firstLineChars="0"/>
+        <w:rPr>
+          <w:rFonts w:hint="eastAsia"/>
+          <w:lang w:val="en-US" w:eastAsia="zh-CN"/>
+        </w:rPr>
+      </w:pPr>
+      <w:r>
+        <w:rPr>
+          <w:rFonts w:hint="eastAsia"/>
+          <w:lang w:val="en-US" w:eastAsia="zh-CN"/>
+        </w:rPr>
+        <w:t>【呵，一家人好久没回来吃饭了。给他们带点夜宵回去吧，毕竟是我的父母。】</w:t>
+      </w:r>
+    </w:p>
+    <w:p>
+      <w:pPr>
+        <w:ind w:firstLine="420" w:firstLineChars="0"/>
+        <w:rPr>
+          <w:rFonts w:hint="eastAsia"/>
+          <w:lang w:val="en-US" w:eastAsia="zh-CN"/>
+        </w:rPr>
+      </w:pPr>
+      <w:r>
+        <w:rPr>
+          <w:rFonts w:hint="eastAsia"/>
+          <w:lang w:val="en-US" w:eastAsia="zh-CN"/>
+        </w:rPr>
+        <w:t>点了些许烤串，用锡纸包着，离开了热闹的夜市。家住市中心附近，灯光很好，时间也不算太晚，路上有些许行人，显得这个雪天安静而且美好。</w:t>
+      </w:r>
+    </w:p>
+    <w:p>
+      <w:pPr>
+        <w:ind w:firstLine="420" w:firstLineChars="0"/>
+        <w:rPr>
+          <w:rFonts w:hint="eastAsia"/>
+          <w:lang w:val="en-US" w:eastAsia="zh-CN"/>
+        </w:rPr>
+      </w:pPr>
+      <w:r>
+        <w:rPr>
+          <w:rFonts w:hint="eastAsia"/>
+          <w:lang w:val="en-US" w:eastAsia="zh-CN"/>
+        </w:rPr>
+        <w:t>“呐，回来的时候路过了夜市，怕我煮的不合胃口，给你们带了点烤串。”</w:t>
+      </w:r>
+    </w:p>
+    <w:p>
+      <w:pPr>
+        <w:ind w:firstLine="420" w:firstLineChars="0"/>
+        <w:rPr>
+          <w:rFonts w:hint="eastAsia"/>
+          <w:lang w:val="en-US" w:eastAsia="zh-CN"/>
+        </w:rPr>
+      </w:pPr>
+      <w:r>
+        <w:rPr>
+          <w:rFonts w:hint="eastAsia"/>
+          <w:lang w:val="en-US" w:eastAsia="zh-CN"/>
+        </w:rPr>
+        <w:t>“闺女，你怕不是自己饿了。”</w:t>
+      </w:r>
+    </w:p>
+    <w:p>
+      <w:pPr>
+        <w:ind w:firstLine="420" w:firstLineChars="0"/>
+        <w:rPr>
+          <w:rFonts w:hint="eastAsia"/>
+          <w:lang w:val="en-US" w:eastAsia="zh-CN"/>
+        </w:rPr>
+      </w:pPr>
+      <w:r>
+        <w:rPr>
+          <w:rFonts w:hint="eastAsia"/>
+          <w:lang w:val="en-US" w:eastAsia="zh-CN"/>
+        </w:rPr>
+        <w:t>“是啊，呵呵呵。”</w:t>
+      </w:r>
+    </w:p>
+    <w:p>
+      <w:pPr>
+        <w:ind w:firstLine="420" w:firstLineChars="0"/>
+        <w:rPr>
+          <w:rFonts w:hint="eastAsia"/>
+          <w:lang w:val="en-US" w:eastAsia="zh-CN"/>
+        </w:rPr>
+      </w:pPr>
+      <w:r>
+        <w:rPr>
+          <w:rFonts w:hint="eastAsia"/>
+          <w:lang w:val="en-US" w:eastAsia="zh-CN"/>
+        </w:rPr>
+        <w:t>把尚且热着的烤串送给他们，我就行云流水地完成了洗漱，回到了房间享受一个人的夜晚。然后，拿起手机，追起了我关注的网文。</w:t>
+      </w:r>
+    </w:p>
+    <w:p>
+      <w:pPr>
+        <w:ind w:firstLine="420" w:firstLineChars="0"/>
+        <w:rPr>
+          <w:rFonts w:hint="eastAsia"/>
+          <w:lang w:val="en-US" w:eastAsia="zh-CN"/>
+        </w:rPr>
+      </w:pPr>
+      <w:r>
+        <w:rPr>
+          <w:rFonts w:hint="eastAsia"/>
+          <w:lang w:val="en-US" w:eastAsia="zh-CN"/>
+        </w:rPr>
+        <w:t>【嗯，好无聊啊，没人叫我出去玩。每次看完小说都有种空虚感，好厌烦！】</w:t>
+      </w:r>
+    </w:p>
+    <w:p>
+      <w:pPr>
+        <w:ind w:firstLine="420" w:firstLineChars="0"/>
+        <w:rPr>
+          <w:rFonts w:hint="eastAsia"/>
+          <w:lang w:val="en-US" w:eastAsia="zh-CN"/>
+        </w:rPr>
+      </w:pPr>
+      <w:r>
+        <w:rPr>
+          <w:rFonts w:hint="eastAsia"/>
+          <w:lang w:val="en-US" w:eastAsia="zh-CN"/>
+        </w:rPr>
+        <w:t>QQ自然而然是没人给我发消息，毕竟从作弊那件事开始我和我闺蜜就有点隔阂了，而我又不是那种在网上随便拉个网友就能聊天聊地的人。也不知道为什么，我就呆呆地给陈更生发了句：</w:t>
+      </w:r>
+    </w:p>
+    <w:p>
+      <w:pPr>
+        <w:ind w:firstLine="420" w:firstLineChars="0"/>
+        <w:rPr>
+          <w:rFonts w:hint="eastAsia"/>
+          <w:lang w:val="en-US" w:eastAsia="zh-CN"/>
+        </w:rPr>
+      </w:pPr>
+      <w:r>
+        <w:rPr>
+          <w:rFonts w:hint="eastAsia"/>
+          <w:lang w:val="en-US" w:eastAsia="zh-CN"/>
+        </w:rPr>
+        <w:t>“在吗？”</w:t>
+      </w:r>
+    </w:p>
+    <w:p>
+      <w:pPr>
+        <w:ind w:firstLine="420" w:firstLineChars="0"/>
+        <w:rPr>
+          <w:rFonts w:hint="eastAsia"/>
+          <w:lang w:val="en-US" w:eastAsia="zh-CN"/>
+        </w:rPr>
+      </w:pPr>
+      <w:r>
+        <w:rPr>
+          <w:rFonts w:hint="eastAsia"/>
+          <w:lang w:val="en-US" w:eastAsia="zh-CN"/>
+        </w:rPr>
+        <w:t>“干嘛？”</w:t>
+      </w:r>
+    </w:p>
+    <w:p>
+      <w:pPr>
+        <w:ind w:firstLine="420" w:firstLineChars="0"/>
+        <w:rPr>
+          <w:rFonts w:hint="eastAsia"/>
+          <w:lang w:val="en-US" w:eastAsia="zh-CN"/>
+        </w:rPr>
+      </w:pPr>
+      <w:r>
+        <w:rPr>
+          <w:rFonts w:hint="eastAsia"/>
+          <w:lang w:val="en-US" w:eastAsia="zh-CN"/>
+        </w:rPr>
+        <w:t>“在干嘛？”</w:t>
+      </w:r>
+    </w:p>
+    <w:p>
+      <w:pPr>
+        <w:ind w:firstLine="420" w:firstLineChars="0"/>
+        <w:rPr>
+          <w:rFonts w:hint="eastAsia"/>
+          <w:lang w:val="en-US" w:eastAsia="zh-CN"/>
+        </w:rPr>
+      </w:pPr>
+      <w:r>
+        <w:rPr>
+          <w:rFonts w:hint="eastAsia"/>
+          <w:lang w:val="en-US" w:eastAsia="zh-CN"/>
+        </w:rPr>
+        <w:t>“打游戏，所以说干嘛？”</w:t>
+      </w:r>
+    </w:p>
+    <w:p>
+      <w:pPr>
+        <w:ind w:firstLine="420" w:firstLineChars="0"/>
+        <w:rPr>
+          <w:rFonts w:hint="eastAsia"/>
+          <w:lang w:val="en-US" w:eastAsia="zh-CN"/>
+        </w:rPr>
+      </w:pPr>
+      <w:r>
+        <w:rPr>
+          <w:rFonts w:hint="eastAsia"/>
+          <w:lang w:val="en-US" w:eastAsia="zh-CN"/>
+        </w:rPr>
+        <w:t>“那你打着先。”</w:t>
+      </w:r>
+    </w:p>
+    <w:p>
+      <w:pPr>
+        <w:ind w:firstLine="420" w:firstLineChars="0"/>
+        <w:rPr>
+          <w:rFonts w:hint="eastAsia"/>
+          <w:lang w:val="en-US" w:eastAsia="zh-CN"/>
+        </w:rPr>
+      </w:pPr>
+      <w:r>
+        <w:rPr>
+          <w:rFonts w:hint="eastAsia"/>
+          <w:lang w:val="en-US" w:eastAsia="zh-CN"/>
+        </w:rPr>
+        <w:t>“哦。”</w:t>
+      </w:r>
+    </w:p>
+    <w:p>
+      <w:pPr>
+        <w:ind w:firstLine="420" w:firstLineChars="0"/>
+        <w:rPr>
+          <w:rFonts w:hint="eastAsia"/>
+          <w:lang w:val="en-US" w:eastAsia="zh-CN"/>
+        </w:rPr>
+      </w:pPr>
+      <w:r>
+        <w:rPr>
+          <w:rFonts w:hint="eastAsia"/>
+          <w:lang w:val="en-US" w:eastAsia="zh-CN"/>
+        </w:rPr>
+        <w:t>【啊！！！为啥我给他发消息啊，我要和他聊啥啊！】</w:t>
+      </w:r>
+    </w:p>
+    <w:p>
+      <w:pPr>
+        <w:ind w:firstLine="420" w:firstLineChars="0"/>
+        <w:rPr>
+          <w:rFonts w:hint="eastAsia"/>
+          <w:lang w:val="en-US" w:eastAsia="zh-CN"/>
+        </w:rPr>
+      </w:pPr>
+      <w:r>
+        <w:rPr>
+          <w:rFonts w:hint="eastAsia"/>
+          <w:lang w:val="en-US" w:eastAsia="zh-CN"/>
+        </w:rPr>
+        <w:t>“这周日中午有没有空？”</w:t>
+      </w:r>
+    </w:p>
+    <w:p>
+      <w:pPr>
+        <w:ind w:firstLine="420" w:firstLineChars="0"/>
+        <w:rPr>
+          <w:rFonts w:hint="eastAsia"/>
+          <w:lang w:val="en-US" w:eastAsia="zh-CN"/>
+        </w:rPr>
+      </w:pPr>
+      <w:r>
+        <w:rPr>
+          <w:rFonts w:hint="eastAsia"/>
+          <w:lang w:val="en-US" w:eastAsia="zh-CN"/>
+        </w:rPr>
+        <w:t>“有，请我吃饭啊？”</w:t>
+      </w:r>
+    </w:p>
+    <w:p>
+      <w:pPr>
+        <w:ind w:firstLine="420" w:firstLineChars="0"/>
+        <w:rPr>
+          <w:rFonts w:hint="eastAsia"/>
+          <w:lang w:val="en-US" w:eastAsia="zh-CN"/>
+        </w:rPr>
+      </w:pPr>
+      <w:r>
+        <w:rPr>
+          <w:rFonts w:hint="eastAsia"/>
+          <w:lang w:val="en-US" w:eastAsia="zh-CN"/>
+        </w:rPr>
+        <w:t>“可以啊，上次出去玩不是有家火锅店吗？想吃了。”</w:t>
+      </w:r>
+    </w:p>
+    <w:p>
+      <w:pPr>
+        <w:ind w:firstLine="420" w:firstLineChars="0"/>
+        <w:rPr>
+          <w:rFonts w:hint="eastAsia"/>
+          <w:lang w:val="en-US" w:eastAsia="zh-CN"/>
+        </w:rPr>
+      </w:pPr>
+      <w:r>
+        <w:rPr>
+          <w:rFonts w:hint="eastAsia"/>
+          <w:lang w:val="en-US" w:eastAsia="zh-CN"/>
+        </w:rPr>
+        <w:t>“咋了，这么无聊，不去找何丽华？”</w:t>
+      </w:r>
+    </w:p>
+    <w:p>
+      <w:pPr>
+        <w:ind w:firstLine="420" w:firstLineChars="0"/>
+        <w:rPr>
+          <w:rFonts w:hint="eastAsia"/>
+          <w:lang w:val="en-US" w:eastAsia="zh-CN"/>
+        </w:rPr>
+      </w:pPr>
+      <w:r>
+        <w:rPr>
+          <w:rFonts w:hint="eastAsia"/>
+          <w:lang w:val="en-US" w:eastAsia="zh-CN"/>
+        </w:rPr>
+        <w:t>“其实是有点关于她的事和你说，你去不去？你去就知道了。”</w:t>
+      </w:r>
+    </w:p>
+    <w:p>
+      <w:pPr>
+        <w:ind w:firstLine="420" w:firstLineChars="0"/>
+        <w:rPr>
+          <w:rFonts w:hint="eastAsia"/>
+          <w:lang w:val="en-US" w:eastAsia="zh-CN"/>
+        </w:rPr>
+      </w:pPr>
+      <w:r>
+        <w:rPr>
+          <w:rFonts w:hint="eastAsia"/>
+          <w:lang w:val="en-US" w:eastAsia="zh-CN"/>
+        </w:rPr>
+        <w:t>“那我就去呗，不用请。”</w:t>
+      </w:r>
+    </w:p>
+    <w:p>
+      <w:pPr>
+        <w:ind w:firstLine="420" w:firstLineChars="0"/>
+        <w:rPr>
+          <w:rFonts w:hint="eastAsia"/>
+          <w:lang w:val="en-US" w:eastAsia="zh-CN"/>
+        </w:rPr>
+      </w:pPr>
+      <w:r>
+        <w:rPr>
+          <w:rFonts w:hint="eastAsia"/>
+          <w:lang w:val="en-US" w:eastAsia="zh-CN"/>
+        </w:rPr>
+        <w:t>“十一点半到？”</w:t>
+      </w:r>
+    </w:p>
+    <w:p>
+      <w:pPr>
+        <w:ind w:firstLine="420" w:firstLineChars="0"/>
+        <w:rPr>
+          <w:rFonts w:hint="eastAsia"/>
+          <w:lang w:val="en-US" w:eastAsia="zh-CN"/>
+        </w:rPr>
+      </w:pPr>
+      <w:r>
+        <w:rPr>
+          <w:rFonts w:hint="eastAsia"/>
+          <w:lang w:val="en-US" w:eastAsia="zh-CN"/>
+        </w:rPr>
+        <w:t>“哦。”</w:t>
+      </w:r>
+    </w:p>
+    <w:p>
+      <w:pPr>
+        <w:ind w:firstLine="420" w:firstLineChars="0"/>
+        <w:rPr>
+          <w:rFonts w:hint="eastAsia"/>
+          <w:lang w:val="en-US" w:eastAsia="zh-CN"/>
+        </w:rPr>
+      </w:pPr>
+      <w:r>
+        <w:rPr>
+          <w:rFonts w:hint="eastAsia"/>
+          <w:lang w:val="en-US" w:eastAsia="zh-CN"/>
+        </w:rPr>
+        <w:t>【惜字如金！恶心……】</w:t>
+      </w:r>
+    </w:p>
+    <w:p>
+      <w:pPr>
+        <w:pStyle w:val="3"/>
+        <w:bidi w:val="0"/>
+        <w:jc w:val="center"/>
+        <w:rPr>
+          <w:rFonts w:hint="eastAsia"/>
+          <w:lang w:val="en-US" w:eastAsia="zh-CN"/>
+        </w:rPr>
+      </w:pPr>
+      <w:r>
+        <w:rPr>
+          <w:rFonts w:hint="eastAsia"/>
+          <w:lang w:val="en-US" w:eastAsia="zh-CN"/>
+        </w:rPr>
+        <w:t>2.3</w:t>
+      </w:r>
+    </w:p>
+    <w:p>
+      <w:pPr>
+        <w:ind w:firstLine="420" w:firstLineChars="0"/>
+        <w:rPr>
+          <w:rFonts w:hint="default"/>
+          <w:lang w:val="en-US" w:eastAsia="zh-CN"/>
+        </w:rPr>
+      </w:pPr>
+      <w:r>
+        <w:rPr>
+          <w:rFonts w:hint="eastAsia"/>
+          <w:lang w:val="en-US" w:eastAsia="zh-CN"/>
+        </w:rPr>
+        <w:t>忐忑地与父母说和同学出去吃饭，让他们不用给我留饭。他们很高兴有同学叫我出去玩，而不是成天呆在卧室和画室。公交车上，逃离了父母，去和男同学一起吃饭，我心中燃起一阵害羞。</w:t>
+      </w:r>
+    </w:p>
+    <w:p>
+      <w:pPr>
+        <w:ind w:firstLine="420" w:firstLineChars="0"/>
+        <w:rPr>
+          <w:rFonts w:hint="eastAsia"/>
+          <w:lang w:val="en-US" w:eastAsia="zh-CN"/>
+        </w:rPr>
+      </w:pPr>
+      <w:r>
+        <w:rPr>
+          <w:rFonts w:hint="eastAsia"/>
+          <w:lang w:val="en-US" w:eastAsia="zh-CN"/>
+        </w:rPr>
+        <w:t>【幸好没问我和什么同学。】</w:t>
+      </w:r>
+    </w:p>
+    <w:p>
+      <w:pPr>
+        <w:ind w:firstLine="420" w:firstLineChars="0"/>
+        <w:rPr>
+          <w:rFonts w:hint="eastAsia"/>
+          <w:lang w:val="en-US" w:eastAsia="zh-CN"/>
+        </w:rPr>
+      </w:pPr>
+      <w:r>
+        <w:rPr>
+          <w:rFonts w:hint="eastAsia"/>
+          <w:lang w:val="en-US" w:eastAsia="zh-CN"/>
+        </w:rPr>
+        <w:t>“你也到了。”</w:t>
+      </w:r>
+    </w:p>
+    <w:p>
+      <w:pPr>
+        <w:ind w:firstLine="420" w:firstLineChars="0"/>
+        <w:rPr>
+          <w:rFonts w:hint="eastAsia"/>
+          <w:lang w:val="en-US" w:eastAsia="zh-CN"/>
+        </w:rPr>
+      </w:pPr>
+      <w:r>
+        <w:rPr>
+          <w:rFonts w:hint="eastAsia"/>
+          <w:lang w:val="en-US" w:eastAsia="zh-CN"/>
+        </w:rPr>
+        <w:t>“嗯。”</w:t>
+      </w:r>
+    </w:p>
+    <w:p>
+      <w:pPr>
+        <w:ind w:firstLine="420" w:firstLineChars="0"/>
+        <w:rPr>
+          <w:rFonts w:hint="eastAsia"/>
+          <w:lang w:val="en-US" w:eastAsia="zh-CN"/>
+        </w:rPr>
+      </w:pPr>
+      <w:r>
+        <w:rPr>
+          <w:rFonts w:hint="eastAsia"/>
+          <w:lang w:val="en-US" w:eastAsia="zh-CN"/>
+        </w:rPr>
+        <w:t>【这样疏远而且单调的回应让人很不爽。】</w:t>
+      </w:r>
+    </w:p>
+    <w:p>
+      <w:pPr>
+        <w:ind w:firstLine="420" w:firstLineChars="0"/>
+        <w:rPr>
+          <w:rFonts w:hint="eastAsia"/>
+          <w:lang w:val="en-US" w:eastAsia="zh-CN"/>
+        </w:rPr>
+      </w:pPr>
+      <w:r>
+        <w:rPr>
+          <w:rFonts w:hint="eastAsia"/>
+          <w:lang w:val="en-US" w:eastAsia="zh-CN"/>
+        </w:rPr>
+        <w:t>“所以你要和我说啥？”</w:t>
+      </w:r>
+    </w:p>
+    <w:p>
+      <w:pPr>
+        <w:ind w:firstLine="420" w:firstLineChars="0"/>
+        <w:rPr>
+          <w:rFonts w:hint="eastAsia"/>
+          <w:lang w:val="en-US" w:eastAsia="zh-CN"/>
+        </w:rPr>
+      </w:pPr>
+      <w:r>
+        <w:rPr>
+          <w:rFonts w:hint="eastAsia"/>
+          <w:lang w:val="en-US" w:eastAsia="zh-CN"/>
+        </w:rPr>
+        <w:t>“期末考英语的时候何丽华作弊了。”</w:t>
+      </w:r>
+    </w:p>
+    <w:p>
+      <w:pPr>
+        <w:ind w:firstLine="420" w:firstLineChars="0"/>
+        <w:rPr>
+          <w:rFonts w:hint="eastAsia"/>
+          <w:lang w:val="en-US" w:eastAsia="zh-CN"/>
+        </w:rPr>
+      </w:pPr>
+      <w:r>
+        <w:rPr>
+          <w:rFonts w:hint="eastAsia"/>
+          <w:lang w:val="en-US" w:eastAsia="zh-CN"/>
+        </w:rPr>
+        <w:t>“啊？你和她？”</w:t>
+      </w:r>
+    </w:p>
+    <w:p>
+      <w:pPr>
+        <w:ind w:firstLine="420" w:firstLineChars="0"/>
+        <w:rPr>
+          <w:rFonts w:hint="eastAsia"/>
+          <w:lang w:val="en-US" w:eastAsia="zh-CN"/>
+        </w:rPr>
+      </w:pPr>
+      <w:r>
+        <w:rPr>
+          <w:rFonts w:hint="eastAsia"/>
+          <w:lang w:val="en-US" w:eastAsia="zh-CN"/>
+        </w:rPr>
+        <w:t>“她刚好分我旁边，顺势而为就抄了。”</w:t>
+      </w:r>
+    </w:p>
+    <w:p>
+      <w:pPr>
+        <w:ind w:firstLine="420" w:firstLineChars="0"/>
+        <w:rPr>
+          <w:rFonts w:hint="eastAsia"/>
+          <w:lang w:val="en-US" w:eastAsia="zh-CN"/>
+        </w:rPr>
+      </w:pPr>
+      <w:r>
+        <w:rPr>
+          <w:rFonts w:hint="eastAsia"/>
+          <w:lang w:val="en-US" w:eastAsia="zh-CN"/>
+        </w:rPr>
+        <w:t>“没被发现？”</w:t>
+      </w:r>
+    </w:p>
+    <w:p>
+      <w:pPr>
+        <w:ind w:firstLine="420" w:firstLineChars="0"/>
+        <w:rPr>
+          <w:rFonts w:hint="eastAsia"/>
+          <w:lang w:val="en-US" w:eastAsia="zh-CN"/>
+        </w:rPr>
+      </w:pPr>
+      <w:r>
+        <w:rPr>
+          <w:rFonts w:hint="eastAsia"/>
+          <w:lang w:val="en-US" w:eastAsia="zh-CN"/>
+        </w:rPr>
+        <w:t>“没有，但是我两现在互通消息就尴尬。”</w:t>
+      </w:r>
+    </w:p>
+    <w:p>
+      <w:pPr>
+        <w:ind w:firstLine="420" w:firstLineChars="0"/>
+        <w:rPr>
+          <w:rFonts w:hint="eastAsia"/>
+          <w:lang w:val="en-US" w:eastAsia="zh-CN"/>
+        </w:rPr>
+      </w:pPr>
+      <w:r>
+        <w:rPr>
+          <w:rFonts w:hint="eastAsia"/>
+          <w:lang w:val="en-US" w:eastAsia="zh-CN"/>
+        </w:rPr>
+        <w:t>“所以？你认为通过我可以帮你们和好？”</w:t>
+      </w:r>
+    </w:p>
+    <w:p>
+      <w:pPr>
+        <w:ind w:firstLine="420" w:firstLineChars="0"/>
+        <w:rPr>
+          <w:rFonts w:hint="eastAsia"/>
+          <w:lang w:val="en-US" w:eastAsia="zh-CN"/>
+        </w:rPr>
+      </w:pPr>
+      <w:r>
+        <w:rPr>
+          <w:rFonts w:hint="eastAsia"/>
+          <w:lang w:val="en-US" w:eastAsia="zh-CN"/>
+        </w:rPr>
+        <w:t>“没有啊，你不是说了你们两个没什么吗？”</w:t>
+      </w:r>
+    </w:p>
+    <w:p>
+      <w:pPr>
+        <w:ind w:firstLine="420" w:firstLineChars="0"/>
+        <w:rPr>
+          <w:rFonts w:hint="eastAsia"/>
+          <w:lang w:val="en-US" w:eastAsia="zh-CN"/>
+        </w:rPr>
+      </w:pPr>
+      <w:r>
+        <w:rPr>
+          <w:rFonts w:hint="eastAsia"/>
+          <w:lang w:val="en-US" w:eastAsia="zh-CN"/>
+        </w:rPr>
+        <w:t>“那你找我干什么？”</w:t>
+      </w:r>
+    </w:p>
+    <w:p>
+      <w:pPr>
+        <w:ind w:firstLine="420" w:firstLineChars="0"/>
+        <w:rPr>
+          <w:rFonts w:hint="eastAsia"/>
+          <w:lang w:val="en-US" w:eastAsia="zh-CN"/>
+        </w:rPr>
+      </w:pPr>
+      <w:r>
+        <w:rPr>
+          <w:rFonts w:hint="eastAsia"/>
+          <w:lang w:val="en-US" w:eastAsia="zh-CN"/>
+        </w:rPr>
+        <w:t>“说一声咯，免得以后她带着你躲着我。”</w:t>
+      </w:r>
+    </w:p>
+    <w:p>
+      <w:pPr>
+        <w:ind w:firstLine="420" w:firstLineChars="0"/>
+        <w:rPr>
+          <w:rFonts w:hint="eastAsia"/>
+          <w:lang w:val="en-US" w:eastAsia="zh-CN"/>
+        </w:rPr>
+      </w:pPr>
+      <w:r>
+        <w:rPr>
+          <w:rFonts w:hint="eastAsia"/>
+          <w:lang w:val="en-US" w:eastAsia="zh-CN"/>
+        </w:rPr>
+        <w:t>“哦。”</w:t>
+      </w:r>
+    </w:p>
+    <w:p>
+      <w:pPr>
+        <w:ind w:firstLine="420" w:firstLineChars="0"/>
+        <w:rPr>
+          <w:rFonts w:hint="eastAsia"/>
+          <w:lang w:val="en-US" w:eastAsia="zh-CN"/>
+        </w:rPr>
+      </w:pPr>
+      <w:r>
+        <w:rPr>
+          <w:rFonts w:hint="eastAsia"/>
+          <w:lang w:val="en-US" w:eastAsia="zh-CN"/>
+        </w:rPr>
+        <w:t>【什么叫躲着我？而且，我说的是什么？不是应该聊聊学习，或者说一下画画之类的话题吗？】</w:t>
+      </w:r>
+    </w:p>
+    <w:p>
+      <w:pPr>
+        <w:pStyle w:val="3"/>
+        <w:bidi w:val="0"/>
+        <w:jc w:val="center"/>
+        <w:rPr>
+          <w:rFonts w:hint="eastAsia"/>
+          <w:lang w:val="en-US" w:eastAsia="zh-CN"/>
+        </w:rPr>
+      </w:pPr>
+      <w:r>
+        <w:rPr>
+          <w:rFonts w:hint="eastAsia"/>
+          <w:lang w:val="en-US" w:eastAsia="zh-CN"/>
+        </w:rPr>
+        <w:t>2.4</w:t>
+      </w:r>
+    </w:p>
+    <w:p>
+      <w:pPr>
+        <w:ind w:firstLine="420" w:firstLineChars="0"/>
+        <w:rPr>
+          <w:rFonts w:hint="eastAsia"/>
+          <w:lang w:val="en-US" w:eastAsia="zh-CN"/>
+        </w:rPr>
+      </w:pPr>
+      <w:r>
+        <w:rPr>
+          <w:rFonts w:hint="eastAsia"/>
+          <w:lang w:val="en-US" w:eastAsia="zh-CN"/>
+        </w:rPr>
+        <w:t>在画室泡完一天，我回到家中，敲了敲门，没人开门。给父母两发了消息，才知道到，他两都在外面陪着自己的朋友们吃饭。</w:t>
+      </w:r>
+    </w:p>
+    <w:p>
+      <w:pPr>
+        <w:ind w:firstLine="420" w:firstLineChars="0"/>
+        <w:rPr>
+          <w:rFonts w:hint="eastAsia"/>
+          <w:lang w:val="en-US" w:eastAsia="zh-CN"/>
+        </w:rPr>
+      </w:pPr>
+      <w:r>
+        <w:rPr>
+          <w:rFonts w:hint="eastAsia"/>
+          <w:lang w:val="en-US" w:eastAsia="zh-CN"/>
+        </w:rPr>
+        <w:t>【他两下午应该是又吵架了，互相躲着。但是，没叫我带钥匙出门啊！】</w:t>
+      </w:r>
+    </w:p>
+    <w:p>
+      <w:pPr>
+        <w:ind w:firstLine="420" w:firstLineChars="0"/>
+        <w:rPr>
+          <w:rFonts w:hint="eastAsia"/>
+          <w:lang w:val="en-US" w:eastAsia="zh-CN"/>
+        </w:rPr>
+      </w:pPr>
+      <w:r>
+        <w:rPr>
+          <w:rFonts w:hint="eastAsia"/>
+          <w:lang w:val="en-US" w:eastAsia="zh-CN"/>
+        </w:rPr>
+        <w:t>没有暖气的楼道，以及门把手上挂着的包，廊道的灯光讥讽着我的无家可归。把手从没有钥匙的裤兜子里拔出来，背着包，决定去外面解决一餐。</w:t>
+      </w:r>
+    </w:p>
+    <w:p>
+      <w:pPr>
+        <w:ind w:firstLine="420" w:firstLineChars="0"/>
+        <w:rPr>
+          <w:rFonts w:hint="eastAsia"/>
+          <w:lang w:val="en-US" w:eastAsia="zh-CN"/>
+        </w:rPr>
+      </w:pPr>
+      <w:r>
+        <w:rPr>
+          <w:rFonts w:hint="eastAsia"/>
+          <w:lang w:val="en-US" w:eastAsia="zh-CN"/>
+        </w:rPr>
+        <w:t>【但是？像孤魂野鬼一样吗？或许？我可以去朋友家玩会？】</w:t>
+      </w:r>
+    </w:p>
+    <w:p>
+      <w:pPr>
+        <w:ind w:firstLine="420" w:firstLineChars="0"/>
+        <w:rPr>
+          <w:rFonts w:hint="eastAsia"/>
+          <w:lang w:val="en-US" w:eastAsia="zh-CN"/>
+        </w:rPr>
+      </w:pPr>
+      <w:r>
+        <w:rPr>
+          <w:rFonts w:hint="eastAsia"/>
+          <w:lang w:val="en-US" w:eastAsia="zh-CN"/>
+        </w:rPr>
+        <w:t>“在吗？”</w:t>
+      </w:r>
+    </w:p>
+    <w:p>
+      <w:pPr>
+        <w:ind w:firstLine="420" w:firstLineChars="0"/>
+        <w:rPr>
+          <w:rFonts w:hint="eastAsia"/>
+          <w:lang w:val="en-US" w:eastAsia="zh-CN"/>
+        </w:rPr>
+      </w:pPr>
+      <w:r>
+        <w:rPr>
+          <w:rFonts w:hint="eastAsia"/>
+          <w:lang w:val="en-US" w:eastAsia="zh-CN"/>
+        </w:rPr>
+        <w:t>“打游戏，等下说。”</w:t>
+      </w:r>
+    </w:p>
+    <w:p>
+      <w:pPr>
+        <w:ind w:firstLine="420" w:firstLineChars="0"/>
+        <w:rPr>
+          <w:rFonts w:hint="eastAsia"/>
+          <w:lang w:val="en-US" w:eastAsia="zh-CN"/>
+        </w:rPr>
+      </w:pPr>
+      <w:r>
+        <w:rPr>
+          <w:rFonts w:hint="eastAsia"/>
+          <w:lang w:val="en-US" w:eastAsia="zh-CN"/>
+        </w:rPr>
+        <w:t>【一如既往地秒回。但是，我好像找到了去处。】</w:t>
+      </w:r>
+    </w:p>
+    <w:p>
+      <w:pPr>
+        <w:ind w:firstLine="420" w:firstLineChars="0"/>
+        <w:rPr>
+          <w:rFonts w:hint="eastAsia"/>
+          <w:lang w:val="en-US" w:eastAsia="zh-CN"/>
+        </w:rPr>
+      </w:pPr>
+      <w:r>
+        <w:rPr>
+          <w:rFonts w:hint="eastAsia"/>
+          <w:lang w:val="en-US" w:eastAsia="zh-CN"/>
+        </w:rPr>
+        <w:t>我按响了他家的门铃，等了没一会，他就来给我开门了。</w:t>
+      </w:r>
+    </w:p>
+    <w:p>
+      <w:pPr>
+        <w:ind w:firstLine="420" w:firstLineChars="0"/>
+        <w:rPr>
+          <w:rFonts w:hint="eastAsia"/>
+          <w:lang w:val="en-US" w:eastAsia="zh-CN"/>
+        </w:rPr>
+      </w:pPr>
+      <w:r>
+        <w:rPr>
+          <w:rFonts w:hint="eastAsia"/>
+          <w:lang w:val="en-US" w:eastAsia="zh-CN"/>
+        </w:rPr>
+        <w:t>“啊？你抽什么风？跑来我这里。”</w:t>
+      </w:r>
+    </w:p>
+    <w:p>
+      <w:pPr>
+        <w:ind w:firstLine="420" w:firstLineChars="0"/>
+        <w:rPr>
+          <w:rFonts w:hint="eastAsia"/>
+          <w:lang w:val="en-US" w:eastAsia="zh-CN"/>
+        </w:rPr>
+      </w:pPr>
+      <w:r>
+        <w:rPr>
+          <w:rFonts w:hint="eastAsia"/>
+          <w:lang w:val="en-US" w:eastAsia="zh-CN"/>
+        </w:rPr>
+        <w:t>“被锁外面了，拍你这来混口饭吃。”</w:t>
+      </w:r>
+    </w:p>
+    <w:p>
+      <w:pPr>
+        <w:ind w:firstLine="420" w:firstLineChars="0"/>
+        <w:rPr>
+          <w:rFonts w:hint="eastAsia"/>
+          <w:lang w:val="en-US" w:eastAsia="zh-CN"/>
+        </w:rPr>
+      </w:pPr>
+      <w:r>
+        <w:rPr>
+          <w:rFonts w:hint="eastAsia"/>
+          <w:lang w:val="en-US" w:eastAsia="zh-CN"/>
+        </w:rPr>
+        <w:t>“……要给钱哦！”</w:t>
+      </w:r>
+    </w:p>
+    <w:p>
+      <w:pPr>
+        <w:ind w:firstLine="420" w:firstLineChars="0"/>
+        <w:rPr>
+          <w:rFonts w:hint="eastAsia"/>
+          <w:lang w:val="en-US" w:eastAsia="zh-CN"/>
+        </w:rPr>
+      </w:pPr>
+      <w:r>
+        <w:rPr>
+          <w:rFonts w:hint="eastAsia"/>
+          <w:lang w:val="en-US" w:eastAsia="zh-CN"/>
+        </w:rPr>
+        <w:t>“那你能不能给我开门先，很冷的耶！”</w:t>
+      </w:r>
+    </w:p>
+    <w:p>
+      <w:pPr>
+        <w:ind w:firstLine="420" w:firstLineChars="0"/>
+        <w:rPr>
+          <w:rFonts w:hint="eastAsia"/>
+          <w:lang w:val="en-US" w:eastAsia="zh-CN"/>
+        </w:rPr>
+      </w:pPr>
+      <w:r>
+        <w:rPr>
+          <w:rFonts w:hint="eastAsia"/>
+          <w:lang w:val="en-US" w:eastAsia="zh-CN"/>
+        </w:rPr>
+        <w:t>房子里开了暖气，暖和了许多。然后他又跑上楼去打游戏了，留下了一句：</w:t>
+      </w:r>
+    </w:p>
+    <w:p>
+      <w:pPr>
+        <w:ind w:firstLine="420" w:firstLineChars="0"/>
+        <w:rPr>
+          <w:rFonts w:hint="eastAsia"/>
+          <w:lang w:val="en-US" w:eastAsia="zh-CN"/>
+        </w:rPr>
+      </w:pPr>
+      <w:r>
+        <w:rPr>
+          <w:rFonts w:hint="eastAsia"/>
+          <w:lang w:val="en-US" w:eastAsia="zh-CN"/>
+        </w:rPr>
+        <w:t>“等我一会，快打完了。有热水，自己搞去点喝。”</w:t>
+      </w:r>
+    </w:p>
+    <w:p>
+      <w:pPr>
+        <w:ind w:firstLine="420" w:firstLineChars="0"/>
+        <w:rPr>
+          <w:rFonts w:hint="default"/>
+          <w:lang w:val="en-US" w:eastAsia="zh-CN"/>
+        </w:rPr>
+      </w:pPr>
+      <w:r>
+        <w:rPr>
+          <w:rFonts w:hint="eastAsia"/>
+          <w:lang w:val="en-US" w:eastAsia="zh-CN"/>
+        </w:rPr>
+        <w:t>在沙发上捧着手机坐了一会，他便跑下来做饭。他走到厨房里，看了眼冰箱：</w:t>
+      </w:r>
+    </w:p>
+    <w:p>
+      <w:pPr>
+        <w:ind w:firstLine="420" w:firstLineChars="0"/>
+        <w:rPr>
+          <w:rFonts w:hint="eastAsia"/>
+          <w:lang w:val="en-US" w:eastAsia="zh-CN"/>
+        </w:rPr>
+      </w:pPr>
+      <w:r>
+        <w:rPr>
+          <w:rFonts w:hint="eastAsia"/>
+          <w:lang w:val="en-US" w:eastAsia="zh-CN"/>
+        </w:rPr>
+        <w:t>“吃点啥？”</w:t>
+      </w:r>
+    </w:p>
+    <w:p>
+      <w:pPr>
+        <w:ind w:firstLine="420" w:firstLineChars="0"/>
+        <w:rPr>
+          <w:rFonts w:hint="eastAsia"/>
+          <w:lang w:val="en-US" w:eastAsia="zh-CN"/>
+        </w:rPr>
+      </w:pPr>
+      <w:r>
+        <w:rPr>
+          <w:rFonts w:hint="eastAsia"/>
+          <w:lang w:val="en-US" w:eastAsia="zh-CN"/>
+        </w:rPr>
+        <w:t>“有啥吃啥。”</w:t>
+      </w:r>
+    </w:p>
+    <w:p>
+      <w:pPr>
+        <w:ind w:firstLine="420" w:firstLineChars="0"/>
+        <w:rPr>
+          <w:rFonts w:hint="eastAsia"/>
+          <w:lang w:val="en-US" w:eastAsia="zh-CN"/>
+        </w:rPr>
+      </w:pPr>
+      <w:r>
+        <w:rPr>
+          <w:rFonts w:hint="eastAsia"/>
+          <w:lang w:val="en-US" w:eastAsia="zh-CN"/>
+        </w:rPr>
+        <w:t>“就等你这句话了，突然跑来还想吃啥想吃的。”</w:t>
+      </w:r>
+    </w:p>
+    <w:p>
+      <w:pPr>
+        <w:ind w:firstLine="420" w:firstLineChars="0"/>
+        <w:rPr>
+          <w:rFonts w:hint="eastAsia"/>
+          <w:lang w:val="en-US" w:eastAsia="zh-CN"/>
+        </w:rPr>
+      </w:pPr>
+      <w:r>
+        <w:rPr>
+          <w:rFonts w:hint="eastAsia"/>
+          <w:lang w:val="en-US" w:eastAsia="zh-CN"/>
+        </w:rPr>
+        <w:t>“那你问我干啥？”</w:t>
+      </w:r>
+    </w:p>
+    <w:p>
+      <w:pPr>
+        <w:ind w:firstLine="420" w:firstLineChars="0"/>
+        <w:rPr>
+          <w:rFonts w:hint="eastAsia"/>
+          <w:lang w:val="en-US" w:eastAsia="zh-CN"/>
+        </w:rPr>
+      </w:pPr>
+      <w:r>
+        <w:rPr>
+          <w:rFonts w:hint="eastAsia"/>
+          <w:lang w:val="en-US" w:eastAsia="zh-CN"/>
+        </w:rPr>
+        <w:t>“这不，你还是客人呢。”</w:t>
+      </w:r>
+    </w:p>
+    <w:p>
+      <w:pPr>
+        <w:ind w:firstLine="420" w:firstLineChars="0"/>
+        <w:rPr>
+          <w:rFonts w:hint="eastAsia"/>
+          <w:lang w:val="en-US" w:eastAsia="zh-CN"/>
+        </w:rPr>
+      </w:pPr>
+      <w:r>
+        <w:rPr>
+          <w:rFonts w:hint="eastAsia"/>
+          <w:lang w:val="en-US" w:eastAsia="zh-CN"/>
+        </w:rPr>
+        <w:t>“那我想吃蒸排骨。”</w:t>
+      </w:r>
+    </w:p>
+    <w:p>
+      <w:pPr>
+        <w:ind w:firstLine="420" w:firstLineChars="0"/>
+        <w:rPr>
+          <w:rFonts w:hint="eastAsia"/>
+          <w:lang w:val="en-US" w:eastAsia="zh-CN"/>
+        </w:rPr>
+      </w:pPr>
+      <w:r>
+        <w:rPr>
+          <w:rFonts w:hint="eastAsia"/>
+          <w:lang w:val="en-US" w:eastAsia="zh-CN"/>
+        </w:rPr>
+        <w:t>“Nice！刚好有，这就不能说我待客不周了。”</w:t>
+      </w:r>
+    </w:p>
+    <w:p>
+      <w:pPr>
+        <w:ind w:firstLine="420" w:firstLineChars="0"/>
+        <w:rPr>
+          <w:rFonts w:hint="eastAsia"/>
+          <w:lang w:val="en-US" w:eastAsia="zh-CN"/>
+        </w:rPr>
+      </w:pPr>
+      <w:r>
+        <w:rPr>
+          <w:rFonts w:hint="eastAsia"/>
+          <w:lang w:val="en-US" w:eastAsia="zh-CN"/>
+        </w:rPr>
+        <w:t>在八点半，我终于吃上了晚饭。吃得挺尽兴地，可能是我太饿的缘故，也可能他自己厨艺确实不错。</w:t>
+      </w:r>
+    </w:p>
+    <w:p>
+      <w:pPr>
+        <w:pStyle w:val="3"/>
+        <w:bidi w:val="0"/>
+        <w:jc w:val="center"/>
+        <w:rPr>
+          <w:rFonts w:hint="eastAsia"/>
+          <w:lang w:val="en-US" w:eastAsia="zh-CN"/>
+        </w:rPr>
+      </w:pPr>
+      <w:r>
+        <w:rPr>
+          <w:rFonts w:hint="eastAsia"/>
+          <w:lang w:val="en-US" w:eastAsia="zh-CN"/>
+        </w:rPr>
+        <w:t>2.5</w:t>
+      </w:r>
+    </w:p>
+    <w:p>
+      <w:pPr>
+        <w:ind w:firstLine="420" w:firstLineChars="0"/>
+        <w:rPr>
+          <w:rFonts w:hint="eastAsia"/>
+          <w:lang w:val="en-US" w:eastAsia="zh-CN"/>
+        </w:rPr>
+      </w:pPr>
+      <w:r>
+        <w:rPr>
+          <w:rFonts w:hint="eastAsia"/>
+          <w:lang w:val="en-US" w:eastAsia="zh-CN"/>
+        </w:rPr>
+        <w:t>“那你为啥跑来我这啊？”</w:t>
+      </w:r>
+    </w:p>
+    <w:p>
+      <w:pPr>
+        <w:ind w:firstLine="420" w:firstLineChars="0"/>
+        <w:rPr>
+          <w:rFonts w:hint="eastAsia"/>
+          <w:lang w:val="en-US" w:eastAsia="zh-CN"/>
+        </w:rPr>
+      </w:pPr>
+      <w:r>
+        <w:rPr>
+          <w:rFonts w:hint="eastAsia"/>
+          <w:lang w:val="en-US" w:eastAsia="zh-CN"/>
+        </w:rPr>
+        <w:t>“家门反锁了，没地方去。”</w:t>
+      </w:r>
+    </w:p>
+    <w:p>
+      <w:pPr>
+        <w:ind w:firstLine="420" w:firstLineChars="0"/>
+        <w:rPr>
+          <w:rFonts w:hint="eastAsia"/>
+          <w:lang w:val="en-US" w:eastAsia="zh-CN"/>
+        </w:rPr>
+      </w:pPr>
+      <w:r>
+        <w:rPr>
+          <w:rFonts w:hint="eastAsia"/>
+          <w:lang w:val="en-US" w:eastAsia="zh-CN"/>
+        </w:rPr>
+        <w:t>“……今天何丽华可不在哦，你可用不了之前的理由了哦。”</w:t>
+      </w:r>
+    </w:p>
+    <w:p>
+      <w:pPr>
+        <w:ind w:firstLine="420" w:firstLineChars="0"/>
+        <w:rPr>
+          <w:rFonts w:hint="eastAsia"/>
+          <w:lang w:val="en-US" w:eastAsia="zh-CN"/>
+        </w:rPr>
+      </w:pPr>
+      <w:r>
+        <w:rPr>
+          <w:rFonts w:hint="eastAsia"/>
+          <w:lang w:val="en-US" w:eastAsia="zh-CN"/>
+        </w:rPr>
+        <w:t>“催催催，赶我走吗？”</w:t>
+      </w:r>
+    </w:p>
+    <w:p>
+      <w:pPr>
+        <w:ind w:firstLine="420" w:firstLineChars="0"/>
+        <w:rPr>
+          <w:rFonts w:hint="eastAsia"/>
+          <w:lang w:val="en-US" w:eastAsia="zh-CN"/>
+        </w:rPr>
+      </w:pPr>
+      <w:r>
+        <w:rPr>
+          <w:rFonts w:hint="eastAsia"/>
+          <w:lang w:val="en-US" w:eastAsia="zh-CN"/>
+        </w:rPr>
+        <w:t>【难道何丽华不来我就没理由呆在这里了？但是好像确实不应该，囧。】</w:t>
+      </w:r>
+    </w:p>
+    <w:p>
+      <w:pPr>
+        <w:ind w:firstLine="420" w:firstLineChars="0"/>
+        <w:rPr>
+          <w:rFonts w:hint="eastAsia"/>
+          <w:lang w:val="en-US" w:eastAsia="zh-CN"/>
+        </w:rPr>
+      </w:pPr>
+      <w:r>
+        <w:rPr>
+          <w:rFonts w:hint="eastAsia"/>
+          <w:lang w:val="en-US" w:eastAsia="zh-CN"/>
+        </w:rPr>
+        <w:t>“那就呆在这里咯，反正你也熟悉了，自己准备下，我接着玩游戏了。”</w:t>
+      </w:r>
+    </w:p>
+    <w:p>
+      <w:pPr>
+        <w:ind w:firstLine="420" w:firstLineChars="0"/>
+        <w:rPr>
+          <w:rFonts w:hint="eastAsia"/>
+          <w:lang w:val="en-US" w:eastAsia="zh-CN"/>
+        </w:rPr>
+      </w:pPr>
+      <w:r>
+        <w:rPr>
+          <w:rFonts w:hint="eastAsia"/>
+          <w:lang w:val="en-US" w:eastAsia="zh-CN"/>
+        </w:rPr>
+        <w:t>“好咯，那你洗碗。”</w:t>
+      </w:r>
+    </w:p>
+    <w:p>
+      <w:pPr>
+        <w:ind w:firstLine="420" w:firstLineChars="0"/>
+        <w:rPr>
+          <w:rFonts w:hint="eastAsia"/>
+          <w:lang w:val="en-US" w:eastAsia="zh-CN"/>
+        </w:rPr>
+      </w:pPr>
+      <w:r>
+        <w:rPr>
+          <w:rFonts w:hint="eastAsia"/>
+          <w:lang w:val="en-US" w:eastAsia="zh-CN"/>
+        </w:rPr>
+        <w:t>“使唤我是吧？夜不归宿的不良少女，我要举报你。”</w:t>
+      </w:r>
+    </w:p>
+    <w:p>
+      <w:pPr>
+        <w:ind w:firstLine="420" w:firstLineChars="0"/>
+        <w:rPr>
+          <w:rFonts w:hint="eastAsia"/>
+          <w:lang w:val="en-US" w:eastAsia="zh-CN"/>
+        </w:rPr>
+      </w:pPr>
+      <w:r>
+        <w:rPr>
+          <w:rFonts w:hint="eastAsia"/>
+          <w:lang w:val="en-US" w:eastAsia="zh-CN"/>
+        </w:rPr>
+        <w:t>“你能举报我我就和何丽华说，你收留我一个人过夜。”</w:t>
+      </w:r>
+    </w:p>
+    <w:p>
+      <w:pPr>
+        <w:ind w:firstLine="420" w:firstLineChars="0"/>
+        <w:rPr>
+          <w:rFonts w:hint="eastAsia"/>
+          <w:lang w:val="en-US" w:eastAsia="zh-CN"/>
+        </w:rPr>
+      </w:pPr>
+      <w:r>
+        <w:rPr>
+          <w:rFonts w:hint="eastAsia"/>
+          <w:lang w:val="en-US" w:eastAsia="zh-CN"/>
+        </w:rPr>
+        <w:t>“我不赶你出去就挺好的了，还想收留你。”</w:t>
+      </w:r>
+    </w:p>
+    <w:p>
+      <w:pPr>
+        <w:ind w:firstLine="420" w:firstLineChars="0"/>
+        <w:rPr>
+          <w:rFonts w:hint="eastAsia"/>
+          <w:lang w:val="en-US" w:eastAsia="zh-CN"/>
+        </w:rPr>
+      </w:pPr>
+      <w:r>
+        <w:rPr>
+          <w:rFonts w:hint="eastAsia"/>
+          <w:lang w:val="en-US" w:eastAsia="zh-CN"/>
+        </w:rPr>
+        <w:t>【……】</w:t>
+      </w:r>
+    </w:p>
+    <w:p>
+      <w:pPr>
+        <w:ind w:firstLine="420" w:firstLineChars="0"/>
+        <w:rPr>
+          <w:rFonts w:hint="eastAsia"/>
+          <w:lang w:val="en-US" w:eastAsia="zh-CN"/>
+        </w:rPr>
+      </w:pPr>
+      <w:r>
+        <w:rPr>
+          <w:rFonts w:hint="eastAsia"/>
+          <w:lang w:val="en-US" w:eastAsia="zh-CN"/>
+        </w:rPr>
+        <w:t>“算了算了，开玩笑的，快吃完，我洗碗。”</w:t>
+      </w:r>
+    </w:p>
+    <w:p>
+      <w:pPr>
+        <w:ind w:firstLine="420" w:firstLineChars="0"/>
+        <w:rPr>
+          <w:rFonts w:hint="eastAsia"/>
+          <w:lang w:val="en-US" w:eastAsia="zh-CN"/>
+        </w:rPr>
+      </w:pPr>
+      <w:r>
+        <w:rPr>
+          <w:rFonts w:hint="eastAsia"/>
+          <w:lang w:val="en-US" w:eastAsia="zh-CN"/>
+        </w:rPr>
+        <w:t>收拾妥当，便是夜晚，他在房间里玩游戏，我在沙发上追剧。直到睡觉，思绪从喧闹的电视剧中剥离，我才安静的，安静地躺在床上。</w:t>
+      </w:r>
+    </w:p>
+    <w:p>
+      <w:pPr>
+        <w:ind w:firstLine="420" w:firstLineChars="0"/>
+        <w:rPr>
+          <w:rFonts w:hint="eastAsia"/>
+          <w:lang w:val="en-US" w:eastAsia="zh-CN"/>
+        </w:rPr>
+      </w:pPr>
+      <w:r>
+        <w:rPr>
+          <w:rFonts w:hint="eastAsia"/>
+          <w:lang w:val="en-US" w:eastAsia="zh-CN"/>
+        </w:rPr>
+        <w:t>【我像野狗一样，一切生存来源于施舍。】</w:t>
+      </w:r>
+    </w:p>
+    <w:p>
+      <w:pPr>
+        <w:ind w:firstLine="420" w:firstLineChars="0"/>
+        <w:rPr>
+          <w:rFonts w:hint="eastAsia"/>
+          <w:lang w:val="en-US" w:eastAsia="zh-CN"/>
+        </w:rPr>
+      </w:pPr>
+      <w:r>
+        <w:rPr>
+          <w:rFonts w:hint="eastAsia"/>
+          <w:lang w:val="en-US" w:eastAsia="zh-CN"/>
+        </w:rPr>
+        <w:t>【或许？】</w:t>
+      </w:r>
+    </w:p>
+    <w:p>
+      <w:pPr>
+        <w:ind w:firstLine="420" w:firstLineChars="0"/>
+        <w:rPr>
+          <w:rFonts w:hint="default"/>
+          <w:lang w:val="en-US" w:eastAsia="zh-CN"/>
+        </w:rPr>
+      </w:pPr>
+      <w:r>
+        <w:rPr>
+          <w:rFonts w:hint="eastAsia"/>
+          <w:lang w:val="en-US" w:eastAsia="zh-CN"/>
+        </w:rPr>
+        <w:t>一种渴望需要的情绪操控着我，把我从床上拉起来，让我蹑手蹑脚地打开了关着他的门。我用手指搓了搓他的脸，苍白地说：</w:t>
+      </w:r>
+    </w:p>
+    <w:p>
+      <w:pPr>
+        <w:ind w:firstLine="420" w:firstLineChars="0"/>
+        <w:rPr>
+          <w:rFonts w:hint="eastAsia"/>
+          <w:lang w:val="en-US" w:eastAsia="zh-CN"/>
+        </w:rPr>
+      </w:pPr>
+      <w:r>
+        <w:rPr>
+          <w:rFonts w:hint="eastAsia"/>
+          <w:lang w:val="en-US" w:eastAsia="zh-CN"/>
+        </w:rPr>
+        <w:t>“做吗？”</w:t>
+      </w:r>
+    </w:p>
+    <w:p>
+      <w:pPr>
+        <w:ind w:firstLine="420" w:firstLineChars="0"/>
+        <w:rPr>
+          <w:rFonts w:hint="eastAsia"/>
+          <w:lang w:val="en-US" w:eastAsia="zh-CN"/>
+        </w:rPr>
+      </w:pPr>
+      <w:r>
+        <w:rPr>
+          <w:rFonts w:hint="eastAsia"/>
+          <w:lang w:val="en-US" w:eastAsia="zh-CN"/>
+        </w:rPr>
+        <w:t>痛苦地、茫然地、疲惫地……</w:t>
+      </w:r>
+    </w:p>
+    <w:p>
+      <w:pPr>
+        <w:ind w:firstLine="420" w:firstLineChars="0"/>
+        <w:rPr>
+          <w:rFonts w:hint="eastAsia"/>
+          <w:lang w:val="en-US" w:eastAsia="zh-CN"/>
+        </w:rPr>
+      </w:pPr>
+      <w:r>
+        <w:rPr>
+          <w:rFonts w:hint="eastAsia"/>
+          <w:lang w:val="en-US" w:eastAsia="zh-CN"/>
+        </w:rPr>
+        <w:t>太阳透过了窗帘，照亮了那张染血的床单。在陌生的床上醒来，担心，却解脱、却安定。</w:t>
+      </w:r>
+    </w:p>
+    <w:p>
+      <w:pPr>
+        <w:ind w:firstLine="420" w:firstLineChars="0"/>
+        <w:rPr>
+          <w:rFonts w:hint="eastAsia"/>
+          <w:lang w:val="en-US" w:eastAsia="zh-CN"/>
+        </w:rPr>
+      </w:pPr>
+      <w:r>
+        <w:rPr>
+          <w:rFonts w:hint="eastAsia"/>
+          <w:lang w:val="en-US" w:eastAsia="zh-CN"/>
+        </w:rPr>
+        <w:t>【有种道德感驱使我去命令这个亏欠了我的人。】</w:t>
+      </w:r>
+    </w:p>
+    <w:p>
+      <w:pPr>
+        <w:ind w:firstLine="420" w:firstLineChars="0"/>
+        <w:rPr>
+          <w:rFonts w:hint="eastAsia"/>
+          <w:lang w:val="en-US" w:eastAsia="zh-CN"/>
+        </w:rPr>
+      </w:pPr>
+      <w:r>
+        <w:rPr>
+          <w:rFonts w:hint="eastAsia"/>
+          <w:lang w:val="en-US" w:eastAsia="zh-CN"/>
+        </w:rPr>
+        <w:t>“你也不想这件事被别人知道吧，以后听我话。”</w:t>
+      </w:r>
+    </w:p>
+    <w:p>
+      <w:pPr>
+        <w:ind w:firstLine="420" w:firstLineChars="0"/>
+        <w:rPr>
+          <w:rFonts w:hint="eastAsia"/>
+          <w:lang w:val="en-US" w:eastAsia="zh-CN"/>
+        </w:rPr>
+      </w:pPr>
+      <w:r>
+        <w:rPr>
+          <w:rFonts w:hint="eastAsia"/>
+          <w:lang w:val="en-US" w:eastAsia="zh-CN"/>
+        </w:rPr>
+        <w:t>“为什么，不是你说……”</w:t>
+      </w:r>
+    </w:p>
+    <w:p>
+      <w:pPr>
+        <w:ind w:firstLine="420" w:firstLineChars="0"/>
+        <w:rPr>
+          <w:rFonts w:hint="eastAsia"/>
+          <w:lang w:val="en-US" w:eastAsia="zh-CN"/>
+        </w:rPr>
+      </w:pPr>
+      <w:r>
+        <w:rPr>
+          <w:rFonts w:hint="eastAsia"/>
+          <w:lang w:val="en-US" w:eastAsia="zh-CN"/>
+        </w:rPr>
+        <w:t>“不不不，我的年龄，法律你懂吗？”</w:t>
+      </w:r>
+    </w:p>
+    <w:p>
+      <w:pPr>
+        <w:ind w:firstLine="420" w:firstLineChars="0"/>
+        <w:rPr>
+          <w:rFonts w:hint="eastAsia"/>
+          <w:lang w:val="en-US" w:eastAsia="zh-CN"/>
+        </w:rPr>
+      </w:pPr>
+      <w:r>
+        <w:rPr>
+          <w:rFonts w:hint="eastAsia"/>
+          <w:lang w:val="en-US" w:eastAsia="zh-CN"/>
+        </w:rPr>
+        <w:t>脸色苍白的、瞳孔放大的，他哽咽了又沉默了：</w:t>
+      </w:r>
+    </w:p>
+    <w:p>
+      <w:pPr>
+        <w:ind w:firstLine="420" w:firstLineChars="0"/>
+        <w:rPr>
+          <w:rFonts w:hint="default"/>
+          <w:lang w:val="en-US" w:eastAsia="zh-CN"/>
+        </w:rPr>
+      </w:pPr>
+      <w:r>
+        <w:rPr>
+          <w:rFonts w:hint="eastAsia"/>
+          <w:lang w:val="en-US" w:eastAsia="zh-CN"/>
+        </w:rPr>
+        <w:t>“那我，去准备早餐。”</w:t>
+      </w:r>
+    </w:p>
+    <w:p>
+      <w:pPr>
+        <w:ind w:firstLine="420" w:firstLineChars="0"/>
+        <w:rPr>
+          <w:rFonts w:hint="eastAsia"/>
+          <w:lang w:val="en-US" w:eastAsia="zh-CN"/>
+        </w:rPr>
+      </w:pPr>
+      <w:r>
+        <w:rPr>
+          <w:rFonts w:hint="eastAsia"/>
+          <w:lang w:val="en-US" w:eastAsia="zh-CN"/>
+        </w:rPr>
+        <w:t>【呵呵呵，我怎么会是野狗呢？被人侍奉的感觉真好啊！】</w:t>
+      </w:r>
+    </w:p>
+    <w:p>
+      <w:pPr>
+        <w:pStyle w:val="3"/>
+        <w:bidi w:val="0"/>
+        <w:jc w:val="center"/>
+        <w:rPr>
+          <w:rFonts w:hint="eastAsia"/>
+          <w:lang w:val="en-US" w:eastAsia="zh-CN"/>
+        </w:rPr>
+      </w:pPr>
+      <w:r>
+        <w:rPr>
+          <w:rFonts w:hint="eastAsia"/>
+          <w:lang w:val="en-US" w:eastAsia="zh-CN"/>
+        </w:rPr>
+        <w:t>2.6</w:t>
+      </w:r>
+    </w:p>
+    <w:p>
+      <w:pPr>
+        <w:ind w:firstLine="420" w:firstLineChars="0"/>
+        <w:rPr>
+          <w:rFonts w:hint="eastAsia"/>
+          <w:lang w:val="en-US" w:eastAsia="zh-CN"/>
+        </w:rPr>
+      </w:pPr>
+      <w:r>
+        <w:rPr>
+          <w:rFonts w:hint="eastAsia"/>
+          <w:lang w:val="en-US" w:eastAsia="zh-CN"/>
+        </w:rPr>
+        <w:t>家是死寂的，我往返于画室和家，像是被上了发条的机器，完成两点一线的任务。离开画室的时候，路灯昏暗，树上的乌鸦透过灯光凝视着我，洁亮的羽毛反射着妖艳的光。</w:t>
+      </w:r>
+    </w:p>
+    <w:p>
+      <w:pPr>
+        <w:ind w:firstLine="420" w:firstLineChars="0"/>
+        <w:rPr>
+          <w:rFonts w:hint="eastAsia"/>
+          <w:lang w:val="en-US" w:eastAsia="zh-CN"/>
+        </w:rPr>
+      </w:pPr>
+      <w:r>
+        <w:rPr>
+          <w:rFonts w:hint="eastAsia"/>
+          <w:lang w:val="en-US" w:eastAsia="zh-CN"/>
+        </w:rPr>
+        <w:t>【应该是这只把？之前叫得很响亮的那只?他在等夜晚宵夜档关闭后的残羹剩饭吗？】</w:t>
+      </w:r>
+    </w:p>
+    <w:p>
+      <w:pPr>
+        <w:ind w:firstLine="420" w:firstLineChars="0"/>
+        <w:rPr>
+          <w:rFonts w:hint="eastAsia"/>
+          <w:lang w:val="en-US" w:eastAsia="zh-CN"/>
+        </w:rPr>
+      </w:pPr>
+      <w:r>
+        <w:rPr>
+          <w:rFonts w:hint="eastAsia"/>
+          <w:lang w:val="en-US" w:eastAsia="zh-CN"/>
+        </w:rPr>
+        <w:t>天气似乎是冷了，乌鸦缺乏了鸣叫的动力，只是安静地驻着。我也因为天寒地冻，把围巾裹得更严实了些。</w:t>
+      </w:r>
+    </w:p>
+    <w:p>
+      <w:pPr>
+        <w:ind w:firstLine="420" w:firstLineChars="0"/>
+        <w:rPr>
+          <w:rFonts w:hint="eastAsia"/>
+          <w:lang w:val="en-US" w:eastAsia="zh-CN"/>
+        </w:rPr>
+      </w:pPr>
+      <w:r>
+        <w:rPr>
+          <w:rFonts w:hint="eastAsia"/>
+          <w:lang w:val="en-US" w:eastAsia="zh-CN"/>
+        </w:rPr>
+        <w:t>回到家，爸妈热情地招呼我吃了晚饭。这次的确是热情，不同往日地开始聊天起来，像是他们的关系和好了一点一样，像是他们想起来了有一个共同的女儿一样。</w:t>
+      </w:r>
+    </w:p>
+    <w:p>
+      <w:pPr>
+        <w:ind w:firstLine="420" w:firstLineChars="0"/>
+        <w:rPr>
+          <w:rFonts w:hint="eastAsia"/>
+          <w:lang w:val="en-US" w:eastAsia="zh-CN"/>
+        </w:rPr>
+      </w:pPr>
+      <w:r>
+        <w:rPr>
+          <w:rFonts w:hint="eastAsia"/>
+          <w:lang w:val="en-US" w:eastAsia="zh-CN"/>
+        </w:rPr>
+        <w:t>【尽管似乎有点尴尬，但是总归是复合了一点。】</w:t>
+      </w:r>
+    </w:p>
+    <w:p>
+      <w:pPr>
+        <w:ind w:firstLine="420" w:firstLineChars="0"/>
+        <w:rPr>
+          <w:rFonts w:hint="eastAsia"/>
+          <w:lang w:val="en-US" w:eastAsia="zh-CN"/>
+        </w:rPr>
+      </w:pPr>
+      <w:r>
+        <w:rPr>
+          <w:rFonts w:hint="eastAsia"/>
+          <w:lang w:val="en-US" w:eastAsia="zh-CN"/>
+        </w:rPr>
+        <w:t>但是，在我去洗澡的时候，发现其实好像没什么变化——依旧是两人隔得老远，做着自己的事情。</w:t>
+      </w:r>
+    </w:p>
+    <w:p>
+      <w:pPr>
+        <w:ind w:firstLine="420" w:firstLineChars="0"/>
+        <w:rPr>
+          <w:rFonts w:hint="eastAsia"/>
+          <w:lang w:val="en-US" w:eastAsia="zh-CN"/>
+        </w:rPr>
+      </w:pPr>
+      <w:r>
+        <w:rPr>
+          <w:rFonts w:hint="eastAsia"/>
+          <w:lang w:val="en-US" w:eastAsia="zh-CN"/>
+        </w:rPr>
+        <w:t>【像是为了我而扮演，去保护自己的那最后一点道德。那他们真的爱我吗？还是说我只是他们的户口本上的孩子？】</w:t>
+      </w:r>
+    </w:p>
+    <w:p>
+      <w:pPr>
+        <w:ind w:firstLine="420" w:firstLineChars="0"/>
+        <w:rPr>
+          <w:rFonts w:hint="eastAsia"/>
+          <w:lang w:val="en-US" w:eastAsia="zh-CN"/>
+        </w:rPr>
+      </w:pPr>
+      <w:r>
+        <w:rPr>
+          <w:rFonts w:hint="eastAsia"/>
+          <w:lang w:val="en-US" w:eastAsia="zh-CN"/>
+        </w:rPr>
+        <w:t>“对了，这周六休假，何丽华叫我陪她去图书馆写作业。”</w:t>
+      </w:r>
+    </w:p>
+    <w:p>
+      <w:pPr>
+        <w:ind w:firstLine="420" w:firstLineChars="0"/>
+        <w:rPr>
+          <w:rFonts w:hint="eastAsia"/>
+          <w:lang w:val="en-US" w:eastAsia="zh-CN"/>
+        </w:rPr>
+      </w:pPr>
+      <w:r>
+        <w:rPr>
+          <w:rFonts w:hint="eastAsia"/>
+          <w:lang w:val="en-US" w:eastAsia="zh-CN"/>
+        </w:rPr>
+        <w:t>“哦，注意安全……”</w:t>
+      </w:r>
+    </w:p>
+    <w:p>
+      <w:pPr>
+        <w:ind w:firstLine="420" w:firstLineChars="0"/>
+        <w:rPr>
+          <w:rFonts w:hint="eastAsia"/>
+          <w:lang w:val="en-US" w:eastAsia="zh-CN"/>
+        </w:rPr>
+      </w:pPr>
+      <w:r>
+        <w:rPr>
+          <w:rFonts w:hint="eastAsia"/>
+          <w:lang w:val="en-US" w:eastAsia="zh-CN"/>
+        </w:rPr>
+        <w:t>“够不够钱花，不够和我说一声……”</w:t>
+      </w:r>
+    </w:p>
+    <w:p>
+      <w:pPr>
+        <w:ind w:firstLine="420" w:firstLineChars="0"/>
+        <w:rPr>
+          <w:rFonts w:hint="default"/>
+          <w:lang w:val="en-US" w:eastAsia="zh-CN"/>
+        </w:rPr>
+      </w:pPr>
+      <w:r>
+        <w:rPr>
+          <w:rFonts w:hint="eastAsia"/>
+          <w:lang w:val="en-US" w:eastAsia="zh-CN"/>
+        </w:rPr>
+        <w:t>一如既往地，草率地答应了。通知过两位的我故作正经地回到房间，给他发完消息后摊在了床上：</w:t>
+      </w:r>
+    </w:p>
+    <w:p>
+      <w:pPr>
+        <w:ind w:firstLine="420" w:firstLineChars="0"/>
+        <w:rPr>
+          <w:rFonts w:hint="eastAsia"/>
+          <w:lang w:val="en-US" w:eastAsia="zh-CN"/>
+        </w:rPr>
+      </w:pPr>
+      <w:r>
+        <w:rPr>
+          <w:rFonts w:hint="eastAsia"/>
+          <w:lang w:val="en-US" w:eastAsia="zh-CN"/>
+        </w:rPr>
+        <w:t>【上次撒谎慌慌张张，想来我是习惯了吧。说到底，他们好像不怎么担心。】</w:t>
+      </w:r>
+    </w:p>
+    <w:p>
+      <w:pPr>
+        <w:pStyle w:val="3"/>
+        <w:bidi w:val="0"/>
+        <w:jc w:val="center"/>
+        <w:rPr>
+          <w:rFonts w:hint="eastAsia"/>
+          <w:lang w:val="en-US" w:eastAsia="zh-CN"/>
+        </w:rPr>
+      </w:pPr>
+      <w:r>
+        <w:rPr>
+          <w:rFonts w:hint="eastAsia"/>
+          <w:lang w:val="en-US" w:eastAsia="zh-CN"/>
+        </w:rPr>
+        <w:t>2.7</w:t>
+      </w:r>
+    </w:p>
+    <w:p>
+      <w:pPr>
+        <w:ind w:firstLine="420" w:firstLineChars="0"/>
+        <w:rPr>
+          <w:rFonts w:hint="eastAsia"/>
+          <w:lang w:val="en-US" w:eastAsia="zh-CN"/>
+        </w:rPr>
+      </w:pPr>
+      <w:r>
+        <w:rPr>
+          <w:rFonts w:hint="eastAsia"/>
+          <w:lang w:val="en-US" w:eastAsia="zh-CN"/>
+        </w:rPr>
+        <w:t>周六到了，草率地结束早餐后便出门了。我按下了门铃，他便火急火燎地给我开了门，客客气气地把我领到客厅里：</w:t>
+      </w:r>
+    </w:p>
+    <w:p>
+      <w:pPr>
+        <w:ind w:firstLine="420" w:firstLineChars="0"/>
+        <w:rPr>
+          <w:rFonts w:hint="eastAsia"/>
+          <w:lang w:val="en-US" w:eastAsia="zh-CN"/>
+        </w:rPr>
+      </w:pPr>
+      <w:r>
+        <w:rPr>
+          <w:rFonts w:hint="eastAsia"/>
+          <w:lang w:val="en-US" w:eastAsia="zh-CN"/>
+        </w:rPr>
+        <w:t>“你想怎么样？”</w:t>
+      </w:r>
+    </w:p>
+    <w:p>
+      <w:pPr>
+        <w:ind w:firstLine="420" w:firstLineChars="0"/>
+        <w:rPr>
+          <w:rFonts w:hint="eastAsia"/>
+          <w:lang w:val="en-US" w:eastAsia="zh-CN"/>
+        </w:rPr>
+      </w:pPr>
+      <w:r>
+        <w:rPr>
+          <w:rFonts w:hint="eastAsia"/>
+          <w:lang w:val="en-US" w:eastAsia="zh-CN"/>
+        </w:rPr>
+        <w:t>“你上次做了什么，你问我？”</w:t>
+      </w:r>
+    </w:p>
+    <w:p>
+      <w:pPr>
+        <w:ind w:firstLine="420" w:firstLineChars="0"/>
+        <w:rPr>
+          <w:rFonts w:hint="eastAsia"/>
+          <w:lang w:val="en-US" w:eastAsia="zh-CN"/>
+        </w:rPr>
+      </w:pPr>
+      <w:r>
+        <w:rPr>
+          <w:rFonts w:hint="eastAsia"/>
+          <w:lang w:val="en-US" w:eastAsia="zh-CN"/>
+        </w:rPr>
+        <w:t>“但是是你主动来的。”</w:t>
+      </w:r>
+    </w:p>
+    <w:p>
+      <w:pPr>
+        <w:ind w:firstLine="420" w:firstLineChars="0"/>
+        <w:rPr>
+          <w:rFonts w:hint="eastAsia"/>
+          <w:lang w:val="en-US" w:eastAsia="zh-CN"/>
+        </w:rPr>
+      </w:pPr>
+      <w:r>
+        <w:rPr>
+          <w:rFonts w:hint="eastAsia"/>
+          <w:lang w:val="en-US" w:eastAsia="zh-CN"/>
+        </w:rPr>
+        <w:t>“但是有妇女保护法。”</w:t>
+      </w:r>
+    </w:p>
+    <w:p>
+      <w:pPr>
+        <w:ind w:firstLine="420" w:firstLineChars="0"/>
+        <w:rPr>
+          <w:rFonts w:hint="eastAsia"/>
+          <w:lang w:val="en-US" w:eastAsia="zh-CN"/>
+        </w:rPr>
+      </w:pPr>
+      <w:r>
+        <w:rPr>
+          <w:rFonts w:hint="eastAsia"/>
+          <w:lang w:val="en-US" w:eastAsia="zh-CN"/>
+        </w:rPr>
+        <w:t>“所以你来我这想怎么样？”</w:t>
+      </w:r>
+    </w:p>
+    <w:p>
+      <w:pPr>
+        <w:ind w:firstLine="420" w:firstLineChars="0"/>
+        <w:rPr>
+          <w:rFonts w:hint="eastAsia"/>
+          <w:lang w:val="en-US" w:eastAsia="zh-CN"/>
+        </w:rPr>
+      </w:pPr>
+      <w:r>
+        <w:rPr>
+          <w:rFonts w:hint="eastAsia"/>
+          <w:lang w:val="en-US" w:eastAsia="zh-CN"/>
+        </w:rPr>
+        <w:t>“我说过的，以后你听我话，给我当狗。”</w:t>
+      </w:r>
+    </w:p>
+    <w:p>
+      <w:pPr>
+        <w:ind w:firstLine="420" w:firstLineChars="0"/>
+        <w:rPr>
+          <w:rFonts w:hint="eastAsia"/>
+          <w:lang w:val="en-US" w:eastAsia="zh-CN"/>
+        </w:rPr>
+      </w:pPr>
+      <w:r>
+        <w:rPr>
+          <w:rFonts w:hint="eastAsia"/>
+          <w:lang w:val="en-US" w:eastAsia="zh-CN"/>
+        </w:rPr>
+        <w:t>“……”</w:t>
+      </w:r>
+    </w:p>
+    <w:p>
+      <w:pPr>
+        <w:ind w:firstLine="420" w:firstLineChars="0"/>
+        <w:rPr>
+          <w:rFonts w:hint="eastAsia"/>
+          <w:lang w:val="en-US" w:eastAsia="zh-CN"/>
+        </w:rPr>
+      </w:pPr>
+      <w:r>
+        <w:rPr>
+          <w:rFonts w:hint="eastAsia"/>
+          <w:lang w:val="en-US" w:eastAsia="zh-CN"/>
+        </w:rPr>
+        <w:t>我坐在沙发上等着他发话，他竖在一边、面红耳赤地缄口不言。</w:t>
+      </w:r>
+    </w:p>
+    <w:p>
+      <w:pPr>
+        <w:ind w:firstLine="420" w:firstLineChars="0"/>
+        <w:rPr>
+          <w:rFonts w:hint="eastAsia"/>
+          <w:lang w:val="en-US" w:eastAsia="zh-CN"/>
+        </w:rPr>
+      </w:pPr>
+      <w:r>
+        <w:rPr>
+          <w:rFonts w:hint="eastAsia"/>
+          <w:lang w:val="en-US" w:eastAsia="zh-CN"/>
+        </w:rPr>
+        <w:t>【过去确实的注意力和关爱好像不再缺失，而是变得具体而客观。我开始觉得满足，那个夜晚的付出物超所值。】</w:t>
+      </w:r>
+    </w:p>
+    <w:p>
+      <w:pPr>
+        <w:ind w:firstLine="420" w:firstLineChars="0"/>
+        <w:rPr>
+          <w:rFonts w:hint="eastAsia"/>
+          <w:lang w:val="en-US" w:eastAsia="zh-CN"/>
+        </w:rPr>
+      </w:pPr>
+      <w:r>
+        <w:rPr>
+          <w:rFonts w:hint="eastAsia"/>
+          <w:lang w:val="en-US" w:eastAsia="zh-CN"/>
+        </w:rPr>
+        <w:t>“你要说什么？说话前加个“主人”的称谓。”</w:t>
+      </w:r>
+    </w:p>
+    <w:p>
+      <w:pPr>
+        <w:ind w:firstLine="420" w:firstLineChars="0"/>
+        <w:rPr>
+          <w:rFonts w:hint="eastAsia"/>
+          <w:lang w:val="en-US" w:eastAsia="zh-CN"/>
+        </w:rPr>
+      </w:pPr>
+      <w:r>
+        <w:rPr>
+          <w:rFonts w:hint="eastAsia"/>
+          <w:lang w:val="en-US" w:eastAsia="zh-CN"/>
+        </w:rPr>
+        <w:t>“你，你，所以你为什么来我这？”</w:t>
+      </w:r>
+    </w:p>
+    <w:p>
+      <w:pPr>
+        <w:ind w:firstLine="420" w:firstLineChars="0"/>
+        <w:rPr>
+          <w:rFonts w:hint="eastAsia"/>
+          <w:lang w:val="en-US" w:eastAsia="zh-CN"/>
+        </w:rPr>
+      </w:pPr>
+      <w:r>
+        <w:rPr>
+          <w:rFonts w:hint="eastAsia"/>
+          <w:lang w:val="en-US" w:eastAsia="zh-CN"/>
+        </w:rPr>
+        <w:t>【你凭什么违逆我！我说了很多遍了“听我的”，想挨揍了是吧？】</w:t>
+      </w:r>
+    </w:p>
+    <w:p>
+      <w:pPr>
+        <w:ind w:firstLine="420" w:firstLineChars="0"/>
+        <w:rPr>
+          <w:rFonts w:hint="eastAsia"/>
+          <w:lang w:val="en-US" w:eastAsia="zh-CN"/>
+        </w:rPr>
+      </w:pPr>
+      <w:r>
+        <w:rPr>
+          <w:rFonts w:hint="eastAsia"/>
+          <w:lang w:val="en-US" w:eastAsia="zh-CN"/>
+        </w:rPr>
+        <w:t>不知道哪来的法庭，赋予了我对他处以私刑的权利，我像是把在家庭中的委屈砸在了这个对我尚且算好的同龄男孩脸上，“趴！”他难以置信地捂住脸：</w:t>
+      </w:r>
+    </w:p>
+    <w:p>
+      <w:pPr>
+        <w:ind w:firstLine="420" w:firstLineChars="0"/>
+        <w:rPr>
+          <w:rFonts w:hint="eastAsia"/>
+          <w:lang w:val="en-US" w:eastAsia="zh-CN"/>
+        </w:rPr>
+      </w:pPr>
+      <w:r>
+        <w:rPr>
+          <w:rFonts w:hint="eastAsia"/>
+          <w:lang w:val="en-US" w:eastAsia="zh-CN"/>
+        </w:rPr>
+        <w:t>“……”</w:t>
+      </w:r>
+    </w:p>
+    <w:p>
+      <w:pPr>
+        <w:ind w:firstLine="420" w:firstLineChars="0"/>
+        <w:rPr>
+          <w:rFonts w:hint="eastAsia"/>
+          <w:lang w:val="en-US" w:eastAsia="zh-CN"/>
+        </w:rPr>
+      </w:pPr>
+      <w:r>
+        <w:rPr>
+          <w:rFonts w:hint="eastAsia"/>
+          <w:lang w:val="en-US" w:eastAsia="zh-CN"/>
+        </w:rPr>
+        <w:t>我把滚烫的手藏在小腹上，准备听他会说什么，他哽咽了许久，终究是没开口。我乘胜追击地职责道：</w:t>
+      </w:r>
+    </w:p>
+    <w:p>
+      <w:pPr>
+        <w:ind w:firstLine="420" w:firstLineChars="0"/>
+        <w:rPr>
+          <w:rFonts w:hint="eastAsia"/>
+          <w:lang w:val="en-US" w:eastAsia="zh-CN"/>
+        </w:rPr>
+      </w:pPr>
+      <w:r>
+        <w:rPr>
+          <w:rFonts w:hint="eastAsia"/>
+          <w:lang w:val="en-US" w:eastAsia="zh-CN"/>
+        </w:rPr>
+        <w:t>“我说了，叫“主人”。”</w:t>
+      </w:r>
+    </w:p>
+    <w:p>
+      <w:pPr>
+        <w:ind w:firstLine="420" w:firstLineChars="0"/>
+        <w:rPr>
+          <w:rFonts w:hint="eastAsia"/>
+          <w:lang w:val="en-US" w:eastAsia="zh-CN"/>
+        </w:rPr>
+      </w:pPr>
+      <w:r>
+        <w:rPr>
+          <w:rFonts w:hint="eastAsia"/>
+          <w:lang w:val="en-US" w:eastAsia="zh-CN"/>
+        </w:rPr>
+        <w:t>“好的，主、人。你为什么来我这？。”</w:t>
+      </w:r>
+    </w:p>
+    <w:p>
+      <w:pPr>
+        <w:ind w:firstLine="420" w:firstLineChars="0"/>
+        <w:rPr>
+          <w:rFonts w:hint="eastAsia"/>
+          <w:lang w:val="en-US" w:eastAsia="zh-CN"/>
+        </w:rPr>
+      </w:pPr>
+      <w:r>
+        <w:rPr>
+          <w:rFonts w:hint="eastAsia"/>
+          <w:lang w:val="en-US" w:eastAsia="zh-CN"/>
+        </w:rPr>
+        <w:t>这个称谓令我满意极了，我开始思考，为什么来这：</w:t>
+      </w:r>
+    </w:p>
+    <w:p>
+      <w:pPr>
+        <w:ind w:firstLine="420" w:firstLineChars="0"/>
+        <w:rPr>
+          <w:rFonts w:hint="eastAsia"/>
+          <w:lang w:val="en-US" w:eastAsia="zh-CN"/>
+        </w:rPr>
+      </w:pPr>
+      <w:r>
+        <w:rPr>
+          <w:rFonts w:hint="eastAsia"/>
+          <w:lang w:val="en-US" w:eastAsia="zh-CN"/>
+        </w:rPr>
+        <w:t>【宣誓主权？家里太折磨了，换个环境？我想做了？……想来宣泄下压力？不，不是这样的！我只是来找乐子而已。】</w:t>
+      </w:r>
+    </w:p>
+    <w:p>
+      <w:pPr>
+        <w:ind w:firstLine="420" w:firstLineChars="0"/>
+        <w:rPr>
+          <w:rFonts w:hint="eastAsia"/>
+          <w:lang w:val="en-US" w:eastAsia="zh-CN"/>
+        </w:rPr>
+      </w:pPr>
+      <w:r>
+        <w:rPr>
+          <w:rFonts w:hint="eastAsia"/>
+          <w:lang w:val="en-US" w:eastAsia="zh-CN"/>
+        </w:rPr>
+        <w:t>“来你这找乐子，在家里呆得无聊死了。”</w:t>
+      </w:r>
+    </w:p>
+    <w:p>
+      <w:pPr>
+        <w:ind w:firstLine="420" w:firstLineChars="0"/>
+        <w:rPr>
+          <w:rFonts w:hint="eastAsia"/>
+          <w:lang w:val="en-US" w:eastAsia="zh-CN"/>
+        </w:rPr>
+      </w:pPr>
+      <w:r>
+        <w:rPr>
+          <w:rFonts w:hint="eastAsia"/>
+          <w:lang w:val="en-US" w:eastAsia="zh-CN"/>
+        </w:rPr>
+        <w:t>“主人，那没事我走了，你请便。”</w:t>
+      </w:r>
+    </w:p>
+    <w:p>
+      <w:pPr>
+        <w:ind w:firstLine="420" w:firstLineChars="0"/>
+        <w:rPr>
+          <w:rFonts w:hint="eastAsia"/>
+          <w:lang w:val="en-US" w:eastAsia="zh-CN"/>
+        </w:rPr>
+      </w:pPr>
+      <w:r>
+        <w:rPr>
+          <w:rFonts w:hint="eastAsia"/>
+          <w:lang w:val="en-US" w:eastAsia="zh-CN"/>
+        </w:rPr>
+        <w:t>“记得到点了给我煮饭。”</w:t>
+      </w:r>
+    </w:p>
+    <w:p>
+      <w:pPr>
+        <w:ind w:firstLine="420" w:firstLineChars="0"/>
+        <w:rPr>
+          <w:rFonts w:hint="eastAsia"/>
+          <w:lang w:val="en-US" w:eastAsia="zh-CN"/>
+        </w:rPr>
+      </w:pPr>
+      <w:r>
+        <w:rPr>
+          <w:rFonts w:hint="eastAsia"/>
+          <w:lang w:val="en-US" w:eastAsia="zh-CN"/>
+        </w:rPr>
+        <w:t>【呵，在这能体会到在家受不到的关注和关怀。感觉他两真恶心，自己选择的婚姻，竟然扰乱我的幸福。】</w:t>
+      </w:r>
+    </w:p>
+    <w:p>
+      <w:pPr>
+        <w:ind w:firstLine="420" w:firstLineChars="0"/>
+        <w:rPr>
+          <w:rFonts w:hint="eastAsia"/>
+          <w:lang w:val="en-US" w:eastAsia="zh-CN"/>
+        </w:rPr>
+      </w:pPr>
+      <w:r>
+        <w:rPr>
+          <w:rFonts w:hint="eastAsia"/>
+          <w:lang w:val="en-US" w:eastAsia="zh-CN"/>
+        </w:rPr>
+        <w:t>我跑去了睡觉的房间，摊在床上，享受着安静的独处，追着我喜欢的剧。直到午饭点稍微过了下，才有陈更生催我吃饭。</w:t>
+      </w:r>
+    </w:p>
+    <w:p>
+      <w:pPr>
+        <w:pStyle w:val="3"/>
+        <w:bidi w:val="0"/>
+        <w:jc w:val="center"/>
+        <w:rPr>
+          <w:rFonts w:hint="eastAsia"/>
+          <w:lang w:val="en-US" w:eastAsia="zh-CN"/>
+        </w:rPr>
+      </w:pPr>
+      <w:r>
+        <w:rPr>
+          <w:rFonts w:hint="eastAsia"/>
+          <w:lang w:val="en-US" w:eastAsia="zh-CN"/>
+        </w:rPr>
+        <w:t>2.8</w:t>
+      </w:r>
+    </w:p>
+    <w:p>
+      <w:pPr>
+        <w:ind w:firstLine="420" w:firstLineChars="0"/>
+        <w:rPr>
+          <w:rFonts w:hint="eastAsia"/>
+          <w:lang w:val="en-US" w:eastAsia="zh-CN"/>
+        </w:rPr>
+      </w:pPr>
+      <w:r>
+        <w:rPr>
+          <w:rFonts w:hint="eastAsia"/>
+          <w:lang w:val="en-US" w:eastAsia="zh-CN"/>
+        </w:rPr>
+        <w:t>结束了安静的午餐，躺在客厅的沙发上等着陈更生洗完了碗，觉得无聊的我打算找点乐子：</w:t>
+      </w:r>
+    </w:p>
+    <w:p>
+      <w:pPr>
+        <w:ind w:firstLine="420" w:firstLineChars="0"/>
+        <w:rPr>
+          <w:rFonts w:hint="eastAsia"/>
+          <w:lang w:val="en-US" w:eastAsia="zh-CN"/>
+        </w:rPr>
+      </w:pPr>
+      <w:r>
+        <w:rPr>
+          <w:rFonts w:hint="eastAsia"/>
+          <w:lang w:val="en-US" w:eastAsia="zh-CN"/>
+        </w:rPr>
+        <w:t>“狗狗，过来，陪我玩个游戏。”</w:t>
+      </w:r>
+    </w:p>
+    <w:p>
+      <w:pPr>
+        <w:ind w:firstLine="420" w:firstLineChars="0"/>
+        <w:rPr>
+          <w:rFonts w:hint="eastAsia"/>
+          <w:lang w:val="en-US" w:eastAsia="zh-CN"/>
+        </w:rPr>
+      </w:pPr>
+      <w:r>
+        <w:rPr>
+          <w:rFonts w:hint="eastAsia"/>
+          <w:lang w:val="en-US" w:eastAsia="zh-CN"/>
+        </w:rPr>
+        <w:t>尽管面露难色，他依旧是毕恭毕敬地走到了面前，双手合拢地放在夹紧的腿间：</w:t>
+      </w:r>
+    </w:p>
+    <w:p>
+      <w:pPr>
+        <w:ind w:firstLine="420" w:firstLineChars="0"/>
+        <w:rPr>
+          <w:rFonts w:hint="eastAsia"/>
+          <w:lang w:val="en-US" w:eastAsia="zh-CN"/>
+        </w:rPr>
+      </w:pPr>
+      <w:r>
+        <w:rPr>
+          <w:rFonts w:hint="eastAsia"/>
+          <w:lang w:val="en-US" w:eastAsia="zh-CN"/>
+        </w:rPr>
+        <w:t>“你想怎么玩？别折磨我了，赶紧搞完，你也好回家了。……主人。”</w:t>
+      </w:r>
+    </w:p>
+    <w:p>
+      <w:pPr>
+        <w:ind w:firstLine="420" w:firstLineChars="0"/>
+        <w:rPr>
+          <w:rFonts w:hint="eastAsia"/>
+          <w:lang w:val="en-US" w:eastAsia="zh-CN"/>
+        </w:rPr>
+      </w:pPr>
+      <w:r>
+        <w:rPr>
+          <w:rFonts w:hint="eastAsia"/>
+          <w:lang w:val="en-US" w:eastAsia="zh-CN"/>
+        </w:rPr>
+        <w:t>【诶呦，还嫌弃上我了。我好像知道该怎么玩了，应该能好好地恶心他一下】</w:t>
+      </w:r>
+    </w:p>
+    <w:p>
+      <w:pPr>
+        <w:ind w:firstLine="420" w:firstLineChars="0"/>
+        <w:rPr>
+          <w:rFonts w:hint="eastAsia"/>
+          <w:lang w:val="en-US" w:eastAsia="zh-CN"/>
+        </w:rPr>
+      </w:pPr>
+      <w:r>
+        <w:rPr>
+          <w:rFonts w:hint="eastAsia"/>
+          <w:lang w:val="en-US" w:eastAsia="zh-CN"/>
+        </w:rPr>
+        <w:t>我将正穿在脚上的袜子脱下一只，在他眼前晃了一下：</w:t>
+      </w:r>
+    </w:p>
+    <w:p>
+      <w:pPr>
+        <w:ind w:firstLine="420" w:firstLineChars="0"/>
+        <w:rPr>
+          <w:rFonts w:hint="eastAsia"/>
+          <w:lang w:val="en-US" w:eastAsia="zh-CN"/>
+        </w:rPr>
+      </w:pPr>
+      <w:r>
+        <w:rPr>
+          <w:rFonts w:hint="eastAsia"/>
+          <w:lang w:val="en-US" w:eastAsia="zh-CN"/>
+        </w:rPr>
+        <w:t>“我丢出去，你捡回来。哦，对了，应该是叼着回来。”</w:t>
+      </w:r>
+    </w:p>
+    <w:p>
+      <w:pPr>
+        <w:ind w:firstLine="420" w:firstLineChars="0"/>
+        <w:rPr>
+          <w:rFonts w:hint="eastAsia"/>
+          <w:lang w:val="en-US" w:eastAsia="zh-CN"/>
+        </w:rPr>
+      </w:pPr>
+      <w:r>
+        <w:rPr>
+          <w:rFonts w:hint="eastAsia"/>
+          <w:lang w:val="en-US" w:eastAsia="zh-CN"/>
+        </w:rPr>
+        <w:t>袜子北随手一丢，皱巴巴地躺在了地板上。他生气地看着我，过了会，又似乎有点亏欠似地将脸别了过去，然后平常地走到袜子边上，跪着、用门牙咬住了袜子的裙边，然后走了回来，哭丧着脸低下了头，等着我将袜子从他那里拿走。</w:t>
+      </w:r>
+    </w:p>
+    <w:p>
+      <w:pPr>
+        <w:ind w:firstLine="420" w:firstLineChars="0"/>
+        <w:rPr>
+          <w:rFonts w:hint="eastAsia"/>
+          <w:lang w:val="en-US" w:eastAsia="zh-CN"/>
+        </w:rPr>
+      </w:pPr>
+      <w:r>
+        <w:rPr>
+          <w:rFonts w:hint="eastAsia"/>
+          <w:lang w:val="en-US" w:eastAsia="zh-CN"/>
+        </w:rPr>
+        <w:t>“你不跪下我怎么好拿？”</w:t>
+      </w:r>
+      <w:r>
+        <w:rPr>
+          <w:rFonts w:hint="eastAsia"/>
+          <w:lang w:val="en-US" w:eastAsia="zh-CN"/>
+        </w:rPr>
+        <w:br w:type="textWrapping"/>
+      </w:r>
+      <w:r>
+        <w:rPr>
+          <w:rFonts w:hint="eastAsia"/>
+          <w:lang w:val="en-US" w:eastAsia="zh-CN"/>
+        </w:rPr>
+        <w:tab/>
+        <w:t>他好像被激怒了，但是嘴里叼着东西不好发作，只能乖乖地跪下了，等我将袜子重新抓在手上：</w:t>
+      </w:r>
+    </w:p>
+    <w:p>
+      <w:pPr>
+        <w:ind w:firstLine="420" w:firstLineChars="0"/>
+        <w:rPr>
+          <w:rFonts w:hint="eastAsia"/>
+          <w:lang w:val="en-US" w:eastAsia="zh-CN"/>
+        </w:rPr>
+      </w:pPr>
+      <w:r>
+        <w:rPr>
+          <w:rFonts w:hint="eastAsia"/>
+          <w:lang w:val="en-US" w:eastAsia="zh-CN"/>
+        </w:rPr>
+        <w:t>“可以了，游戏也玩了，主人大人您可以回家了吧？”</w:t>
+      </w:r>
+    </w:p>
+    <w:p>
+      <w:pPr>
+        <w:ind w:firstLine="420" w:firstLineChars="0"/>
+        <w:rPr>
+          <w:rFonts w:hint="eastAsia"/>
+          <w:lang w:val="en-US" w:eastAsia="zh-CN"/>
+        </w:rPr>
+      </w:pPr>
+      <w:r>
+        <w:rPr>
+          <w:rFonts w:hint="eastAsia"/>
+          <w:lang w:val="en-US" w:eastAsia="zh-CN"/>
+        </w:rPr>
+        <w:t>“这次不想做了吗？”</w:t>
+      </w:r>
+    </w:p>
+    <w:p>
+      <w:pPr>
+        <w:ind w:firstLine="420" w:firstLineChars="0"/>
+        <w:rPr>
+          <w:rFonts w:hint="eastAsia"/>
+          <w:lang w:val="en-US" w:eastAsia="zh-CN"/>
+        </w:rPr>
+      </w:pPr>
+      <w:r>
+        <w:rPr>
+          <w:rFonts w:hint="eastAsia"/>
+          <w:lang w:val="en-US" w:eastAsia="zh-CN"/>
+        </w:rPr>
+        <w:t>“不，不用了，我自己动手也可以解决，不麻烦你了、”</w:t>
+      </w:r>
+    </w:p>
+    <w:p>
+      <w:pPr>
+        <w:ind w:firstLine="420" w:firstLineChars="0"/>
+        <w:rPr>
+          <w:rFonts w:hint="eastAsia"/>
+          <w:lang w:val="en-US" w:eastAsia="zh-CN"/>
+        </w:rPr>
+      </w:pPr>
+      <w:r>
+        <w:rPr>
+          <w:rFonts w:hint="eastAsia"/>
+          <w:lang w:val="en-US" w:eastAsia="zh-CN"/>
+        </w:rPr>
+        <w:t>“那你用手解决给我看一下吧。”</w:t>
+      </w:r>
+    </w:p>
+    <w:p>
+      <w:pPr>
+        <w:ind w:firstLine="420" w:firstLineChars="0"/>
+        <w:rPr>
+          <w:rFonts w:hint="eastAsia"/>
+          <w:lang w:val="en-US" w:eastAsia="zh-CN"/>
+        </w:rPr>
+      </w:pPr>
+      <w:r>
+        <w:rPr>
+          <w:rFonts w:hint="eastAsia"/>
+          <w:lang w:val="en-US" w:eastAsia="zh-CN"/>
+        </w:rPr>
+        <w:t>“你应该明白，法律对你的保护是有效的，你爸妈没教育过你兔子急了也会咬人吗？”</w:t>
+      </w:r>
+    </w:p>
+    <w:p>
+      <w:pPr>
+        <w:ind w:firstLine="420" w:firstLineChars="0"/>
+        <w:rPr>
+          <w:rFonts w:hint="eastAsia"/>
+          <w:lang w:val="en-US" w:eastAsia="zh-CN"/>
+        </w:rPr>
+      </w:pPr>
+      <w:r>
+        <w:rPr>
+          <w:rFonts w:hint="eastAsia"/>
+          <w:lang w:val="en-US" w:eastAsia="zh-CN"/>
+        </w:rPr>
+        <w:t>“那你是不是做了？这次之后我和你一笔勾销。”</w:t>
+      </w:r>
+    </w:p>
+    <w:p>
+      <w:pPr>
+        <w:ind w:firstLine="420" w:firstLineChars="0"/>
+        <w:rPr>
+          <w:rFonts w:hint="eastAsia"/>
+          <w:lang w:val="en-US" w:eastAsia="zh-CN"/>
+        </w:rPr>
+      </w:pPr>
+      <w:r>
+        <w:rPr>
+          <w:rFonts w:hint="eastAsia"/>
+          <w:lang w:val="en-US" w:eastAsia="zh-CN"/>
+        </w:rPr>
+        <w:t>陈更生保持着跪着的姿势，褪去了裤子，掏出了他那根丑陋的东西，开始了他的自慰，看着他逐渐浮夸的表情，我又萌发了新的电子：</w:t>
+      </w:r>
+    </w:p>
+    <w:p>
+      <w:pPr>
+        <w:ind w:firstLine="420" w:firstLineChars="0"/>
+        <w:rPr>
+          <w:rFonts w:hint="eastAsia"/>
+          <w:lang w:val="en-US" w:eastAsia="zh-CN"/>
+        </w:rPr>
+      </w:pPr>
+      <w:r>
+        <w:rPr>
+          <w:rFonts w:hint="eastAsia"/>
+          <w:lang w:val="en-US" w:eastAsia="zh-CN"/>
+        </w:rPr>
+        <w:t>“停下，我还没叫你射呢。”</w:t>
+      </w:r>
+    </w:p>
+    <w:p>
+      <w:pPr>
+        <w:ind w:firstLine="420" w:firstLineChars="0"/>
+        <w:rPr>
+          <w:rFonts w:hint="eastAsia"/>
+          <w:lang w:val="en-US" w:eastAsia="zh-CN"/>
+        </w:rPr>
+      </w:pPr>
+      <w:r>
+        <w:rPr>
+          <w:rFonts w:hint="eastAsia"/>
+          <w:lang w:val="en-US" w:eastAsia="zh-CN"/>
+        </w:rPr>
+        <w:t>然后一脚踩在了他的阴茎上，感受着火热的脚感，又加了一把力。</w:t>
+      </w:r>
+    </w:p>
+    <w:p>
+      <w:pPr>
+        <w:ind w:firstLine="420" w:firstLineChars="0"/>
+        <w:rPr>
+          <w:rFonts w:hint="eastAsia"/>
+          <w:lang w:val="en-US" w:eastAsia="zh-CN"/>
+        </w:rPr>
+      </w:pPr>
+      <w:r>
+        <w:rPr>
+          <w:rFonts w:hint="eastAsia"/>
+          <w:lang w:val="en-US" w:eastAsia="zh-CN"/>
+        </w:rPr>
+        <w:t>“还要干什么？把你的臭脚拿开，别再恶心我了好吗？”</w:t>
+      </w:r>
+    </w:p>
+    <w:p>
+      <w:pPr>
+        <w:ind w:firstLine="420" w:firstLineChars="0"/>
+        <w:rPr>
+          <w:rFonts w:hint="eastAsia"/>
+          <w:lang w:val="en-US" w:eastAsia="zh-CN"/>
+        </w:rPr>
+      </w:pPr>
+      <w:r>
+        <w:rPr>
+          <w:rFonts w:hint="eastAsia"/>
+          <w:lang w:val="en-US" w:eastAsia="zh-CN"/>
+        </w:rPr>
+        <w:t>我加大了力度，在地板上拧转了几下，随着几次激烈的抖动，断断续续的液体飞了出来，浸润了沙发前的地板。</w:t>
+      </w:r>
+    </w:p>
+    <w:p>
+      <w:pPr>
+        <w:ind w:firstLine="420" w:firstLineChars="0"/>
+        <w:rPr>
+          <w:rFonts w:hint="eastAsia"/>
+          <w:lang w:val="en-US" w:eastAsia="zh-CN"/>
+        </w:rPr>
+      </w:pPr>
+      <w:r>
+        <w:rPr>
+          <w:rFonts w:hint="eastAsia"/>
+          <w:lang w:val="en-US" w:eastAsia="zh-CN"/>
+        </w:rPr>
+        <w:t>我急急忙忙地穿好鞋袜离开了，回头看去，他一个人安静地擦拭着地板。</w:t>
+      </w:r>
+    </w:p>
+    <w:p>
+      <w:pPr>
+        <w:ind w:firstLine="420" w:firstLineChars="0"/>
+        <w:rPr>
+          <w:rFonts w:hint="eastAsia"/>
+          <w:lang w:val="en-US" w:eastAsia="zh-CN"/>
+        </w:rPr>
+      </w:pPr>
+      <w:r>
+        <w:rPr>
+          <w:rFonts w:hint="eastAsia"/>
+          <w:lang w:val="en-US" w:eastAsia="zh-CN"/>
+        </w:rPr>
+        <w:t>【狂什么？到头来是被下半身支配的废物罢了】</w:t>
+      </w:r>
+    </w:p>
+    <w:p>
+      <w:pPr>
+        <w:pStyle w:val="3"/>
+        <w:bidi w:val="0"/>
+        <w:jc w:val="center"/>
+        <w:rPr>
+          <w:rFonts w:hint="default"/>
+          <w:lang w:val="en-US" w:eastAsia="zh-CN"/>
+        </w:rPr>
+      </w:pPr>
       <w:bookmarkStart w:id="0" w:name="_GoBack"/>
-      <w:bookmarkEnd w:id="0"/>
-    </w:p>
+      <w:r>
+        <w:rPr>
+          <w:rFonts w:hint="eastAsia"/>
+          <w:lang w:val="en-US" w:eastAsia="zh-CN"/>
+        </w:rPr>
+        <w:t>2.9</w:t>
+      </w:r>
+    </w:p>
+    <w:bookmarkEnd w:id="0"/>
     <w:sectPr>
       <w:pgSz w:w="11906" w:h="16838"/>
       <w:pgMar w:top="1440" w:right="1800" w:bottom="1440" w:left="1800" w:header="851" w:footer="992" w:gutter="0"/>

--- a/file/《乌鸦》.docx
+++ b/file/《乌鸦》.docx
@@ -8767,6 +8767,12 @@
           <w:lang w:val="en-US" w:eastAsia="zh-CN"/>
         </w:rPr>
         <w:tab/>
+      </w:r>
+      <w:r>
+        <w:rPr>
+          <w:rFonts w:hint="eastAsia"/>
+          <w:lang w:val="en-US" w:eastAsia="zh-CN"/>
+        </w:rPr>
         <w:t>他好像被激怒了，但是嘴里叼着东西不好发作，只能乖乖地跪下了，等我将袜子重新抓在手上：</w:t>
       </w:r>
     </w:p>
@@ -8984,20 +8990,4289 @@
         <w:bidi w:val="0"/>
         <w:jc w:val="center"/>
         <w:rPr>
+          <w:rFonts w:hint="eastAsia"/>
+          <w:lang w:val="en-US" w:eastAsia="zh-CN"/>
+        </w:rPr>
+      </w:pPr>
+      <w:r>
+        <w:rPr>
+          <w:rFonts w:hint="eastAsia"/>
+          <w:lang w:val="en-US" w:eastAsia="zh-CN"/>
+        </w:rPr>
+        <w:t>2.9</w:t>
+      </w:r>
+    </w:p>
+    <w:p>
+      <w:pPr>
+        <w:ind w:firstLine="420" w:firstLineChars="0"/>
+        <w:rPr>
+          <w:rFonts w:hint="eastAsia"/>
+          <w:lang w:val="en-US" w:eastAsia="zh-CN"/>
+        </w:rPr>
+      </w:pPr>
+      <w:r>
+        <w:rPr>
+          <w:rFonts w:hint="eastAsia"/>
+          <w:lang w:val="en-US" w:eastAsia="zh-CN"/>
+        </w:rPr>
+        <w:t>寒假逐渐过去了，时间到了高一下学期。即使何丽华违反了考试的纪律，但是改变不了分班的最终情况：我和陈更生分到了最好的班，至于何丽华则被分到了二类班。出乎意料的是，他和陈更生的关系还是挺好的，下课的时候会跑到我们教室里找他漫无边际的聊天。</w:t>
+      </w:r>
+    </w:p>
+    <w:p>
+      <w:pPr>
+        <w:ind w:firstLine="420" w:firstLineChars="0"/>
+        <w:rPr>
+          <w:rFonts w:hint="eastAsia"/>
+          <w:lang w:val="en-US" w:eastAsia="zh-CN"/>
+        </w:rPr>
+      </w:pPr>
+      <w:r>
+        <w:rPr>
+          <w:rFonts w:hint="eastAsia"/>
+          <w:lang w:val="en-US" w:eastAsia="zh-CN"/>
+        </w:rPr>
+        <w:t>【呵，你们真的什么都没有吗？】</w:t>
+      </w:r>
+    </w:p>
+    <w:p>
+      <w:pPr>
+        <w:ind w:firstLine="420" w:firstLineChars="0"/>
+        <w:rPr>
+          <w:rFonts w:hint="eastAsia"/>
+          <w:lang w:val="en-US" w:eastAsia="zh-CN"/>
+        </w:rPr>
+      </w:pPr>
+      <w:r>
+        <w:rPr>
+          <w:rFonts w:hint="eastAsia"/>
+          <w:lang w:val="en-US" w:eastAsia="zh-CN"/>
+        </w:rPr>
+        <w:t>“余敏，一起去吃饭吗？”</w:t>
+      </w:r>
+    </w:p>
+    <w:p>
+      <w:pPr>
+        <w:ind w:firstLine="420" w:firstLineChars="0"/>
+        <w:rPr>
+          <w:rFonts w:hint="eastAsia"/>
+          <w:lang w:val="en-US" w:eastAsia="zh-CN"/>
+        </w:rPr>
+      </w:pPr>
+      <w:r>
+        <w:rPr>
+          <w:rFonts w:hint="eastAsia"/>
+          <w:lang w:val="en-US" w:eastAsia="zh-CN"/>
+        </w:rPr>
+        <w:t>“不了，我留下来写一下作业，饭堂人好多，不想排队，谢谢。”</w:t>
+      </w:r>
+    </w:p>
+    <w:p>
+      <w:pPr>
+        <w:ind w:firstLine="420" w:firstLineChars="0"/>
+        <w:rPr>
+          <w:rFonts w:hint="eastAsia"/>
+          <w:lang w:val="en-US" w:eastAsia="zh-CN"/>
+        </w:rPr>
+      </w:pPr>
+      <w:r>
+        <w:rPr>
+          <w:rFonts w:hint="eastAsia"/>
+          <w:lang w:val="en-US" w:eastAsia="zh-CN"/>
+        </w:rPr>
+        <w:t>“哼，这么喜欢学习，备考的时候要好好教我哦！”</w:t>
+      </w:r>
+    </w:p>
+    <w:p>
+      <w:pPr>
+        <w:ind w:firstLine="420" w:firstLineChars="0"/>
+        <w:rPr>
+          <w:rFonts w:hint="eastAsia"/>
+          <w:lang w:val="en-US" w:eastAsia="zh-CN"/>
+        </w:rPr>
+      </w:pPr>
+      <w:r>
+        <w:rPr>
+          <w:rFonts w:hint="eastAsia"/>
+          <w:lang w:val="en-US" w:eastAsia="zh-CN"/>
+        </w:rPr>
+        <w:t>给我留下一个鬼脸之后何丽华就溜出了教室，拉着陈更生聊着天去饭堂了。</w:t>
+      </w:r>
+    </w:p>
+    <w:p>
+      <w:pPr>
+        <w:ind w:firstLine="420" w:firstLineChars="0"/>
+        <w:rPr>
+          <w:rFonts w:hint="eastAsia"/>
+          <w:lang w:val="en-US" w:eastAsia="zh-CN"/>
+        </w:rPr>
+      </w:pPr>
+      <w:r>
+        <w:rPr>
+          <w:rFonts w:hint="eastAsia"/>
+          <w:lang w:val="en-US" w:eastAsia="zh-CN"/>
+        </w:rPr>
+        <w:t>【或许她还不知道，我和她之间的裂缝正在变得越来越大吧。】</w:t>
+      </w:r>
+    </w:p>
+    <w:p>
+      <w:pPr>
+        <w:ind w:firstLine="420" w:firstLineChars="0"/>
+        <w:rPr>
+          <w:rFonts w:hint="eastAsia"/>
+          <w:lang w:val="en-US" w:eastAsia="zh-CN"/>
+        </w:rPr>
+      </w:pPr>
+      <w:r>
+        <w:rPr>
+          <w:rFonts w:hint="eastAsia"/>
+          <w:lang w:val="en-US" w:eastAsia="zh-CN"/>
+        </w:rPr>
+        <w:t>我的猜疑其实是多余的，邀请我两三次后都被我拒绝之后她就没再邀请我去吃饭了，但是吃饭的人群换了一批人，总之就是一群比较喜欢运动的人吧。而我也习惯了一个人去吃饭，读出在中午短暂的休息时间里显得恰到好处，为我省下了更多的学习时间。</w:t>
+      </w:r>
+    </w:p>
+    <w:p>
+      <w:pPr>
+        <w:ind w:firstLine="420" w:firstLineChars="0"/>
+        <w:rPr>
+          <w:rFonts w:hint="eastAsia"/>
+          <w:lang w:val="en-US" w:eastAsia="zh-CN"/>
+        </w:rPr>
+      </w:pPr>
+      <w:r>
+        <w:rPr>
+          <w:rFonts w:hint="eastAsia"/>
+          <w:lang w:val="en-US" w:eastAsia="zh-CN"/>
+        </w:rPr>
+        <w:t>【哼，狼虎向来独行，只有牛羊才会成群。下次考试应该就能考好许多了，高考的时候应该就能考到个好点的省外学校，然后就可以跑远这个家了。】</w:t>
+      </w:r>
+    </w:p>
+    <w:p>
+      <w:pPr>
+        <w:ind w:firstLine="420" w:firstLineChars="0"/>
+        <w:rPr>
+          <w:rFonts w:hint="eastAsia"/>
+          <w:lang w:val="en-US" w:eastAsia="zh-CN"/>
+        </w:rPr>
+      </w:pPr>
+      <w:r>
+        <w:rPr>
+          <w:rFonts w:hint="eastAsia"/>
+          <w:lang w:val="en-US" w:eastAsia="zh-CN"/>
+        </w:rPr>
+        <w:t>但是破天荒的是，开学第二周是第一次段考，虽然我和何丽华已经没那么熟悉了，但她依然邀请了我去参加靠前的晚自习，至于在她一边的陈更生的脸色，那可是相当的精彩啊。</w:t>
+      </w:r>
+    </w:p>
+    <w:p>
+      <w:pPr>
+        <w:ind w:firstLine="420" w:firstLineChars="0"/>
+        <w:rPr>
+          <w:rFonts w:hint="eastAsia"/>
+          <w:lang w:val="en-US" w:eastAsia="zh-CN"/>
+        </w:rPr>
+      </w:pPr>
+      <w:r>
+        <w:rPr>
+          <w:rFonts w:hint="eastAsia"/>
+          <w:lang w:val="en-US" w:eastAsia="zh-CN"/>
+        </w:rPr>
+        <w:t>【呵，你怕不知道我独自去那里发生了什么呢？】</w:t>
+      </w:r>
+    </w:p>
+    <w:p>
+      <w:pPr>
+        <w:ind w:firstLine="420" w:firstLineChars="0"/>
+        <w:rPr>
+          <w:rFonts w:hint="eastAsia"/>
+          <w:lang w:val="en-US" w:eastAsia="zh-CN"/>
+        </w:rPr>
+      </w:pPr>
+      <w:r>
+        <w:rPr>
+          <w:rFonts w:hint="eastAsia"/>
+          <w:lang w:val="en-US" w:eastAsia="zh-CN"/>
+        </w:rPr>
+        <w:t>“你应该有许久没去了吧？他那里包饭，你一定要来哦，帮帮我啊，鱼鱼~！”</w:t>
+      </w:r>
+    </w:p>
+    <w:p>
+      <w:pPr>
+        <w:ind w:firstLine="420" w:firstLineChars="0"/>
+        <w:rPr>
+          <w:rFonts w:hint="eastAsia"/>
+          <w:lang w:val="en-US" w:eastAsia="zh-CN"/>
+        </w:rPr>
+      </w:pPr>
+      <w:r>
+        <w:rPr>
+          <w:rFonts w:hint="eastAsia"/>
+          <w:lang w:val="en-US" w:eastAsia="zh-CN"/>
+        </w:rPr>
+        <w:t>“好的，你觉得，陈更生？”</w:t>
+      </w:r>
+    </w:p>
+    <w:p>
+      <w:pPr>
+        <w:ind w:firstLine="420" w:firstLineChars="0"/>
+        <w:rPr>
+          <w:rFonts w:hint="eastAsia"/>
+          <w:lang w:val="en-US" w:eastAsia="zh-CN"/>
+        </w:rPr>
+      </w:pPr>
+      <w:r>
+        <w:rPr>
+          <w:rFonts w:hint="eastAsia"/>
+          <w:lang w:val="en-US" w:eastAsia="zh-CN"/>
+        </w:rPr>
+        <w:t>“嗯？哦，没问题的。”</w:t>
+      </w:r>
+    </w:p>
+    <w:p>
+      <w:pPr>
+        <w:ind w:firstLine="420" w:firstLineChars="0"/>
+        <w:rPr>
+          <w:rFonts w:hint="eastAsia"/>
+          <w:lang w:val="en-US" w:eastAsia="zh-CN"/>
+        </w:rPr>
+      </w:pPr>
+      <w:r>
+        <w:rPr>
+          <w:rFonts w:hint="eastAsia"/>
+          <w:lang w:val="en-US" w:eastAsia="zh-CN"/>
+        </w:rPr>
+        <w:t>在一次在体育课上，他在去操场的路上拦下了我：</w:t>
+      </w:r>
+    </w:p>
+    <w:p>
+      <w:pPr>
+        <w:ind w:firstLine="420" w:firstLineChars="0"/>
+        <w:rPr>
+          <w:rFonts w:hint="eastAsia"/>
+          <w:lang w:val="en-US" w:eastAsia="zh-CN"/>
+        </w:rPr>
+      </w:pPr>
+      <w:r>
+        <w:rPr>
+          <w:rFonts w:hint="eastAsia"/>
+          <w:lang w:val="en-US" w:eastAsia="zh-CN"/>
+        </w:rPr>
+        <w:t>“你说好了别烦我的。”</w:t>
+      </w:r>
+    </w:p>
+    <w:p>
+      <w:pPr>
+        <w:ind w:firstLine="420" w:firstLineChars="0"/>
+        <w:rPr>
+          <w:rFonts w:hint="eastAsia"/>
+          <w:lang w:val="en-US" w:eastAsia="zh-CN"/>
+        </w:rPr>
+      </w:pPr>
+      <w:r>
+        <w:rPr>
+          <w:rFonts w:hint="eastAsia"/>
+          <w:lang w:val="en-US" w:eastAsia="zh-CN"/>
+        </w:rPr>
+        <w:t>“不是我主动想来整你的，一直都是你自作自受不是吗？”</w:t>
+      </w:r>
+    </w:p>
+    <w:p>
+      <w:pPr>
+        <w:ind w:firstLine="420" w:firstLineChars="0"/>
+        <w:rPr>
+          <w:rFonts w:hint="eastAsia"/>
+          <w:lang w:val="en-US" w:eastAsia="zh-CN"/>
+        </w:rPr>
+      </w:pPr>
+      <w:r>
+        <w:rPr>
+          <w:rFonts w:hint="eastAsia"/>
+          <w:lang w:val="en-US" w:eastAsia="zh-CN"/>
+        </w:rPr>
+        <w:t>“你像是缺爱一样恶心！”</w:t>
+      </w:r>
+    </w:p>
+    <w:p>
+      <w:pPr>
+        <w:ind w:firstLine="420" w:firstLineChars="0"/>
+        <w:rPr>
+          <w:rFonts w:hint="eastAsia"/>
+          <w:lang w:val="en-US" w:eastAsia="zh-CN"/>
+        </w:rPr>
+      </w:pPr>
+      <w:r>
+        <w:rPr>
+          <w:rFonts w:hint="eastAsia"/>
+          <w:lang w:val="en-US" w:eastAsia="zh-CN"/>
+        </w:rPr>
+        <w:t>然后他就跑开了，像是在黑死病期间躲避瘟疫一样嫌弃。而我身边的几个女生问我发生了什么，我只是回答道：</w:t>
+      </w:r>
+    </w:p>
+    <w:p>
+      <w:pPr>
+        <w:ind w:firstLine="420" w:firstLineChars="0"/>
+        <w:rPr>
           <w:rFonts w:hint="default"/>
           <w:lang w:val="en-US" w:eastAsia="zh-CN"/>
         </w:rPr>
       </w:pPr>
+      <w:r>
+        <w:rPr>
+          <w:rFonts w:hint="eastAsia"/>
+          <w:lang w:val="en-US" w:eastAsia="zh-CN"/>
+        </w:rPr>
+        <w:t>“没什么，只是一些学习上的事，他和何丽华好得很，我才不会做伤害朋友的事呢。”</w:t>
+      </w:r>
+    </w:p>
+    <w:p>
+      <w:pPr>
+        <w:ind w:firstLine="420" w:firstLineChars="0"/>
+        <w:rPr>
+          <w:rFonts w:hint="eastAsia"/>
+          <w:lang w:val="en-US" w:eastAsia="zh-CN"/>
+        </w:rPr>
+      </w:pPr>
+      <w:r>
+        <w:rPr>
+          <w:rFonts w:hint="eastAsia"/>
+          <w:lang w:val="en-US" w:eastAsia="zh-CN"/>
+        </w:rPr>
+        <w:t>【或许我真的那么恶劣吧，他是跑不掉的，哈哈】</w:t>
+      </w:r>
+    </w:p>
+    <w:p>
+      <w:pPr>
+        <w:pStyle w:val="3"/>
+        <w:bidi w:val="0"/>
+        <w:jc w:val="center"/>
+        <w:rPr>
+          <w:rFonts w:hint="eastAsia"/>
+          <w:lang w:val="en-US" w:eastAsia="zh-CN"/>
+        </w:rPr>
+      </w:pPr>
+      <w:r>
+        <w:rPr>
+          <w:rFonts w:hint="eastAsia"/>
+          <w:lang w:val="en-US" w:eastAsia="zh-CN"/>
+        </w:rPr>
+        <w:t>2.10</w:t>
+      </w:r>
+    </w:p>
+    <w:p>
+      <w:pPr>
+        <w:ind w:firstLine="420" w:firstLineChars="0"/>
+        <w:rPr>
+          <w:rFonts w:hint="eastAsia"/>
+          <w:lang w:val="en-US" w:eastAsia="zh-CN"/>
+        </w:rPr>
+      </w:pPr>
+      <w:r>
+        <w:rPr>
+          <w:rFonts w:hint="eastAsia"/>
+          <w:lang w:val="en-US" w:eastAsia="zh-CN"/>
+        </w:rPr>
+        <w:t>【有点想跳过回家的部分啊。】</w:t>
+      </w:r>
+    </w:p>
+    <w:p>
+      <w:pPr>
+        <w:ind w:firstLine="420" w:firstLineChars="0"/>
+        <w:rPr>
+          <w:rFonts w:hint="eastAsia"/>
+          <w:lang w:val="en-US" w:eastAsia="zh-CN"/>
+        </w:rPr>
+      </w:pPr>
+      <w:r>
+        <w:rPr>
+          <w:rFonts w:hint="eastAsia"/>
+          <w:lang w:val="en-US" w:eastAsia="zh-CN"/>
+        </w:rPr>
+        <w:t>如我所料，当我坐车回到家门口，打开房门就是两个木偶，藏匿在屋子的不同角落。听到我回来，母亲先是打了声招呼，然后父亲也随了一句，之后就是机械地解决晚饭。</w:t>
+      </w:r>
+    </w:p>
+    <w:p>
+      <w:pPr>
+        <w:ind w:firstLine="420" w:firstLineChars="0"/>
+        <w:rPr>
+          <w:rFonts w:hint="eastAsia"/>
+          <w:lang w:val="en-US" w:eastAsia="zh-CN"/>
+        </w:rPr>
+      </w:pPr>
+      <w:r>
+        <w:rPr>
+          <w:rFonts w:hint="eastAsia"/>
+          <w:lang w:val="en-US" w:eastAsia="zh-CN"/>
+        </w:rPr>
+        <w:t>“嗯，下周考试了，我明天去何丽华家里学一天，顺便在那过夜。”</w:t>
+      </w:r>
+    </w:p>
+    <w:p>
+      <w:pPr>
+        <w:ind w:firstLine="420" w:firstLineChars="0"/>
+        <w:rPr>
+          <w:rFonts w:hint="eastAsia"/>
+          <w:lang w:val="en-US" w:eastAsia="zh-CN"/>
+        </w:rPr>
+      </w:pPr>
+      <w:r>
+        <w:rPr>
+          <w:rFonts w:hint="eastAsia"/>
+          <w:lang w:val="en-US" w:eastAsia="zh-CN"/>
+        </w:rPr>
+        <w:t>“你和她关系真好啊，什么时候请人家来我们家做做客？”</w:t>
+      </w:r>
+    </w:p>
+    <w:p>
+      <w:pPr>
+        <w:ind w:firstLine="420" w:firstLineChars="0"/>
+        <w:rPr>
+          <w:rFonts w:hint="default"/>
+          <w:lang w:val="en-US" w:eastAsia="zh-CN"/>
+        </w:rPr>
+      </w:pPr>
+      <w:r>
+        <w:rPr>
+          <w:rFonts w:hint="eastAsia"/>
+          <w:lang w:val="en-US" w:eastAsia="zh-CN"/>
+        </w:rPr>
+        <w:t>“嗯，下次我和她提一提。”</w:t>
+      </w:r>
+    </w:p>
+    <w:p>
+      <w:pPr>
+        <w:ind w:firstLine="420" w:firstLineChars="0"/>
+        <w:rPr>
+          <w:rFonts w:hint="eastAsia"/>
+          <w:lang w:val="en-US" w:eastAsia="zh-CN"/>
+        </w:rPr>
+      </w:pPr>
+      <w:r>
+        <w:rPr>
+          <w:rFonts w:hint="eastAsia"/>
+          <w:lang w:val="en-US" w:eastAsia="zh-CN"/>
+        </w:rPr>
+        <w:t>【以后不会有机会了，我和她其实也没那么好吧。】</w:t>
+      </w:r>
+    </w:p>
+    <w:p>
+      <w:pPr>
+        <w:ind w:firstLine="420" w:firstLineChars="0"/>
+        <w:rPr>
+          <w:rFonts w:hint="eastAsia"/>
+          <w:lang w:val="en-US" w:eastAsia="zh-CN"/>
+        </w:rPr>
+      </w:pPr>
+      <w:r>
+        <w:rPr>
+          <w:rFonts w:hint="eastAsia"/>
+          <w:lang w:val="en-US" w:eastAsia="zh-CN"/>
+        </w:rPr>
+        <w:t>在餐桌上一起自习，同以前一样，何丽华找陈更生询问着一些问题，而陈更生则会很认真地回答这些问题。至于我，我则是很安静地坐在一边自习。直至夜晚降临，吃完夜宵之后打了下牌就准备睡觉了。</w:t>
+      </w:r>
+    </w:p>
+    <w:p>
+      <w:pPr>
+        <w:ind w:firstLine="420" w:firstLineChars="0"/>
+        <w:rPr>
+          <w:rFonts w:hint="eastAsia"/>
+          <w:lang w:val="en-US" w:eastAsia="zh-CN"/>
+        </w:rPr>
+      </w:pPr>
+      <w:r>
+        <w:rPr>
+          <w:rFonts w:hint="eastAsia"/>
+          <w:lang w:val="en-US" w:eastAsia="zh-CN"/>
+        </w:rPr>
+        <w:t>“喂？你怎么最近自己走啊？”</w:t>
+      </w:r>
+    </w:p>
+    <w:p>
+      <w:pPr>
+        <w:ind w:firstLine="420" w:firstLineChars="0"/>
+        <w:rPr>
+          <w:rFonts w:hint="eastAsia"/>
+          <w:lang w:val="en-US" w:eastAsia="zh-CN"/>
+        </w:rPr>
+      </w:pPr>
+      <w:r>
+        <w:rPr>
+          <w:rFonts w:hint="eastAsia"/>
+          <w:lang w:val="en-US" w:eastAsia="zh-CN"/>
+        </w:rPr>
+        <w:t>“最近忙着学习啊，显而易见得啦，你看我不是天天坐教室里面吗？”</w:t>
+      </w:r>
+    </w:p>
+    <w:p>
+      <w:pPr>
+        <w:ind w:firstLine="420" w:firstLineChars="0"/>
+        <w:rPr>
+          <w:rFonts w:hint="eastAsia"/>
+          <w:lang w:val="en-US" w:eastAsia="zh-CN"/>
+        </w:rPr>
+      </w:pPr>
+      <w:r>
+        <w:rPr>
+          <w:rFonts w:hint="eastAsia"/>
+          <w:lang w:val="en-US" w:eastAsia="zh-CN"/>
+        </w:rPr>
+        <w:t>“暑假也不来找我，女人，变心了！”</w:t>
+      </w:r>
+    </w:p>
+    <w:p>
+      <w:pPr>
+        <w:ind w:firstLine="420" w:firstLineChars="0"/>
+        <w:rPr>
+          <w:rFonts w:hint="eastAsia"/>
+          <w:lang w:val="en-US" w:eastAsia="zh-CN"/>
+        </w:rPr>
+      </w:pPr>
+      <w:r>
+        <w:rPr>
+          <w:rFonts w:hint="eastAsia"/>
+          <w:lang w:val="en-US" w:eastAsia="zh-CN"/>
+        </w:rPr>
+        <w:t>“哎呦，暑假的时候在画室里面泡着，没找你不好意思啦。再说这次不是一起来陪你了吗？”</w:t>
+      </w:r>
+    </w:p>
+    <w:p>
+      <w:pPr>
+        <w:ind w:firstLine="420" w:firstLineChars="0"/>
+        <w:rPr>
+          <w:rFonts w:hint="eastAsia"/>
+          <w:lang w:val="en-US" w:eastAsia="zh-CN"/>
+        </w:rPr>
+      </w:pPr>
+      <w:r>
+        <w:rPr>
+          <w:rFonts w:hint="eastAsia"/>
+          <w:lang w:val="en-US" w:eastAsia="zh-CN"/>
+        </w:rPr>
+        <w:t>夜深了，我们从去哪里玩聊到人生，然后她就疲惫地睡去了，至于我，则还要继续享受这个夜晚。</w:t>
+      </w:r>
+    </w:p>
+    <w:p>
+      <w:pPr>
+        <w:pStyle w:val="3"/>
+        <w:bidi w:val="0"/>
+        <w:jc w:val="center"/>
+        <w:rPr>
+          <w:rFonts w:hint="eastAsia"/>
+          <w:lang w:val="en-US" w:eastAsia="zh-CN"/>
+        </w:rPr>
+      </w:pPr>
+      <w:r>
+        <w:rPr>
+          <w:rFonts w:hint="eastAsia"/>
+          <w:lang w:val="en-US" w:eastAsia="zh-CN"/>
+        </w:rPr>
+        <w:t>2.11</w:t>
+      </w:r>
+    </w:p>
+    <w:p>
+      <w:pPr>
+        <w:ind w:firstLine="420" w:firstLineChars="0"/>
+        <w:rPr>
+          <w:rFonts w:hint="eastAsia"/>
+          <w:lang w:val="en-US" w:eastAsia="zh-CN"/>
+        </w:rPr>
+      </w:pPr>
+      <w:r>
+        <w:rPr>
+          <w:rFonts w:hint="eastAsia"/>
+          <w:lang w:val="en-US" w:eastAsia="zh-CN"/>
+        </w:rPr>
+        <w:t>我打开了陈更生的房门，掀开了他的被子，抚摸他的下体，终于把他弄醒了。</w:t>
+      </w:r>
+    </w:p>
+    <w:p>
+      <w:pPr>
+        <w:ind w:firstLine="420" w:firstLineChars="0"/>
+        <w:rPr>
+          <w:rFonts w:hint="eastAsia"/>
+          <w:lang w:val="en-US" w:eastAsia="zh-CN"/>
+        </w:rPr>
+      </w:pPr>
+      <w:r>
+        <w:rPr>
+          <w:rFonts w:hint="eastAsia"/>
+          <w:lang w:val="en-US" w:eastAsia="zh-CN"/>
+        </w:rPr>
+        <w:t>“做吗？”</w:t>
+      </w:r>
+    </w:p>
+    <w:p>
+      <w:pPr>
+        <w:ind w:firstLine="420" w:firstLineChars="0"/>
+        <w:rPr>
+          <w:rFonts w:hint="eastAsia"/>
+          <w:lang w:val="en-US" w:eastAsia="zh-CN"/>
+        </w:rPr>
+      </w:pPr>
+      <w:r>
+        <w:rPr>
+          <w:rFonts w:hint="eastAsia"/>
+          <w:lang w:val="en-US" w:eastAsia="zh-CN"/>
+        </w:rPr>
+        <w:t>“又像上次那样？你别来恶心我，滚！”</w:t>
+      </w:r>
+    </w:p>
+    <w:p>
+      <w:pPr>
+        <w:ind w:firstLine="420" w:firstLineChars="0"/>
+        <w:rPr>
+          <w:rFonts w:hint="eastAsia"/>
+          <w:lang w:val="en-US" w:eastAsia="zh-CN"/>
+        </w:rPr>
+      </w:pPr>
+      <w:r>
+        <w:rPr>
+          <w:rFonts w:hint="eastAsia"/>
+          <w:lang w:val="en-US" w:eastAsia="zh-CN"/>
+        </w:rPr>
+        <w:t>“这次不一样，这次何丽华在。”</w:t>
+      </w:r>
+    </w:p>
+    <w:p>
+      <w:pPr>
+        <w:ind w:firstLine="420" w:firstLineChars="0"/>
+        <w:rPr>
+          <w:rFonts w:hint="eastAsia"/>
+          <w:lang w:val="en-US" w:eastAsia="zh-CN"/>
+        </w:rPr>
+      </w:pPr>
+      <w:r>
+        <w:rPr>
+          <w:rFonts w:hint="eastAsia"/>
+          <w:lang w:val="en-US" w:eastAsia="zh-CN"/>
+        </w:rPr>
+        <w:t>“你说过你不会接着缠上我的。”</w:t>
+      </w:r>
+    </w:p>
+    <w:p>
+      <w:pPr>
+        <w:ind w:firstLine="420" w:firstLineChars="0"/>
+        <w:rPr>
+          <w:rFonts w:hint="eastAsia"/>
+          <w:lang w:val="en-US" w:eastAsia="zh-CN"/>
+        </w:rPr>
+      </w:pPr>
+      <w:r>
+        <w:rPr>
+          <w:rFonts w:hint="eastAsia"/>
+          <w:lang w:val="en-US" w:eastAsia="zh-CN"/>
+        </w:rPr>
+        <w:t>“但是第一次那垃圾是我带出去的，你猜猜那个有我两体液的套子在哪？”</w:t>
+      </w:r>
+    </w:p>
+    <w:p>
+      <w:pPr>
+        <w:ind w:firstLine="420" w:firstLineChars="0"/>
+        <w:rPr>
+          <w:rFonts w:hint="eastAsia"/>
+          <w:lang w:val="en-US" w:eastAsia="zh-CN"/>
+        </w:rPr>
+      </w:pPr>
+      <w:r>
+        <w:rPr>
+          <w:rFonts w:hint="eastAsia"/>
+          <w:lang w:val="en-US" w:eastAsia="zh-CN"/>
+        </w:rPr>
+        <w:t>“那你就去起诉我好吗？！别搞这些勾当。”</w:t>
+      </w:r>
+    </w:p>
+    <w:p>
+      <w:pPr>
+        <w:ind w:firstLine="420" w:firstLineChars="0"/>
+        <w:rPr>
+          <w:rFonts w:hint="eastAsia"/>
+          <w:lang w:val="en-US" w:eastAsia="zh-CN"/>
+        </w:rPr>
+      </w:pPr>
+      <w:r>
+        <w:rPr>
+          <w:rFonts w:hint="eastAsia"/>
+          <w:lang w:val="en-US" w:eastAsia="zh-CN"/>
+        </w:rPr>
+        <w:t>【呵呵，平日里高高在上的你现在只能野蛮地赌我敢不敢。想到好玩的了。】</w:t>
+      </w:r>
+    </w:p>
+    <w:p>
+      <w:pPr>
+        <w:ind w:firstLine="420" w:firstLineChars="0"/>
+        <w:rPr>
+          <w:rFonts w:hint="eastAsia"/>
+          <w:lang w:val="en-US" w:eastAsia="zh-CN"/>
+        </w:rPr>
+      </w:pPr>
+      <w:r>
+        <w:rPr>
+          <w:rFonts w:hint="eastAsia"/>
+          <w:lang w:val="en-US" w:eastAsia="zh-CN"/>
+        </w:rPr>
+        <w:t>“不不不，如果你不答应的话我直接和何丽华说你强奸了我。”</w:t>
+      </w:r>
+    </w:p>
+    <w:p>
+      <w:pPr>
+        <w:ind w:firstLine="420" w:firstLineChars="0"/>
+        <w:rPr>
+          <w:rFonts w:hint="eastAsia"/>
+          <w:lang w:val="en-US" w:eastAsia="zh-CN"/>
+        </w:rPr>
+      </w:pPr>
+      <w:r>
+        <w:rPr>
+          <w:rFonts w:hint="eastAsia"/>
+          <w:lang w:val="en-US" w:eastAsia="zh-CN"/>
+        </w:rPr>
+        <w:t>“我和她只是普通朋友。”</w:t>
+      </w:r>
+    </w:p>
+    <w:p>
+      <w:pPr>
+        <w:ind w:firstLine="420" w:firstLineChars="0"/>
+        <w:rPr>
+          <w:rFonts w:hint="eastAsia"/>
+          <w:lang w:val="en-US" w:eastAsia="zh-CN"/>
+        </w:rPr>
+      </w:pPr>
+      <w:r>
+        <w:rPr>
+          <w:rFonts w:hint="eastAsia"/>
+          <w:lang w:val="en-US" w:eastAsia="zh-CN"/>
+        </w:rPr>
+        <w:t>【自欺欺人的把戏罢了。】</w:t>
+      </w:r>
+    </w:p>
+    <w:p>
+      <w:pPr>
+        <w:ind w:firstLine="420" w:firstLineChars="0"/>
+        <w:rPr>
+          <w:rFonts w:hint="eastAsia"/>
+          <w:lang w:val="en-US" w:eastAsia="zh-CN"/>
+        </w:rPr>
+      </w:pPr>
+      <w:r>
+        <w:rPr>
+          <w:rFonts w:hint="eastAsia"/>
+          <w:lang w:val="en-US" w:eastAsia="zh-CN"/>
+        </w:rPr>
+        <w:t>“我不管，我想你不会接受的。”</w:t>
+      </w:r>
+    </w:p>
+    <w:p>
+      <w:pPr>
+        <w:ind w:firstLine="420" w:firstLineChars="0"/>
+        <w:rPr>
+          <w:rFonts w:hint="eastAsia"/>
+          <w:lang w:val="en-US" w:eastAsia="zh-CN"/>
+        </w:rPr>
+      </w:pPr>
+      <w:r>
+        <w:rPr>
+          <w:rFonts w:hint="eastAsia"/>
+          <w:lang w:val="en-US" w:eastAsia="zh-CN"/>
+        </w:rPr>
+        <w:t>“你真的快乐吗？”</w:t>
+      </w:r>
+    </w:p>
+    <w:p>
+      <w:pPr>
+        <w:ind w:firstLine="420" w:firstLineChars="0"/>
+        <w:rPr>
+          <w:rFonts w:hint="eastAsia"/>
+          <w:lang w:val="en-US" w:eastAsia="zh-CN"/>
+        </w:rPr>
+      </w:pPr>
+      <w:r>
+        <w:rPr>
+          <w:rFonts w:hint="eastAsia"/>
+          <w:lang w:val="en-US" w:eastAsia="zh-CN"/>
+        </w:rPr>
+        <w:t>“那我去告诉何丽华了。”</w:t>
+      </w:r>
+    </w:p>
+    <w:p>
+      <w:pPr>
+        <w:ind w:firstLine="420" w:firstLineChars="0"/>
+        <w:rPr>
+          <w:rFonts w:hint="eastAsia"/>
+          <w:lang w:val="en-US" w:eastAsia="zh-CN"/>
+        </w:rPr>
+      </w:pPr>
+      <w:r>
+        <w:rPr>
+          <w:rFonts w:hint="eastAsia"/>
+          <w:lang w:val="en-US" w:eastAsia="zh-CN"/>
+        </w:rPr>
+        <w:t>从刚开始的崩溃到说完话的暴躁，他粗鲁地释放他的浴火，好像我就只是工具，而他只是原始的动物。</w:t>
+      </w:r>
+    </w:p>
+    <w:p>
+      <w:pPr>
+        <w:ind w:firstLine="420" w:firstLineChars="0"/>
+        <w:rPr>
+          <w:rFonts w:hint="eastAsia"/>
+          <w:lang w:val="en-US" w:eastAsia="zh-CN"/>
+        </w:rPr>
+      </w:pPr>
+      <w:r>
+        <w:rPr>
+          <w:rFonts w:hint="eastAsia"/>
+          <w:lang w:val="en-US" w:eastAsia="zh-CN"/>
+        </w:rPr>
+        <w:t>“你这一次又一次被欲望奴役了，被下半身控制的废物。”</w:t>
+      </w:r>
+    </w:p>
+    <w:p>
+      <w:pPr>
+        <w:ind w:firstLine="420" w:firstLineChars="0"/>
+        <w:rPr>
+          <w:rFonts w:hint="eastAsia"/>
+          <w:lang w:val="en-US" w:eastAsia="zh-CN"/>
+        </w:rPr>
+      </w:pPr>
+      <w:r>
+        <w:rPr>
+          <w:rFonts w:hint="eastAsia"/>
+          <w:lang w:val="en-US" w:eastAsia="zh-CN"/>
+        </w:rPr>
+        <w:t>“不是，是你……”</w:t>
+      </w:r>
+    </w:p>
+    <w:p>
+      <w:pPr>
+        <w:ind w:firstLine="420" w:firstLineChars="0"/>
+        <w:rPr>
+          <w:rFonts w:hint="eastAsia"/>
+          <w:lang w:val="en-US" w:eastAsia="zh-CN"/>
+        </w:rPr>
+      </w:pPr>
+      <w:r>
+        <w:rPr>
+          <w:rFonts w:hint="eastAsia"/>
+          <w:lang w:val="en-US" w:eastAsia="zh-CN"/>
+        </w:rPr>
+        <w:t>“呵，理由罢了。”</w:t>
+      </w:r>
+    </w:p>
+    <w:p>
+      <w:pPr>
+        <w:ind w:firstLine="420" w:firstLineChars="0"/>
+        <w:rPr>
+          <w:rFonts w:hint="eastAsia"/>
+          <w:lang w:val="en-US" w:eastAsia="zh-CN"/>
+        </w:rPr>
+      </w:pPr>
+      <w:r>
+        <w:rPr>
+          <w:rFonts w:hint="eastAsia"/>
+          <w:lang w:val="en-US" w:eastAsia="zh-CN"/>
+        </w:rPr>
+        <w:t>【一个理智的人变得扭曲，一段感情变得污浊，你其实也变成和我一样的人了吧。】</w:t>
+      </w:r>
+    </w:p>
+    <w:p>
+      <w:pPr>
+        <w:ind w:firstLine="420" w:firstLineChars="0"/>
+        <w:rPr>
+          <w:rFonts w:hint="eastAsia"/>
+          <w:lang w:val="en-US" w:eastAsia="zh-CN"/>
+        </w:rPr>
+      </w:pPr>
+      <w:r>
+        <w:rPr>
+          <w:rFonts w:hint="eastAsia"/>
+          <w:lang w:val="en-US" w:eastAsia="zh-CN"/>
+        </w:rPr>
+        <w:t>他不再言语，而是静静躺在床上，看着他痛苦的表情，我又安静地回去睡觉了。</w:t>
+      </w:r>
+    </w:p>
+    <w:p>
+      <w:pPr>
+        <w:ind w:firstLine="420" w:firstLineChars="0"/>
+        <w:rPr>
+          <w:rFonts w:hint="eastAsia"/>
+          <w:lang w:val="en-US" w:eastAsia="zh-CN"/>
+        </w:rPr>
+      </w:pPr>
+      <w:r>
+        <w:rPr>
+          <w:rFonts w:hint="eastAsia"/>
+          <w:lang w:val="en-US" w:eastAsia="zh-CN"/>
+        </w:rPr>
+        <w:t>【拉人下水，哈，哈哈……我真的快乐吗？已经回不去了。】</w:t>
+      </w:r>
+    </w:p>
+    <w:p>
+      <w:pPr>
+        <w:pStyle w:val="3"/>
+        <w:bidi w:val="0"/>
+        <w:jc w:val="center"/>
+        <w:rPr>
+          <w:rFonts w:hint="eastAsia"/>
+          <w:lang w:val="en-US" w:eastAsia="zh-CN"/>
+        </w:rPr>
+      </w:pPr>
+      <w:r>
+        <w:rPr>
+          <w:rFonts w:hint="eastAsia"/>
+          <w:lang w:val="en-US" w:eastAsia="zh-CN"/>
+        </w:rPr>
+        <w:t>2.12</w:t>
+      </w:r>
+    </w:p>
+    <w:p>
+      <w:pPr>
+        <w:ind w:firstLine="420" w:firstLineChars="0"/>
+        <w:rPr>
+          <w:rFonts w:hint="eastAsia"/>
+          <w:lang w:val="en-US" w:eastAsia="zh-CN"/>
+        </w:rPr>
+      </w:pPr>
+      <w:r>
+        <w:rPr>
+          <w:rFonts w:hint="eastAsia"/>
+          <w:lang w:val="en-US" w:eastAsia="zh-CN"/>
+        </w:rPr>
+        <w:t xml:space="preserve"> 次日早，我迷迷糊糊地醒来，看到何丽华已经醒了有一会了。瞄了一眼手表：</w:t>
+      </w:r>
+    </w:p>
+    <w:p>
+      <w:pPr>
+        <w:ind w:firstLine="420" w:firstLineChars="0"/>
+        <w:rPr>
+          <w:rFonts w:hint="eastAsia"/>
+          <w:lang w:val="en-US" w:eastAsia="zh-CN"/>
+        </w:rPr>
+      </w:pPr>
+      <w:r>
+        <w:rPr>
+          <w:rFonts w:hint="eastAsia"/>
+          <w:lang w:val="en-US" w:eastAsia="zh-CN"/>
+        </w:rPr>
+        <w:t>“华华，我们去吃早餐不？”</w:t>
+      </w:r>
+    </w:p>
+    <w:p>
+      <w:pPr>
+        <w:ind w:firstLine="420" w:firstLineChars="0"/>
+        <w:rPr>
+          <w:rFonts w:hint="eastAsia"/>
+          <w:lang w:val="en-US" w:eastAsia="zh-CN"/>
+        </w:rPr>
+      </w:pPr>
+      <w:r>
+        <w:rPr>
+          <w:rFonts w:hint="eastAsia"/>
+          <w:lang w:val="en-US" w:eastAsia="zh-CN"/>
+        </w:rPr>
+        <w:t>“走吧，洗漱前去看看陈更生起床没，他可能早起打游戏了，需要的话我帮他带一份早餐。”</w:t>
+      </w:r>
+    </w:p>
+    <w:p>
+      <w:pPr>
+        <w:ind w:firstLine="420" w:firstLineChars="0"/>
+        <w:rPr>
+          <w:rFonts w:hint="eastAsia"/>
+          <w:lang w:val="en-US" w:eastAsia="zh-CN"/>
+        </w:rPr>
+      </w:pPr>
+      <w:r>
+        <w:rPr>
+          <w:rFonts w:hint="eastAsia"/>
+          <w:lang w:val="en-US" w:eastAsia="zh-CN"/>
+        </w:rPr>
+        <w:t>“带早餐哦~贤淑~”</w:t>
+      </w:r>
+    </w:p>
+    <w:p>
+      <w:pPr>
+        <w:ind w:firstLine="420" w:firstLineChars="0"/>
+        <w:rPr>
+          <w:rFonts w:hint="eastAsia"/>
+          <w:lang w:val="en-US" w:eastAsia="zh-CN"/>
+        </w:rPr>
+      </w:pPr>
+      <w:r>
+        <w:rPr>
+          <w:rFonts w:hint="eastAsia"/>
+          <w:lang w:val="en-US" w:eastAsia="zh-CN"/>
+        </w:rPr>
+        <w:t>“你就别起哄了！”</w:t>
+      </w:r>
+    </w:p>
+    <w:p>
+      <w:pPr>
+        <w:ind w:firstLine="420" w:firstLineChars="0"/>
+        <w:rPr>
+          <w:rFonts w:hint="eastAsia"/>
+          <w:lang w:val="en-US" w:eastAsia="zh-CN"/>
+        </w:rPr>
+      </w:pPr>
+      <w:r>
+        <w:rPr>
+          <w:rFonts w:hint="eastAsia"/>
+          <w:lang w:val="en-US" w:eastAsia="zh-CN"/>
+        </w:rPr>
+        <w:t>【分班之后两个人更着急了呢，真不明白他两为什么要影藏心意呢？】</w:t>
+      </w:r>
+    </w:p>
+    <w:p>
+      <w:pPr>
+        <w:ind w:firstLine="420" w:firstLineChars="0"/>
+        <w:rPr>
+          <w:rFonts w:hint="eastAsia"/>
+          <w:lang w:val="en-US" w:eastAsia="zh-CN"/>
+        </w:rPr>
+      </w:pPr>
+      <w:r>
+        <w:rPr>
+          <w:rFonts w:hint="eastAsia"/>
+          <w:lang w:val="en-US" w:eastAsia="zh-CN"/>
+        </w:rPr>
+        <w:t>何丽华洗漱完后会房间打扮了一下，带着我走到了昨晚由我关上的房间，敲了两下门：</w:t>
+      </w:r>
+    </w:p>
+    <w:p>
+      <w:pPr>
+        <w:ind w:firstLine="420" w:firstLineChars="0"/>
+        <w:rPr>
+          <w:rFonts w:hint="eastAsia"/>
+          <w:lang w:val="en-US" w:eastAsia="zh-CN"/>
+        </w:rPr>
+      </w:pPr>
+      <w:r>
+        <w:rPr>
+          <w:rFonts w:hint="eastAsia"/>
+          <w:lang w:val="en-US" w:eastAsia="zh-CN"/>
+        </w:rPr>
+        <w:t>“陈更生，起床没？”</w:t>
+      </w:r>
+    </w:p>
+    <w:p>
+      <w:pPr>
+        <w:ind w:firstLine="420" w:firstLineChars="0"/>
+        <w:rPr>
+          <w:rFonts w:hint="eastAsia"/>
+          <w:lang w:val="en-US" w:eastAsia="zh-CN"/>
+        </w:rPr>
+      </w:pPr>
+      <w:r>
+        <w:rPr>
+          <w:rFonts w:hint="eastAsia"/>
+          <w:lang w:val="en-US" w:eastAsia="zh-CN"/>
+        </w:rPr>
+        <w:t>门里面没有反应，何丽华等了一会，焦急地重复了一遍，敲了两下门，催促道：</w:t>
+      </w:r>
+    </w:p>
+    <w:p>
+      <w:pPr>
+        <w:ind w:firstLine="420" w:firstLineChars="0"/>
+        <w:rPr>
+          <w:rFonts w:hint="eastAsia"/>
+          <w:lang w:val="en-US" w:eastAsia="zh-CN"/>
+        </w:rPr>
+      </w:pPr>
+      <w:r>
+        <w:rPr>
+          <w:rFonts w:hint="eastAsia"/>
+          <w:lang w:val="en-US" w:eastAsia="zh-CN"/>
+        </w:rPr>
+        <w:t>“陈更生，起床没？”</w:t>
+      </w:r>
+    </w:p>
+    <w:p>
+      <w:pPr>
+        <w:ind w:firstLine="420" w:firstLineChars="0"/>
+        <w:rPr>
+          <w:rFonts w:hint="eastAsia"/>
+          <w:lang w:val="en-US" w:eastAsia="zh-CN"/>
+        </w:rPr>
+      </w:pPr>
+      <w:r>
+        <w:rPr>
+          <w:rFonts w:hint="eastAsia"/>
+          <w:lang w:val="en-US" w:eastAsia="zh-CN"/>
+        </w:rPr>
+        <w:t>【昨晚他怎么了啊？睡得比我还晚吗？不会出事了吧？】</w:t>
+      </w:r>
+    </w:p>
+    <w:p>
+      <w:pPr>
+        <w:ind w:firstLine="420" w:firstLineChars="0"/>
+        <w:rPr>
+          <w:rFonts w:hint="eastAsia"/>
+          <w:lang w:val="en-US" w:eastAsia="zh-CN"/>
+        </w:rPr>
+      </w:pPr>
+      <w:r>
+        <w:rPr>
+          <w:rFonts w:hint="eastAsia"/>
+          <w:lang w:val="en-US" w:eastAsia="zh-CN"/>
+        </w:rPr>
+        <w:t>在我也开始着急起来的时候，陈更生传出了不太舒服的声音：</w:t>
+      </w:r>
+    </w:p>
+    <w:p>
+      <w:pPr>
+        <w:ind w:firstLine="420" w:firstLineChars="0"/>
+        <w:rPr>
+          <w:rFonts w:hint="eastAsia"/>
+          <w:lang w:val="en-US" w:eastAsia="zh-CN"/>
+        </w:rPr>
+      </w:pPr>
+      <w:r>
+        <w:rPr>
+          <w:rFonts w:hint="eastAsia"/>
+          <w:lang w:val="en-US" w:eastAsia="zh-CN"/>
+        </w:rPr>
+        <w:t>“不太舒服，不好意思，你们出去外面买早餐的话帮我带一份，谢谢”</w:t>
+      </w:r>
+    </w:p>
+    <w:p>
+      <w:pPr>
+        <w:ind w:firstLine="420" w:firstLineChars="0"/>
+        <w:rPr>
+          <w:rFonts w:hint="eastAsia"/>
+          <w:lang w:val="en-US" w:eastAsia="zh-CN"/>
+        </w:rPr>
+      </w:pPr>
+      <w:r>
+        <w:rPr>
+          <w:rFonts w:hint="eastAsia"/>
+          <w:lang w:val="en-US" w:eastAsia="zh-CN"/>
+        </w:rPr>
+        <w:t>“你生病了吗？那我帮你带早餐，顺便帮你买点菜放冰箱。吃完早餐我们就走了，不打扰你了。”</w:t>
+      </w:r>
+    </w:p>
+    <w:p>
+      <w:pPr>
+        <w:ind w:firstLine="420" w:firstLineChars="0"/>
+        <w:rPr>
+          <w:rFonts w:hint="eastAsia"/>
+          <w:lang w:val="en-US" w:eastAsia="zh-CN"/>
+        </w:rPr>
+      </w:pPr>
+      <w:r>
+        <w:rPr>
+          <w:rFonts w:hint="eastAsia"/>
+          <w:lang w:val="en-US" w:eastAsia="zh-CN"/>
+        </w:rPr>
+        <w:t>【他真生病了？昨晚他怎么了呢？有点愧疚，但何丽华会照顾好他的吧。】</w:t>
+      </w:r>
+    </w:p>
+    <w:p>
+      <w:pPr>
+        <w:ind w:firstLine="420" w:firstLineChars="0"/>
+        <w:rPr>
+          <w:rFonts w:hint="eastAsia"/>
+          <w:lang w:val="en-US" w:eastAsia="zh-CN"/>
+        </w:rPr>
+      </w:pPr>
+      <w:r>
+        <w:rPr>
+          <w:rFonts w:hint="eastAsia"/>
+          <w:lang w:val="en-US" w:eastAsia="zh-CN"/>
+        </w:rPr>
+        <w:t>买完菜后，何丽华走在前头，像是把我引导着，回到了陈更生家中。陈更生已经起床了，何丽华把早餐放在客厅就把菜提到厨房了，她看着手上的排骨：</w:t>
+      </w:r>
+    </w:p>
+    <w:p>
+      <w:pPr>
+        <w:ind w:firstLine="420" w:firstLineChars="0"/>
+        <w:rPr>
+          <w:rFonts w:hint="eastAsia"/>
+          <w:lang w:val="en-US" w:eastAsia="zh-CN"/>
+        </w:rPr>
+      </w:pPr>
+      <w:r>
+        <w:rPr>
+          <w:rFonts w:hint="eastAsia"/>
+          <w:lang w:val="en-US" w:eastAsia="zh-CN"/>
+        </w:rPr>
+        <w:t>“你可以帮忙切一下吗？我真的好怕血的……”</w:t>
+      </w:r>
+    </w:p>
+    <w:p>
+      <w:pPr>
+        <w:ind w:firstLine="420" w:firstLineChars="0"/>
+        <w:rPr>
+          <w:rFonts w:hint="eastAsia"/>
+          <w:lang w:val="en-US" w:eastAsia="zh-CN"/>
+        </w:rPr>
+      </w:pPr>
+      <w:r>
+        <w:rPr>
+          <w:rFonts w:hint="eastAsia"/>
+          <w:lang w:val="en-US" w:eastAsia="zh-CN"/>
+        </w:rPr>
+        <w:t>“哦哦，好的，我之前不是说过我会煮饭的吗，小事。”</w:t>
+      </w:r>
+    </w:p>
+    <w:p>
+      <w:pPr>
+        <w:ind w:firstLine="420" w:firstLineChars="0"/>
+        <w:rPr>
+          <w:rFonts w:hint="eastAsia"/>
+          <w:lang w:val="en-US" w:eastAsia="zh-CN"/>
+        </w:rPr>
+      </w:pPr>
+      <w:r>
+        <w:rPr>
+          <w:rFonts w:hint="eastAsia"/>
+          <w:lang w:val="en-US" w:eastAsia="zh-CN"/>
+        </w:rPr>
+        <w:t>【好恶心，这东西为什么要让我搞啊，为啥你想照顾他是我动手啊？】</w:t>
+      </w:r>
+    </w:p>
+    <w:p>
+      <w:pPr>
+        <w:ind w:firstLine="420" w:firstLineChars="0"/>
+        <w:rPr>
+          <w:rFonts w:hint="eastAsia"/>
+          <w:lang w:val="en-US" w:eastAsia="zh-CN"/>
+        </w:rPr>
+      </w:pPr>
+      <w:r>
+        <w:rPr>
+          <w:rFonts w:hint="eastAsia"/>
+          <w:lang w:val="en-US" w:eastAsia="zh-CN"/>
+        </w:rPr>
+        <w:t>把腌了盐的排骨放到冰箱，我两瞄了一眼陈更生，确定他没有什么很厉害的症状就离开了，让他安心养病。我两则各回各家了，毕竟本身快考试了是出来复习的，现在遇上这一遭更没心情了。</w:t>
+      </w:r>
+    </w:p>
+    <w:p>
+      <w:pPr>
+        <w:pStyle w:val="3"/>
+        <w:bidi w:val="0"/>
+        <w:jc w:val="center"/>
+        <w:rPr>
+          <w:rFonts w:hint="default"/>
+          <w:lang w:val="en-US" w:eastAsia="zh-CN"/>
+        </w:rPr>
+      </w:pPr>
+      <w:r>
+        <w:rPr>
+          <w:rFonts w:hint="default"/>
+          <w:lang w:val="en-US" w:eastAsia="zh-CN"/>
+        </w:rPr>
+        <w:t>2.13</w:t>
+      </w:r>
+    </w:p>
+    <w:p>
+      <w:pPr>
+        <w:ind w:firstLine="420" w:firstLineChars="0"/>
+        <w:rPr>
+          <w:rFonts w:hint="eastAsia"/>
+          <w:lang w:val="en-US" w:eastAsia="zh-CN"/>
+        </w:rPr>
+      </w:pPr>
+      <w:r>
+        <w:rPr>
+          <w:rFonts w:hint="eastAsia"/>
+          <w:lang w:val="en-US" w:eastAsia="zh-CN"/>
+        </w:rPr>
+        <w:t>同学都在忙着复习，考试正常地进行着，因为考场是打乱的，所以考试那几天没有看到何丽华和陈更生一起吃饭。等到考完试之后，一天中午，何丽华又跑来教室找陈更生吃饭：</w:t>
+      </w:r>
+    </w:p>
+    <w:p>
+      <w:pPr>
+        <w:ind w:firstLine="420" w:firstLineChars="0"/>
+        <w:rPr>
+          <w:rFonts w:hint="eastAsia"/>
+          <w:lang w:val="en-US" w:eastAsia="zh-CN"/>
+        </w:rPr>
+      </w:pPr>
+      <w:r>
+        <w:rPr>
+          <w:rFonts w:hint="eastAsia"/>
+          <w:lang w:val="en-US" w:eastAsia="zh-CN"/>
+        </w:rPr>
+        <w:t>“走不走？饭堂一楼最近新出了个鸡排，你吃了没有？”</w:t>
+      </w:r>
+    </w:p>
+    <w:p>
+      <w:pPr>
+        <w:ind w:firstLine="420" w:firstLineChars="0"/>
+        <w:rPr>
+          <w:rFonts w:hint="eastAsia"/>
+          <w:lang w:val="en-US" w:eastAsia="zh-CN"/>
+        </w:rPr>
+      </w:pPr>
+      <w:r>
+        <w:rPr>
+          <w:rFonts w:hint="eastAsia"/>
+          <w:lang w:val="en-US" w:eastAsia="zh-CN"/>
+        </w:rPr>
+        <w:t>“哦哦哦，来了。”</w:t>
+      </w:r>
+    </w:p>
+    <w:p>
+      <w:pPr>
+        <w:ind w:firstLine="420" w:firstLineChars="0"/>
+        <w:rPr>
+          <w:rFonts w:hint="eastAsia"/>
+          <w:lang w:val="en-US" w:eastAsia="zh-CN"/>
+        </w:rPr>
+      </w:pPr>
+      <w:r>
+        <w:rPr>
+          <w:rFonts w:hint="eastAsia"/>
+          <w:lang w:val="en-US" w:eastAsia="zh-CN"/>
+        </w:rPr>
+        <w:t>【他们竟然还能好好地相处下去，陈更生真是个渣男啊，呵呵。想谈女朋友却有着炮友……】</w:t>
+      </w:r>
+    </w:p>
+    <w:p>
+      <w:pPr>
+        <w:ind w:firstLine="420" w:firstLineChars="0"/>
+        <w:rPr>
+          <w:rFonts w:hint="eastAsia"/>
+          <w:lang w:val="en-US" w:eastAsia="zh-CN"/>
+        </w:rPr>
+      </w:pPr>
+      <w:r>
+        <w:rPr>
+          <w:rFonts w:hint="eastAsia"/>
+          <w:lang w:val="en-US" w:eastAsia="zh-CN"/>
+        </w:rPr>
+        <w:t>开学考试结束之后，学生们的娱乐活动多了起来，我报名了美术社，因为美术社在综合楼有个社团活动部，写完作业的话可以在里面画画，毕竟我是中午洗澡的，下午有成块的休息时间。而且比较令人欣喜的是，我们学校的这些社团的部长是由高一的担当，因为高二高三的学业会比较重，学校领导不允许学长学姐担任部长，所以我这个画画水平比较高而且长得还行的就被推举成了部长，掌管了活动教室的钥匙，在别人要使用教室的时候找我借走钥匙。</w:t>
+      </w:r>
+    </w:p>
+    <w:p>
+      <w:pPr>
+        <w:ind w:firstLine="420" w:firstLineChars="0"/>
+        <w:rPr>
+          <w:rFonts w:hint="eastAsia"/>
+          <w:lang w:val="en-US" w:eastAsia="zh-CN"/>
+        </w:rPr>
+      </w:pPr>
+      <w:r>
+        <w:rPr>
+          <w:rFonts w:hint="eastAsia"/>
+          <w:lang w:val="en-US" w:eastAsia="zh-CN"/>
+        </w:rPr>
+        <w:t>【这样的教室是不是该拿来干点什么？】</w:t>
+      </w:r>
+    </w:p>
+    <w:p>
+      <w:pPr>
+        <w:pStyle w:val="3"/>
+        <w:bidi w:val="0"/>
+        <w:jc w:val="center"/>
+        <w:rPr>
+          <w:rFonts w:hint="eastAsia"/>
+          <w:lang w:val="en-US" w:eastAsia="zh-CN"/>
+        </w:rPr>
+      </w:pPr>
+      <w:r>
+        <w:rPr>
+          <w:rFonts w:hint="eastAsia"/>
+          <w:lang w:val="en-US" w:eastAsia="zh-CN"/>
+        </w:rPr>
+        <w:t>2.14</w:t>
+      </w:r>
+    </w:p>
+    <w:p>
+      <w:pPr>
+        <w:ind w:firstLine="420" w:firstLineChars="0"/>
+        <w:rPr>
+          <w:rFonts w:hint="eastAsia"/>
+          <w:lang w:val="en-US" w:eastAsia="zh-CN"/>
+        </w:rPr>
+      </w:pPr>
+      <w:r>
+        <w:rPr>
+          <w:rFonts w:hint="eastAsia"/>
+          <w:lang w:val="en-US" w:eastAsia="zh-CN"/>
+        </w:rPr>
+        <w:t>距离开学考试已经过去一段时间，我又打算去陈更生家里整蛊陈更生，于是在手机上给他发了一条信息：</w:t>
+      </w:r>
+    </w:p>
+    <w:p>
+      <w:pPr>
+        <w:ind w:firstLine="420" w:firstLineChars="0"/>
+        <w:rPr>
+          <w:rFonts w:hint="eastAsia"/>
+          <w:lang w:val="en-US" w:eastAsia="zh-CN"/>
+        </w:rPr>
+      </w:pPr>
+      <w:r>
+        <w:rPr>
+          <w:rFonts w:hint="eastAsia"/>
+          <w:lang w:val="en-US" w:eastAsia="zh-CN"/>
+        </w:rPr>
+        <w:t>“明天周六有没有空？我去你家找你玩。”</w:t>
+      </w:r>
+    </w:p>
+    <w:p>
+      <w:pPr>
+        <w:ind w:firstLine="420" w:firstLineChars="0"/>
+        <w:rPr>
+          <w:rFonts w:hint="eastAsia"/>
+          <w:lang w:val="en-US" w:eastAsia="zh-CN"/>
+        </w:rPr>
+      </w:pPr>
+      <w:r>
+        <w:rPr>
+          <w:rFonts w:hint="eastAsia"/>
+          <w:lang w:val="en-US" w:eastAsia="zh-CN"/>
+        </w:rPr>
+        <w:t>“嗯，几点到？主人？”</w:t>
+      </w:r>
+    </w:p>
+    <w:p>
+      <w:pPr>
+        <w:ind w:firstLine="420" w:firstLineChars="0"/>
+        <w:rPr>
+          <w:rFonts w:hint="eastAsia"/>
+          <w:lang w:val="en-US" w:eastAsia="zh-CN"/>
+        </w:rPr>
+      </w:pPr>
+      <w:r>
+        <w:rPr>
+          <w:rFonts w:hint="eastAsia"/>
+          <w:lang w:val="en-US" w:eastAsia="zh-CN"/>
+        </w:rPr>
+        <w:t>【好开心，他叫我主人了，有种被侍奉的感觉。明天得对他好一点了呢~】</w:t>
+      </w:r>
+    </w:p>
+    <w:p>
+      <w:pPr>
+        <w:ind w:firstLine="420" w:firstLineChars="0"/>
+        <w:rPr>
+          <w:rFonts w:hint="eastAsia"/>
+          <w:lang w:val="en-US" w:eastAsia="zh-CN"/>
+        </w:rPr>
+      </w:pPr>
+      <w:r>
+        <w:rPr>
+          <w:rFonts w:hint="eastAsia"/>
+          <w:lang w:val="en-US" w:eastAsia="zh-CN"/>
+        </w:rPr>
+        <w:t>“明早八九点，你应该有时间吧？我给你买点菜过去？”</w:t>
+      </w:r>
+    </w:p>
+    <w:p>
+      <w:pPr>
+        <w:ind w:firstLine="420" w:firstLineChars="0"/>
+        <w:rPr>
+          <w:rFonts w:hint="eastAsia"/>
+          <w:lang w:val="en-US" w:eastAsia="zh-CN"/>
+        </w:rPr>
+      </w:pPr>
+      <w:r>
+        <w:rPr>
+          <w:rFonts w:hint="eastAsia"/>
+          <w:lang w:val="en-US" w:eastAsia="zh-CN"/>
+        </w:rPr>
+        <w:t>“好的。”</w:t>
+      </w:r>
+    </w:p>
+    <w:p>
+      <w:pPr>
+        <w:ind w:firstLine="420" w:firstLineChars="0"/>
+        <w:rPr>
+          <w:rFonts w:hint="eastAsia"/>
+          <w:lang w:val="en-US" w:eastAsia="zh-CN"/>
+        </w:rPr>
+      </w:pPr>
+      <w:r>
+        <w:rPr>
+          <w:rFonts w:hint="eastAsia"/>
+          <w:lang w:val="en-US" w:eastAsia="zh-CN"/>
+        </w:rPr>
+        <w:t>【明天要对他干点什么呢？想想都让人兴奋啊。】</w:t>
+      </w:r>
+    </w:p>
+    <w:p>
+      <w:pPr>
+        <w:ind w:firstLine="420" w:firstLineChars="0"/>
+        <w:rPr>
+          <w:rFonts w:hint="eastAsia"/>
+          <w:lang w:val="en-US" w:eastAsia="zh-CN"/>
+        </w:rPr>
+      </w:pPr>
+      <w:r>
+        <w:rPr>
+          <w:rFonts w:hint="eastAsia"/>
+          <w:lang w:val="en-US" w:eastAsia="zh-CN"/>
+        </w:rPr>
+        <w:t>脸上逐渐荡起涟漪，在房间里想了想，决定用去画室的藉口和父母说了明天不回家。如同往常一样僵硬地沟通完，他们就明白了：明天中午不用煮我的饭。</w:t>
+      </w:r>
+    </w:p>
+    <w:p>
+      <w:pPr>
+        <w:ind w:firstLine="420" w:firstLineChars="0"/>
+        <w:rPr>
+          <w:rFonts w:hint="eastAsia"/>
+          <w:lang w:val="en-US" w:eastAsia="zh-CN"/>
+        </w:rPr>
+      </w:pPr>
+      <w:r>
+        <w:rPr>
+          <w:rFonts w:hint="eastAsia"/>
+          <w:lang w:val="en-US" w:eastAsia="zh-CN"/>
+        </w:rPr>
+        <w:t>次日早，我按照去画室画画的时间起了床，拿起了吃饭的零花钱，洗漱完就坐上了公交。在他家附近的超市买了点肉和菜就按响了陈更生家的门铃，这次他倒是显得没那么匆忙，而是很平静地迎接我的到来——他贴在了我的耳边，湿润地说了一声：</w:t>
+      </w:r>
+    </w:p>
+    <w:p>
+      <w:pPr>
+        <w:ind w:firstLine="420" w:firstLineChars="0"/>
+        <w:rPr>
+          <w:rFonts w:hint="eastAsia"/>
+          <w:lang w:val="en-US" w:eastAsia="zh-CN"/>
+        </w:rPr>
+      </w:pPr>
+      <w:r>
+        <w:rPr>
+          <w:rFonts w:hint="eastAsia"/>
+          <w:lang w:val="en-US" w:eastAsia="zh-CN"/>
+        </w:rPr>
+        <w:t>“主人，欢迎你的到来~”</w:t>
+      </w:r>
+    </w:p>
+    <w:p>
+      <w:pPr>
+        <w:ind w:firstLine="420" w:firstLineChars="0"/>
+        <w:rPr>
+          <w:rFonts w:hint="eastAsia"/>
+          <w:lang w:val="en-US" w:eastAsia="zh-CN"/>
+        </w:rPr>
+      </w:pPr>
+      <w:r>
+        <w:rPr>
+          <w:rFonts w:hint="eastAsia"/>
+          <w:lang w:val="en-US" w:eastAsia="zh-CN"/>
+        </w:rPr>
+        <w:t>飘飘然的，走过了玄关，将菜放到厨房洗了下手，陪他坐到了客厅。他率先开口：</w:t>
+      </w:r>
+    </w:p>
+    <w:p>
+      <w:pPr>
+        <w:ind w:firstLine="420" w:firstLineChars="0"/>
+        <w:rPr>
+          <w:rFonts w:hint="eastAsia"/>
+          <w:lang w:val="en-US" w:eastAsia="zh-CN"/>
+        </w:rPr>
+      </w:pPr>
+      <w:r>
+        <w:rPr>
+          <w:rFonts w:hint="eastAsia"/>
+          <w:lang w:val="en-US" w:eastAsia="zh-CN"/>
+        </w:rPr>
+        <w:t>“这次来干什么？”</w:t>
+      </w:r>
+    </w:p>
+    <w:p>
+      <w:pPr>
+        <w:ind w:firstLine="420" w:firstLineChars="0"/>
+        <w:rPr>
+          <w:rFonts w:hint="eastAsia"/>
+          <w:lang w:val="en-US" w:eastAsia="zh-CN"/>
+        </w:rPr>
+      </w:pPr>
+      <w:r>
+        <w:rPr>
+          <w:rFonts w:hint="eastAsia"/>
+          <w:lang w:val="en-US" w:eastAsia="zh-CN"/>
+        </w:rPr>
+        <w:t>“你觉得呢？”</w:t>
+      </w:r>
+    </w:p>
+    <w:p>
+      <w:pPr>
+        <w:ind w:firstLine="420" w:firstLineChars="0"/>
+        <w:rPr>
+          <w:rFonts w:hint="eastAsia"/>
+          <w:lang w:val="en-US" w:eastAsia="zh-CN"/>
+        </w:rPr>
+      </w:pPr>
+      <w:r>
+        <w:rPr>
+          <w:rFonts w:hint="eastAsia"/>
+          <w:lang w:val="en-US" w:eastAsia="zh-CN"/>
+        </w:rPr>
+        <w:t>“但是你之前说的不会再骚扰我的。”</w:t>
+      </w:r>
+    </w:p>
+    <w:p>
+      <w:pPr>
+        <w:ind w:firstLine="420" w:firstLineChars="0"/>
+        <w:rPr>
+          <w:rFonts w:hint="eastAsia"/>
+          <w:lang w:val="en-US" w:eastAsia="zh-CN"/>
+        </w:rPr>
+      </w:pPr>
+      <w:r>
+        <w:rPr>
+          <w:rFonts w:hint="eastAsia"/>
+          <w:lang w:val="en-US" w:eastAsia="zh-CN"/>
+        </w:rPr>
+        <w:t>“不是和你说过了？那条混杂着我和你的体液的内裤被我好好地保存了下来，你也不想被以强奸罪诉讼吧？而且，我和你独处的时候，你记得叫‘主人’。”</w:t>
+      </w:r>
+    </w:p>
+    <w:p>
+      <w:pPr>
+        <w:ind w:firstLine="420" w:firstLineChars="0"/>
+        <w:rPr>
+          <w:rFonts w:hint="eastAsia"/>
+          <w:lang w:val="en-US" w:eastAsia="zh-CN"/>
+        </w:rPr>
+      </w:pPr>
+      <w:r>
+        <w:rPr>
+          <w:rFonts w:hint="eastAsia"/>
+          <w:lang w:val="en-US" w:eastAsia="zh-CN"/>
+        </w:rPr>
+        <w:t>“但是那次是你拉着我做的。”</w:t>
+      </w:r>
+    </w:p>
+    <w:p>
+      <w:pPr>
+        <w:ind w:firstLine="420" w:firstLineChars="0"/>
+        <w:rPr>
+          <w:rFonts w:hint="eastAsia"/>
+          <w:lang w:val="en-US" w:eastAsia="zh-CN"/>
+        </w:rPr>
+      </w:pPr>
+      <w:r>
+        <w:rPr>
+          <w:rFonts w:hint="eastAsia"/>
+          <w:lang w:val="en-US" w:eastAsia="zh-CN"/>
+        </w:rPr>
+        <w:t>“不不不，那时候确实是我拉着你做的，但是事后谁说的请呢？这些问题你再问一遍干什么？这里还有别人吗？”</w:t>
+      </w:r>
+    </w:p>
+    <w:p>
+      <w:pPr>
+        <w:ind w:firstLine="420" w:firstLineChars="0"/>
+        <w:rPr>
+          <w:rFonts w:hint="eastAsia"/>
+          <w:lang w:val="en-US" w:eastAsia="zh-CN"/>
+        </w:rPr>
+      </w:pPr>
+      <w:r>
+        <w:rPr>
+          <w:rFonts w:hint="eastAsia"/>
+          <w:lang w:val="en-US" w:eastAsia="zh-CN"/>
+        </w:rPr>
+        <w:t>“没有其他人，今天我们做什么呢？我的主人？”</w:t>
+      </w:r>
+    </w:p>
+    <w:p>
+      <w:pPr>
+        <w:pStyle w:val="3"/>
+        <w:bidi w:val="0"/>
+        <w:jc w:val="center"/>
+        <w:rPr>
+          <w:rFonts w:hint="eastAsia"/>
+          <w:lang w:val="en-US" w:eastAsia="zh-CN"/>
+        </w:rPr>
+      </w:pPr>
+      <w:r>
+        <w:rPr>
+          <w:rFonts w:hint="eastAsia"/>
+          <w:lang w:val="en-US" w:eastAsia="zh-CN"/>
+        </w:rPr>
+        <w:t>2.15</w:t>
+      </w:r>
+    </w:p>
+    <w:p>
+      <w:pPr>
+        <w:ind w:firstLine="420" w:firstLineChars="0"/>
+        <w:rPr>
+          <w:rFonts w:hint="eastAsia"/>
+          <w:lang w:val="en-US" w:eastAsia="zh-CN"/>
+        </w:rPr>
+      </w:pPr>
+      <w:r>
+        <w:rPr>
+          <w:rFonts w:hint="eastAsia"/>
+          <w:lang w:val="en-US" w:eastAsia="zh-CN"/>
+        </w:rPr>
+        <w:t>我拉着他的袖子，把他整个人拽到了地上，他斜躺在地上，不知所措地看着我：</w:t>
+      </w:r>
+    </w:p>
+    <w:p>
+      <w:pPr>
+        <w:ind w:firstLine="420" w:firstLineChars="0"/>
+        <w:rPr>
+          <w:rFonts w:hint="eastAsia"/>
+          <w:lang w:val="en-US" w:eastAsia="zh-CN"/>
+        </w:rPr>
+      </w:pPr>
+      <w:r>
+        <w:rPr>
+          <w:rFonts w:hint="eastAsia"/>
+          <w:lang w:val="en-US" w:eastAsia="zh-CN"/>
+        </w:rPr>
+        <w:t>“怎么了？主人？”</w:t>
+      </w:r>
+    </w:p>
+    <w:p>
+      <w:pPr>
+        <w:ind w:firstLine="420" w:firstLineChars="0"/>
+        <w:rPr>
+          <w:rFonts w:hint="eastAsia"/>
+          <w:lang w:val="en-US" w:eastAsia="zh-CN"/>
+        </w:rPr>
+      </w:pPr>
+      <w:r>
+        <w:rPr>
+          <w:rFonts w:hint="eastAsia"/>
+          <w:lang w:val="en-US" w:eastAsia="zh-CN"/>
+        </w:rPr>
+        <w:t>“把衣服脱掉，你这个废物，想要就听我的。”</w:t>
+      </w:r>
+    </w:p>
+    <w:p>
+      <w:pPr>
+        <w:ind w:firstLine="420" w:firstLineChars="0"/>
+        <w:rPr>
+          <w:rFonts w:hint="eastAsia"/>
+          <w:lang w:val="en-US" w:eastAsia="zh-CN"/>
+        </w:rPr>
+      </w:pPr>
+      <w:r>
+        <w:rPr>
+          <w:rFonts w:hint="eastAsia"/>
+          <w:lang w:val="en-US" w:eastAsia="zh-CN"/>
+        </w:rPr>
+        <w:t>【哈哈，这个滑稽的模样，焦急地等待着他的那跟废物东西被狠狠侮辱。】</w:t>
+      </w:r>
+    </w:p>
+    <w:p>
+      <w:pPr>
+        <w:ind w:firstLine="420" w:firstLineChars="0"/>
+        <w:rPr>
+          <w:rFonts w:hint="eastAsia"/>
+          <w:lang w:val="en-US" w:eastAsia="zh-CN"/>
+        </w:rPr>
+      </w:pPr>
+      <w:r>
+        <w:rPr>
+          <w:rFonts w:hint="eastAsia"/>
+          <w:lang w:val="en-US" w:eastAsia="zh-CN"/>
+        </w:rPr>
+        <w:t>他把衣物一件件脱去，像垃圾一样丢在旁边，露出了干净的肌肉，用鸭子坐的姿势坐在了我的面前，双手内靠在大腿内侧，双眼饥渴：</w:t>
+      </w:r>
+    </w:p>
+    <w:p>
+      <w:pPr>
+        <w:ind w:firstLine="420" w:firstLineChars="0"/>
+        <w:rPr>
+          <w:rFonts w:hint="eastAsia"/>
+          <w:lang w:val="en-US" w:eastAsia="zh-CN"/>
+        </w:rPr>
+      </w:pPr>
+      <w:r>
+        <w:rPr>
+          <w:rFonts w:hint="eastAsia"/>
+          <w:lang w:val="en-US" w:eastAsia="zh-CN"/>
+        </w:rPr>
+        <w:t>“可以开始了吗？……为什么又用脚？”</w:t>
+      </w:r>
+    </w:p>
+    <w:p>
+      <w:pPr>
+        <w:ind w:firstLine="420" w:firstLineChars="0"/>
+        <w:rPr>
+          <w:rFonts w:hint="eastAsia"/>
+          <w:lang w:val="en-US" w:eastAsia="zh-CN"/>
+        </w:rPr>
+      </w:pPr>
+      <w:r>
+        <w:rPr>
+          <w:rFonts w:hint="eastAsia"/>
+          <w:lang w:val="en-US" w:eastAsia="zh-CN"/>
+        </w:rPr>
+        <w:t>“狗东西，你这跟丑陋的虫子就应该听我的，我现在就用脚！”</w:t>
+      </w:r>
+    </w:p>
+    <w:p>
+      <w:pPr>
+        <w:ind w:firstLine="420" w:firstLineChars="0"/>
+        <w:rPr>
+          <w:rFonts w:hint="eastAsia"/>
+          <w:lang w:val="en-US" w:eastAsia="zh-CN"/>
+        </w:rPr>
+      </w:pPr>
+      <w:r>
+        <w:rPr>
+          <w:rFonts w:hint="eastAsia"/>
+          <w:lang w:val="en-US" w:eastAsia="zh-CN"/>
+        </w:rPr>
+        <w:t>过了有一段时间，一阵抽搐，我手疾眼快地站了起来，用脚把他的阴茎踩到了脚底下，然后在压力下，他急促呻吟，然后脚下传来一阵阵搏动，一弹一弹地艰难排除那肮脏污秽的液体。</w:t>
+      </w:r>
+    </w:p>
+    <w:p>
+      <w:pPr>
+        <w:ind w:firstLine="420" w:firstLineChars="0"/>
+        <w:rPr>
+          <w:rFonts w:hint="eastAsia"/>
+          <w:lang w:val="en-US" w:eastAsia="zh-CN"/>
+        </w:rPr>
+      </w:pPr>
+      <w:r>
+        <w:rPr>
+          <w:rFonts w:hint="eastAsia"/>
+          <w:lang w:val="en-US" w:eastAsia="zh-CN"/>
+        </w:rPr>
+        <w:t>“呃呃呃~”</w:t>
+      </w:r>
+    </w:p>
+    <w:p>
+      <w:pPr>
+        <w:ind w:firstLine="420" w:firstLineChars="0"/>
+        <w:rPr>
+          <w:rFonts w:hint="eastAsia"/>
+          <w:lang w:val="en-US" w:eastAsia="zh-CN"/>
+        </w:rPr>
+      </w:pPr>
+      <w:r>
+        <w:rPr>
+          <w:rFonts w:hint="eastAsia"/>
+          <w:lang w:val="en-US" w:eastAsia="zh-CN"/>
+        </w:rPr>
+        <w:t>“废物，这就射了，果然是用下半身思考的废物，你怕不是每天躲在阴暗的角落里幻想着和漂亮的女生发生关系，然后榨取你这根无用的毛毛虫！”</w:t>
+      </w:r>
+    </w:p>
+    <w:p>
+      <w:pPr>
+        <w:ind w:firstLine="420" w:firstLineChars="0"/>
+        <w:rPr>
+          <w:rFonts w:hint="eastAsia"/>
+          <w:lang w:val="en-US" w:eastAsia="zh-CN"/>
+        </w:rPr>
+      </w:pPr>
+      <w:r>
+        <w:rPr>
+          <w:rFonts w:hint="eastAsia"/>
+          <w:lang w:val="en-US" w:eastAsia="zh-CN"/>
+        </w:rPr>
+        <w:t>【不反驳？有点意思，兴致来了，等他射完不如给他点福利吧。】</w:t>
+      </w:r>
+    </w:p>
+    <w:p>
+      <w:pPr>
+        <w:ind w:firstLine="420" w:firstLineChars="0"/>
+        <w:rPr>
+          <w:rFonts w:hint="eastAsia"/>
+          <w:lang w:val="en-US" w:eastAsia="zh-CN"/>
+        </w:rPr>
+      </w:pPr>
+      <w:r>
+        <w:rPr>
+          <w:rFonts w:hint="eastAsia"/>
+          <w:lang w:val="en-US" w:eastAsia="zh-CN"/>
+        </w:rPr>
+        <w:t>“帮我脱掉裤子。”</w:t>
+      </w:r>
+    </w:p>
+    <w:p>
+      <w:pPr>
+        <w:ind w:firstLine="420" w:firstLineChars="0"/>
+        <w:rPr>
+          <w:rFonts w:hint="eastAsia"/>
+          <w:lang w:val="en-US" w:eastAsia="zh-CN"/>
+        </w:rPr>
+      </w:pPr>
+      <w:r>
+        <w:rPr>
+          <w:rFonts w:hint="eastAsia"/>
+          <w:lang w:val="en-US" w:eastAsia="zh-CN"/>
+        </w:rPr>
+        <w:t>他颤颤抖抖地脱去我的裤子和内裤，整齐地摆放在沙发的边上。看着我的下体，他咽了咽口水，然后拿起那根有肿胀的阴茎，想插入我的下体。</w:t>
+      </w:r>
+    </w:p>
+    <w:p>
+      <w:pPr>
+        <w:ind w:firstLine="420" w:firstLineChars="0"/>
+        <w:rPr>
+          <w:rFonts w:hint="eastAsia"/>
+          <w:lang w:val="en-US" w:eastAsia="zh-CN"/>
+        </w:rPr>
+      </w:pPr>
+      <w:r>
+        <w:rPr>
+          <w:rFonts w:hint="eastAsia"/>
+          <w:lang w:val="en-US" w:eastAsia="zh-CN"/>
+        </w:rPr>
+        <w:t>“我让你动了吗？跪下帮我舔！”</w:t>
+      </w:r>
+    </w:p>
+    <w:p>
+      <w:pPr>
+        <w:ind w:firstLine="420" w:firstLineChars="0"/>
+        <w:rPr>
+          <w:rFonts w:hint="eastAsia"/>
+          <w:lang w:val="en-US" w:eastAsia="zh-CN"/>
+        </w:rPr>
+      </w:pPr>
+      <w:r>
+        <w:rPr>
+          <w:rFonts w:hint="eastAsia"/>
+          <w:lang w:val="en-US" w:eastAsia="zh-CN"/>
+        </w:rPr>
+        <w:t>我用手抵住了长了些许阴毛的下体，手背被他的阳物顶了一下。他不舍得地跪下。</w:t>
+      </w:r>
+    </w:p>
+    <w:p>
+      <w:pPr>
+        <w:ind w:firstLine="420" w:firstLineChars="0"/>
+        <w:rPr>
+          <w:rFonts w:hint="default"/>
+          <w:lang w:val="en-US" w:eastAsia="zh-CN"/>
+        </w:rPr>
+      </w:pPr>
+      <w:r>
+        <w:rPr>
+          <w:rFonts w:hint="eastAsia"/>
+          <w:lang w:val="en-US" w:eastAsia="zh-CN"/>
+        </w:rPr>
+        <w:t>【分明碰到过好多次了，但是这次格外兴奋呢】</w:t>
+      </w:r>
+    </w:p>
+    <w:p>
+      <w:pPr>
+        <w:ind w:firstLine="420" w:firstLineChars="0"/>
+        <w:rPr>
+          <w:rFonts w:hint="eastAsia"/>
+          <w:lang w:val="en-US" w:eastAsia="zh-CN"/>
+        </w:rPr>
+      </w:pPr>
+      <w:r>
+        <w:rPr>
+          <w:rFonts w:hint="eastAsia"/>
+          <w:lang w:val="en-US" w:eastAsia="zh-CN"/>
+        </w:rPr>
+        <w:t>“是的，主人。”</w:t>
+      </w:r>
+    </w:p>
+    <w:p>
+      <w:pPr>
+        <w:ind w:firstLine="420" w:firstLineChars="0"/>
+        <w:rPr>
+          <w:rFonts w:hint="eastAsia"/>
+          <w:lang w:val="en-US" w:eastAsia="zh-CN"/>
+        </w:rPr>
+      </w:pPr>
+      <w:r>
+        <w:rPr>
+          <w:rFonts w:hint="eastAsia"/>
+          <w:lang w:val="en-US" w:eastAsia="zh-CN"/>
+        </w:rPr>
+        <w:t>他手上到弄着，然后手速越来越快；他的舌头开始像是在僵硬地扭曲着，后来好像逐渐接受了什么一样，开始用尽全力伸展。</w:t>
+      </w:r>
+    </w:p>
+    <w:p>
+      <w:pPr>
+        <w:ind w:firstLine="420" w:firstLineChars="0"/>
+        <w:rPr>
+          <w:rFonts w:hint="eastAsia"/>
+          <w:lang w:val="en-US" w:eastAsia="zh-CN"/>
+        </w:rPr>
+      </w:pPr>
+      <w:r>
+        <w:rPr>
+          <w:rFonts w:hint="eastAsia"/>
+          <w:lang w:val="en-US" w:eastAsia="zh-CN"/>
+        </w:rPr>
+        <w:t>“你的牙别碰到我，你等下别射到我身上。而且你觉得很恶心吗？”</w:t>
+      </w:r>
+    </w:p>
+    <w:p>
+      <w:pPr>
+        <w:ind w:firstLine="420" w:firstLineChars="0"/>
+        <w:rPr>
+          <w:rFonts w:hint="eastAsia"/>
+          <w:lang w:val="en-US" w:eastAsia="zh-CN"/>
+        </w:rPr>
+      </w:pPr>
+      <w:r>
+        <w:rPr>
+          <w:rFonts w:hint="eastAsia"/>
+          <w:lang w:val="en-US" w:eastAsia="zh-CN"/>
+        </w:rPr>
+        <w:t>不等他回答，我用力将他的脸按在我的下体处，他的呼吸急促，我能感受到他的鼻子贴在了我的肌肤上，他有点喘不过气而是开始用嘴呼吸。但是我的手不曾松动，他放弃了挣扎，而是停下手上的动作，撑着地，尽力地试探我的敏感部位。在一阵快意袭击后，我失禁了，尿液喷洒在他的脸上。</w:t>
+      </w:r>
+    </w:p>
+    <w:p>
+      <w:pPr>
+        <w:ind w:firstLine="420" w:firstLineChars="0"/>
+        <w:rPr>
+          <w:rFonts w:hint="eastAsia"/>
+          <w:lang w:val="en-US" w:eastAsia="zh-CN"/>
+        </w:rPr>
+      </w:pPr>
+      <w:r>
+        <w:rPr>
+          <w:rFonts w:hint="eastAsia"/>
+          <w:lang w:val="en-US" w:eastAsia="zh-CN"/>
+        </w:rPr>
+        <w:t>因为按得更紧了，似乎把他的嘴按到了我的下体处，他像是被迫呛了几口。</w:t>
+      </w:r>
+    </w:p>
+    <w:p>
+      <w:pPr>
+        <w:ind w:firstLine="420" w:firstLineChars="0"/>
+        <w:rPr>
+          <w:rFonts w:hint="eastAsia"/>
+          <w:lang w:val="en-US" w:eastAsia="zh-CN"/>
+        </w:rPr>
+      </w:pPr>
+      <w:r>
+        <w:rPr>
+          <w:rFonts w:hint="eastAsia"/>
+          <w:lang w:val="en-US" w:eastAsia="zh-CN"/>
+        </w:rPr>
+        <w:t>【他怎么还在舔啊，好刺激啊~】</w:t>
+      </w:r>
+    </w:p>
+    <w:p>
+      <w:pPr>
+        <w:ind w:firstLine="420" w:firstLineChars="0"/>
+        <w:rPr>
+          <w:rFonts w:hint="eastAsia"/>
+          <w:lang w:val="en-US" w:eastAsia="zh-CN"/>
+        </w:rPr>
+      </w:pPr>
+      <w:r>
+        <w:rPr>
+          <w:rFonts w:hint="eastAsia"/>
+          <w:lang w:val="en-US" w:eastAsia="zh-CN"/>
+        </w:rPr>
+        <w:t>等到结束之后，他咳了几下，我紧接着实施我的下一步侵犯，我趴在长沙发上，用手指着屁股，说：</w:t>
+      </w:r>
+    </w:p>
+    <w:p>
+      <w:pPr>
+        <w:ind w:firstLine="420" w:firstLineChars="0"/>
+        <w:rPr>
+          <w:rFonts w:hint="eastAsia"/>
+          <w:lang w:val="en-US" w:eastAsia="zh-CN"/>
+        </w:rPr>
+      </w:pPr>
+      <w:r>
+        <w:rPr>
+          <w:rFonts w:hint="eastAsia"/>
+          <w:lang w:val="en-US" w:eastAsia="zh-CN"/>
+        </w:rPr>
+        <w:t>“这位置脏了，你帮我舔干净。”</w:t>
+      </w:r>
+    </w:p>
+    <w:p>
+      <w:pPr>
+        <w:ind w:firstLine="420" w:firstLineChars="0"/>
+        <w:rPr>
+          <w:rFonts w:hint="eastAsia"/>
+          <w:lang w:val="en-US" w:eastAsia="zh-CN"/>
+        </w:rPr>
+      </w:pPr>
+      <w:r>
+        <w:rPr>
+          <w:rFonts w:hint="eastAsia"/>
+          <w:lang w:val="en-US" w:eastAsia="zh-CN"/>
+        </w:rPr>
+        <w:t>他顿了顿：</w:t>
+      </w:r>
+    </w:p>
+    <w:p>
+      <w:pPr>
+        <w:ind w:firstLine="420" w:firstLineChars="0"/>
+        <w:rPr>
+          <w:rFonts w:hint="eastAsia"/>
+          <w:lang w:val="en-US" w:eastAsia="zh-CN"/>
+        </w:rPr>
+      </w:pPr>
+      <w:r>
+        <w:rPr>
+          <w:rFonts w:hint="eastAsia"/>
+          <w:lang w:val="en-US" w:eastAsia="zh-CN"/>
+        </w:rPr>
+        <w:t>“真的要吗？这很恶心，呕！”</w:t>
+      </w:r>
+    </w:p>
+    <w:p>
+      <w:pPr>
+        <w:ind w:firstLine="420" w:firstLineChars="0"/>
+        <w:rPr>
+          <w:rFonts w:hint="eastAsia"/>
+          <w:lang w:val="en-US" w:eastAsia="zh-CN"/>
+        </w:rPr>
+      </w:pPr>
+      <w:r>
+        <w:rPr>
+          <w:rFonts w:hint="eastAsia"/>
+          <w:lang w:val="en-US" w:eastAsia="zh-CN"/>
+        </w:rPr>
+        <w:t>“狗东西，叫你做你就做，不然法院见。”</w:t>
+      </w:r>
+    </w:p>
+    <w:p>
+      <w:pPr>
+        <w:ind w:firstLine="420" w:firstLineChars="0"/>
+        <w:rPr>
+          <w:rFonts w:hint="eastAsia"/>
+          <w:lang w:val="en-US" w:eastAsia="zh-CN"/>
+        </w:rPr>
+      </w:pPr>
+      <w:r>
+        <w:rPr>
+          <w:rFonts w:hint="eastAsia"/>
+          <w:lang w:val="en-US" w:eastAsia="zh-CN"/>
+        </w:rPr>
+        <w:t>他没有停下手中的活，而是用余光盯着我的下体——我敢确定，然后慢慢的舔舐着我的臀部，并且每次舔完之后都要拿起哽咽一下。</w:t>
+      </w:r>
+    </w:p>
+    <w:p>
+      <w:pPr>
+        <w:ind w:firstLine="420" w:firstLineChars="0"/>
+        <w:rPr>
+          <w:rFonts w:hint="eastAsia"/>
+          <w:lang w:val="en-US" w:eastAsia="zh-CN"/>
+        </w:rPr>
+      </w:pPr>
+      <w:r>
+        <w:rPr>
+          <w:rFonts w:hint="eastAsia"/>
+          <w:lang w:val="en-US" w:eastAsia="zh-CN"/>
+        </w:rPr>
+        <w:t>【或许可以试试别的？】</w:t>
+      </w:r>
+    </w:p>
+    <w:p>
+      <w:pPr>
+        <w:ind w:firstLine="420" w:firstLineChars="0"/>
+        <w:rPr>
+          <w:rFonts w:hint="eastAsia"/>
+          <w:lang w:val="en-US" w:eastAsia="zh-CN"/>
+        </w:rPr>
+      </w:pPr>
+      <w:r>
+        <w:rPr>
+          <w:rFonts w:hint="eastAsia"/>
+          <w:lang w:val="en-US" w:eastAsia="zh-CN"/>
+        </w:rPr>
+        <w:t>“为什么不舔屁眼？”</w:t>
+      </w:r>
+    </w:p>
+    <w:p>
+      <w:pPr>
+        <w:ind w:firstLine="420" w:firstLineChars="0"/>
+        <w:rPr>
+          <w:rFonts w:hint="eastAsia"/>
+          <w:lang w:val="en-US" w:eastAsia="zh-CN"/>
+        </w:rPr>
+      </w:pPr>
+      <w:r>
+        <w:rPr>
+          <w:rFonts w:hint="eastAsia"/>
+          <w:lang w:val="en-US" w:eastAsia="zh-CN"/>
+        </w:rPr>
+        <w:t>“那是拉屎的地方。”</w:t>
+      </w:r>
+    </w:p>
+    <w:p>
+      <w:pPr>
+        <w:ind w:firstLine="420" w:firstLineChars="0"/>
+        <w:rPr>
+          <w:rFonts w:hint="eastAsia"/>
+          <w:lang w:val="en-US" w:eastAsia="zh-CN"/>
+        </w:rPr>
+      </w:pPr>
+      <w:r>
+        <w:rPr>
+          <w:rFonts w:hint="eastAsia"/>
+          <w:lang w:val="en-US" w:eastAsia="zh-CN"/>
+        </w:rPr>
+        <w:t>我用背着身用拳头砸了他腹部一下，他似乎明白我的坚定，然后就真按照我说的做了。</w:t>
+      </w:r>
+    </w:p>
+    <w:p>
+      <w:pPr>
+        <w:ind w:firstLine="420" w:firstLineChars="0"/>
+        <w:rPr>
+          <w:rFonts w:hint="eastAsia"/>
+          <w:lang w:val="en-US" w:eastAsia="zh-CN"/>
+        </w:rPr>
+      </w:pPr>
+      <w:r>
+        <w:rPr>
+          <w:rFonts w:hint="eastAsia"/>
+          <w:lang w:val="en-US" w:eastAsia="zh-CN"/>
+        </w:rPr>
+        <w:t>【啊，这种感觉好恶心，这种刺激好羞耻。怎么种很强烈的异物感！他不会把舌头伸进来了吧？但是他应该会更恶心。】</w:t>
+      </w:r>
+    </w:p>
+    <w:p>
+      <w:pPr>
+        <w:ind w:firstLine="420" w:firstLineChars="0"/>
+        <w:rPr>
+          <w:rFonts w:hint="eastAsia"/>
+          <w:lang w:val="en-US" w:eastAsia="zh-CN"/>
+        </w:rPr>
+      </w:pPr>
+      <w:r>
+        <w:rPr>
+          <w:rFonts w:hint="eastAsia"/>
+          <w:lang w:val="en-US" w:eastAsia="zh-CN"/>
+        </w:rPr>
+        <w:t>等一切结束之后，他开始在一边干呕，而我则是起身去洗漱间：</w:t>
+      </w:r>
+    </w:p>
+    <w:p>
+      <w:pPr>
+        <w:ind w:firstLine="420" w:firstLineChars="0"/>
+        <w:rPr>
+          <w:rFonts w:hint="eastAsia"/>
+          <w:lang w:val="en-US" w:eastAsia="zh-CN"/>
+        </w:rPr>
+      </w:pPr>
+      <w:r>
+        <w:rPr>
+          <w:rFonts w:hint="eastAsia"/>
+          <w:lang w:val="en-US" w:eastAsia="zh-CN"/>
+        </w:rPr>
+        <w:t>“口水黏糊糊的，还要再洗一次，等下帮我把内裤和裤子拿来。”</w:t>
+      </w:r>
+    </w:p>
+    <w:p>
+      <w:pPr>
+        <w:ind w:firstLine="420" w:firstLineChars="0"/>
+        <w:rPr>
+          <w:rFonts w:hint="eastAsia"/>
+          <w:lang w:val="en-US" w:eastAsia="zh-CN"/>
+        </w:rPr>
+      </w:pPr>
+      <w:r>
+        <w:rPr>
+          <w:rFonts w:hint="eastAsia"/>
+          <w:lang w:val="en-US" w:eastAsia="zh-CN"/>
+        </w:rPr>
+        <w:t>【玩弄这个废物的感觉真爽，他也不会反抗，更是废物了，呵呵】</w:t>
+      </w:r>
+    </w:p>
+    <w:p>
+      <w:pPr>
+        <w:pStyle w:val="3"/>
+        <w:bidi w:val="0"/>
+        <w:jc w:val="center"/>
+        <w:rPr>
+          <w:rFonts w:hint="eastAsia"/>
+          <w:lang w:val="en-US" w:eastAsia="zh-CN"/>
+        </w:rPr>
+      </w:pPr>
+      <w:r>
+        <w:rPr>
+          <w:rFonts w:hint="eastAsia"/>
+          <w:lang w:val="en-US" w:eastAsia="zh-CN"/>
+        </w:rPr>
+        <w:t>2.16</w:t>
+      </w:r>
+    </w:p>
+    <w:p>
+      <w:pPr>
+        <w:ind w:firstLine="420" w:firstLineChars="0"/>
+        <w:rPr>
+          <w:rFonts w:hint="eastAsia"/>
+          <w:lang w:val="en-US" w:eastAsia="zh-CN"/>
+        </w:rPr>
+      </w:pPr>
+      <w:r>
+        <w:rPr>
+          <w:rFonts w:hint="eastAsia"/>
+          <w:lang w:val="en-US" w:eastAsia="zh-CN"/>
+        </w:rPr>
+        <w:t>上次拜访结束之后我和他心照不宣地在班级里断了联系，他还在和何丽华吃饭，和我则是什么招呼都不打了。直到第二次段考准备复习阶段，我们再一次通过何丽华联系到了一起。</w:t>
+      </w:r>
+      <w:r>
+        <w:rPr>
+          <w:rFonts w:hint="eastAsia"/>
+          <w:lang w:val="en-US" w:eastAsia="zh-CN"/>
+        </w:rPr>
+        <w:tab/>
+      </w:r>
+      <w:r>
+        <w:rPr>
+          <w:rFonts w:hint="eastAsia"/>
+          <w:lang w:val="en-US" w:eastAsia="zh-CN"/>
+        </w:rPr>
+        <w:t>和往常一样，我都是早早地到陈更生家门口。这次他没有用“主人”的称谓迎接我的到来，而是很兴奋的，督促我来到客厅。</w:t>
+      </w:r>
+    </w:p>
+    <w:p>
+      <w:pPr>
+        <w:ind w:firstLine="420" w:firstLineChars="0"/>
+        <w:rPr>
+          <w:rFonts w:hint="eastAsia"/>
+          <w:lang w:val="en-US" w:eastAsia="zh-CN"/>
+        </w:rPr>
+      </w:pPr>
+      <w:r>
+        <w:rPr>
+          <w:rFonts w:hint="eastAsia"/>
+          <w:lang w:val="en-US" w:eastAsia="zh-CN"/>
+        </w:rPr>
+        <w:t>“给你看段视频。”</w:t>
+      </w:r>
+    </w:p>
+    <w:p>
+      <w:pPr>
+        <w:ind w:firstLine="420" w:firstLineChars="0"/>
+        <w:rPr>
+          <w:rFonts w:hint="eastAsia"/>
+          <w:lang w:val="en-US" w:eastAsia="zh-CN"/>
+        </w:rPr>
+      </w:pPr>
+      <w:r>
+        <w:rPr>
+          <w:rFonts w:hint="eastAsia"/>
+          <w:lang w:val="en-US" w:eastAsia="zh-CN"/>
+        </w:rPr>
+        <w:t>“什么东西？”</w:t>
+      </w:r>
+    </w:p>
+    <w:p>
+      <w:pPr>
+        <w:ind w:firstLine="420" w:firstLineChars="0"/>
+        <w:rPr>
+          <w:rFonts w:hint="eastAsia"/>
+          <w:lang w:val="en-US" w:eastAsia="zh-CN"/>
+        </w:rPr>
+      </w:pPr>
+      <w:r>
+        <w:rPr>
+          <w:rFonts w:hint="eastAsia"/>
+          <w:lang w:val="en-US" w:eastAsia="zh-CN"/>
+        </w:rPr>
+        <w:t>他把u盘插到电视上，用电视自带的视频播放器，打开了一个让我害怕的视频——上一次我去他家在他客厅里的画面。</w:t>
+      </w:r>
+    </w:p>
+    <w:p>
+      <w:pPr>
+        <w:ind w:firstLine="420" w:firstLineChars="0"/>
+        <w:rPr>
+          <w:rFonts w:hint="eastAsia"/>
+          <w:lang w:val="en-US" w:eastAsia="zh-CN"/>
+        </w:rPr>
+      </w:pPr>
+      <w:r>
+        <w:rPr>
+          <w:rFonts w:hint="eastAsia"/>
+          <w:lang w:val="en-US" w:eastAsia="zh-CN"/>
+        </w:rPr>
+        <w:t>【他要干什么？他把这个录下来干什么？】</w:t>
+      </w:r>
+    </w:p>
+    <w:p>
+      <w:pPr>
+        <w:ind w:firstLine="420" w:firstLineChars="0"/>
+        <w:rPr>
+          <w:rFonts w:hint="eastAsia"/>
+          <w:lang w:val="en-US" w:eastAsia="zh-CN"/>
+        </w:rPr>
+      </w:pPr>
+      <w:r>
+        <w:rPr>
+          <w:rFonts w:hint="eastAsia"/>
+          <w:lang w:val="en-US" w:eastAsia="zh-CN"/>
+        </w:rPr>
+        <w:t>“你想干什么？废物！你也不想被诉讼吧？”</w:t>
+      </w:r>
+    </w:p>
+    <w:p>
+      <w:pPr>
+        <w:ind w:firstLine="420" w:firstLineChars="0"/>
+        <w:rPr>
+          <w:rFonts w:hint="eastAsia"/>
+          <w:lang w:val="en-US" w:eastAsia="zh-CN"/>
+        </w:rPr>
+      </w:pPr>
+      <w:r>
+        <w:rPr>
+          <w:rFonts w:hint="eastAsia"/>
+          <w:lang w:val="en-US" w:eastAsia="zh-CN"/>
+        </w:rPr>
+        <w:t>“我想如果我用这个当证据的话，怎么说也得反告你个敲诈勒索吧？”</w:t>
+      </w:r>
+    </w:p>
+    <w:p>
+      <w:pPr>
+        <w:ind w:firstLine="420" w:firstLineChars="0"/>
+        <w:rPr>
+          <w:rFonts w:hint="eastAsia"/>
+          <w:lang w:val="en-US" w:eastAsia="zh-CN"/>
+        </w:rPr>
+      </w:pPr>
+      <w:r>
+        <w:rPr>
+          <w:rFonts w:hint="eastAsia"/>
+          <w:lang w:val="en-US" w:eastAsia="zh-CN"/>
+        </w:rPr>
+        <w:t>“大不了鱼死网破！”</w:t>
+      </w:r>
+    </w:p>
+    <w:p>
+      <w:pPr>
+        <w:ind w:firstLine="420" w:firstLineChars="0"/>
+        <w:rPr>
+          <w:rFonts w:hint="eastAsia"/>
+          <w:lang w:val="en-US" w:eastAsia="zh-CN"/>
+        </w:rPr>
+      </w:pPr>
+      <w:r>
+        <w:rPr>
+          <w:rFonts w:hint="eastAsia"/>
+          <w:lang w:val="en-US" w:eastAsia="zh-CN"/>
+        </w:rPr>
+        <w:t>“我可以转学啊，你就不一样了，你爸妈都在这里工作哦~”</w:t>
+      </w:r>
+    </w:p>
+    <w:p>
+      <w:pPr>
+        <w:ind w:firstLine="420" w:firstLineChars="0"/>
+        <w:rPr>
+          <w:rFonts w:hint="eastAsia"/>
+          <w:lang w:val="en-US" w:eastAsia="zh-CN"/>
+        </w:rPr>
+      </w:pPr>
+      <w:r>
+        <w:rPr>
+          <w:rFonts w:hint="eastAsia"/>
+          <w:lang w:val="en-US" w:eastAsia="zh-CN"/>
+        </w:rPr>
+        <w:t>“我，我，我不是故意的！我在家里呆着太难受才来找你的，毕竟你也乐在其中不是吗？”</w:t>
+      </w:r>
+    </w:p>
+    <w:p>
+      <w:pPr>
+        <w:ind w:firstLine="420" w:firstLineChars="0"/>
+        <w:rPr>
+          <w:rFonts w:hint="eastAsia"/>
+          <w:lang w:val="en-US" w:eastAsia="zh-CN"/>
+        </w:rPr>
+      </w:pPr>
+      <w:r>
+        <w:rPr>
+          <w:rFonts w:hint="eastAsia"/>
+          <w:lang w:val="en-US" w:eastAsia="zh-CN"/>
+        </w:rPr>
+        <w:t>“然后呢？以后该你听我的了。”</w:t>
+      </w:r>
+    </w:p>
+    <w:p>
+      <w:pPr>
+        <w:ind w:firstLine="420" w:firstLineChars="0"/>
+        <w:rPr>
+          <w:rFonts w:hint="eastAsia"/>
+          <w:lang w:val="en-US" w:eastAsia="zh-CN"/>
+        </w:rPr>
+      </w:pPr>
+      <w:r>
+        <w:rPr>
+          <w:rFonts w:hint="eastAsia"/>
+          <w:lang w:val="en-US" w:eastAsia="zh-CN"/>
+        </w:rPr>
+        <w:t>他走到我身边，用手拍了拍我的肩膀，我吓的一激灵，整个身体开始抽搐。他从房间里拿出一个东西：</w:t>
+      </w:r>
+    </w:p>
+    <w:p>
+      <w:pPr>
+        <w:ind w:firstLine="420" w:firstLineChars="0"/>
+        <w:rPr>
+          <w:rFonts w:hint="eastAsia"/>
+          <w:lang w:val="en-US" w:eastAsia="zh-CN"/>
+        </w:rPr>
+      </w:pPr>
+      <w:r>
+        <w:rPr>
+          <w:rFonts w:hint="eastAsia"/>
+          <w:lang w:val="en-US" w:eastAsia="zh-CN"/>
+        </w:rPr>
+        <w:t>“肛塞，给我带上，你不是喜欢屁股吗？考完试的周末来我家才能摘下来。”</w:t>
+      </w:r>
+    </w:p>
+    <w:p>
+      <w:pPr>
+        <w:ind w:firstLine="420" w:firstLineChars="0"/>
+        <w:rPr>
+          <w:rFonts w:hint="eastAsia"/>
+          <w:lang w:val="en-US" w:eastAsia="zh-CN"/>
+        </w:rPr>
+      </w:pPr>
+      <w:r>
+        <w:rPr>
+          <w:rFonts w:hint="eastAsia"/>
+          <w:lang w:val="en-US" w:eastAsia="zh-CN"/>
+        </w:rPr>
+        <w:t>“啊？我要上厕所怎么办？”</w:t>
+      </w:r>
+    </w:p>
+    <w:p>
+      <w:pPr>
+        <w:ind w:firstLine="420" w:firstLineChars="0"/>
+        <w:rPr>
+          <w:rFonts w:hint="eastAsia"/>
+          <w:lang w:val="en-US" w:eastAsia="zh-CN"/>
+        </w:rPr>
+      </w:pPr>
+      <w:r>
+        <w:rPr>
+          <w:rFonts w:hint="eastAsia"/>
+          <w:lang w:val="en-US" w:eastAsia="zh-CN"/>
+        </w:rPr>
+        <w:t>“摘下来咯，拉完在塞回去。”</w:t>
+      </w:r>
+    </w:p>
+    <w:p>
+      <w:pPr>
+        <w:ind w:firstLine="420" w:firstLineChars="0"/>
+        <w:rPr>
+          <w:rFonts w:hint="eastAsia"/>
+          <w:lang w:val="en-US" w:eastAsia="zh-CN"/>
+        </w:rPr>
+      </w:pPr>
+      <w:r>
+        <w:rPr>
+          <w:rFonts w:hint="eastAsia"/>
+          <w:lang w:val="en-US" w:eastAsia="zh-CN"/>
+        </w:rPr>
+        <w:t>【攻守之势异也……怎么办？】</w:t>
+      </w:r>
+    </w:p>
+    <w:p>
+      <w:pPr>
+        <w:ind w:firstLine="420" w:firstLineChars="0"/>
+        <w:rPr>
+          <w:rFonts w:hint="eastAsia"/>
+          <w:lang w:val="en-US" w:eastAsia="zh-CN"/>
+        </w:rPr>
+      </w:pPr>
+      <w:r>
+        <w:rPr>
+          <w:rFonts w:hint="eastAsia"/>
+          <w:lang w:val="en-US" w:eastAsia="zh-CN"/>
+        </w:rPr>
+        <w:t>他把一个金属光泽的塞子在我眼前晃了晃，眼神督促着我赶紧脱裤子。最终，他不耐烦地把我拉到怀了，从后面吧扒下了我的裤子：</w:t>
+      </w:r>
+    </w:p>
+    <w:p>
+      <w:pPr>
+        <w:ind w:firstLine="420" w:firstLineChars="0"/>
+        <w:rPr>
+          <w:rFonts w:hint="eastAsia"/>
+          <w:lang w:val="en-US" w:eastAsia="zh-CN"/>
+        </w:rPr>
+      </w:pPr>
+      <w:r>
+        <w:rPr>
+          <w:rFonts w:hint="eastAsia"/>
+          <w:lang w:val="en-US" w:eastAsia="zh-CN"/>
+        </w:rPr>
+        <w:t>“去沙发上趴着。”</w:t>
+      </w:r>
+    </w:p>
+    <w:p>
+      <w:pPr>
+        <w:ind w:firstLine="420" w:firstLineChars="0"/>
+        <w:rPr>
+          <w:rFonts w:hint="eastAsia"/>
+          <w:lang w:val="en-US" w:eastAsia="zh-CN"/>
+        </w:rPr>
+      </w:pPr>
+      <w:r>
+        <w:rPr>
+          <w:rFonts w:hint="eastAsia"/>
+          <w:lang w:val="en-US" w:eastAsia="zh-CN"/>
+        </w:rPr>
+        <w:t>我的肌肉排斥着。</w:t>
+      </w:r>
+    </w:p>
+    <w:p>
+      <w:pPr>
+        <w:ind w:firstLine="420" w:firstLineChars="0"/>
+        <w:rPr>
+          <w:rFonts w:hint="eastAsia"/>
+          <w:lang w:val="en-US" w:eastAsia="zh-CN"/>
+        </w:rPr>
+      </w:pPr>
+      <w:r>
+        <w:rPr>
+          <w:rFonts w:hint="eastAsia"/>
+          <w:lang w:val="en-US" w:eastAsia="zh-CN"/>
+        </w:rPr>
+        <w:t>“那我给你加点润滑。”</w:t>
+      </w:r>
+    </w:p>
+    <w:p>
+      <w:pPr>
+        <w:ind w:firstLine="420" w:firstLineChars="0"/>
+        <w:rPr>
+          <w:rFonts w:hint="eastAsia"/>
+          <w:lang w:val="en-US" w:eastAsia="zh-CN"/>
+        </w:rPr>
+      </w:pPr>
+      <w:r>
+        <w:rPr>
+          <w:rFonts w:hint="eastAsia"/>
+          <w:lang w:val="en-US" w:eastAsia="zh-CN"/>
+        </w:rPr>
+        <w:t>说罢，他将舔了舔肛塞，然后一圈一圈地将肛塞逐渐旋入我的屁眼。</w:t>
+      </w:r>
+    </w:p>
+    <w:p>
+      <w:pPr>
+        <w:ind w:firstLine="420" w:firstLineChars="0"/>
+        <w:rPr>
+          <w:rFonts w:hint="eastAsia"/>
+          <w:lang w:val="en-US" w:eastAsia="zh-CN"/>
+        </w:rPr>
+      </w:pPr>
+      <w:r>
+        <w:rPr>
+          <w:rFonts w:hint="eastAsia"/>
+          <w:lang w:val="en-US" w:eastAsia="zh-CN"/>
+        </w:rPr>
+        <w:t>【难受！】</w:t>
+      </w:r>
+    </w:p>
+    <w:p>
+      <w:pPr>
+        <w:ind w:firstLine="420" w:firstLineChars="0"/>
+        <w:rPr>
+          <w:rFonts w:hint="default"/>
+          <w:lang w:val="en-US" w:eastAsia="zh-CN"/>
+        </w:rPr>
+      </w:pPr>
+      <w:r>
+        <w:rPr>
+          <w:rFonts w:hint="eastAsia"/>
+          <w:lang w:val="en-US" w:eastAsia="zh-CN"/>
+        </w:rPr>
+        <w:t>等到这个缓慢的过程结束后，他帮我提起了裤子，把我扶着坐正：</w:t>
+      </w:r>
+    </w:p>
+    <w:p>
+      <w:pPr>
+        <w:ind w:firstLine="420" w:firstLineChars="0"/>
+        <w:rPr>
+          <w:rFonts w:hint="eastAsia"/>
+          <w:lang w:val="en-US" w:eastAsia="zh-CN"/>
+        </w:rPr>
+      </w:pPr>
+      <w:r>
+        <w:rPr>
+          <w:rFonts w:hint="eastAsia"/>
+          <w:lang w:val="en-US" w:eastAsia="zh-CN"/>
+        </w:rPr>
+        <w:t>“坐起来适应一会，第一次，难受是正常的。以后你还要一直带着呢~等下何丽华要来了，你也不想让她知道她的闺蜜是这样的人吧？想出轨别人的半男朋友的变态~”</w:t>
+      </w:r>
+    </w:p>
+    <w:p>
+      <w:pPr>
+        <w:ind w:firstLine="420" w:firstLineChars="0"/>
+        <w:rPr>
+          <w:rFonts w:hint="eastAsia"/>
+          <w:lang w:val="en-US" w:eastAsia="zh-CN"/>
+        </w:rPr>
+      </w:pPr>
+      <w:r>
+        <w:rPr>
+          <w:rFonts w:hint="eastAsia"/>
+          <w:lang w:val="en-US" w:eastAsia="zh-CN"/>
+        </w:rPr>
+        <w:t>【完了！】</w:t>
+      </w:r>
+    </w:p>
+    <w:p>
+      <w:pPr>
+        <w:pStyle w:val="3"/>
+        <w:bidi w:val="0"/>
+        <w:jc w:val="center"/>
+        <w:rPr>
+          <w:rFonts w:hint="eastAsia"/>
+          <w:lang w:val="en-US" w:eastAsia="zh-CN"/>
+        </w:rPr>
+      </w:pPr>
+      <w:r>
+        <w:rPr>
+          <w:rFonts w:hint="eastAsia"/>
+          <w:lang w:val="en-US" w:eastAsia="zh-CN"/>
+        </w:rPr>
+        <w:t>2.17</w:t>
+      </w:r>
+    </w:p>
+    <w:p>
+      <w:pPr>
+        <w:ind w:firstLine="420" w:firstLineChars="0"/>
+        <w:rPr>
+          <w:rFonts w:hint="default"/>
+          <w:lang w:val="en-US" w:eastAsia="zh-CN"/>
+        </w:rPr>
+      </w:pPr>
+      <w:r>
+        <w:rPr>
+          <w:rFonts w:hint="eastAsia"/>
+          <w:lang w:val="en-US" w:eastAsia="zh-CN"/>
+        </w:rPr>
+        <w:t>那天的自习我昏昏沉沉的，洗澡的时候甚至没有取出来，毕竟不想体验再塞回去的过程。第二天早上，和何丽华说了声身体不舒服，于是我两就早早离开回家了。</w:t>
+      </w:r>
+    </w:p>
+    <w:p>
+      <w:pPr>
+        <w:ind w:firstLine="420" w:firstLineChars="0"/>
+        <w:rPr>
+          <w:rFonts w:hint="eastAsia"/>
+          <w:lang w:val="en-US" w:eastAsia="zh-CN"/>
+        </w:rPr>
+      </w:pPr>
+      <w:r>
+        <w:rPr>
+          <w:rFonts w:hint="eastAsia"/>
+          <w:lang w:val="en-US" w:eastAsia="zh-CN"/>
+        </w:rPr>
+        <w:t>【好恶心，走路都走不了了……走路走这么慢不会被她发现什么吧？】</w:t>
+      </w:r>
+    </w:p>
+    <w:p>
+      <w:pPr>
+        <w:ind w:firstLine="420" w:firstLineChars="0"/>
+        <w:rPr>
+          <w:rFonts w:hint="eastAsia"/>
+          <w:lang w:val="en-US" w:eastAsia="zh-CN"/>
+        </w:rPr>
+      </w:pPr>
+      <w:r>
+        <w:rPr>
+          <w:rFonts w:hint="eastAsia"/>
+          <w:lang w:val="en-US" w:eastAsia="zh-CN"/>
+        </w:rPr>
+        <w:t>一到家中，我就摘下了肛塞，并且洗干净放在了我卧室带锁的柜子里。</w:t>
+      </w:r>
+    </w:p>
+    <w:p>
+      <w:pPr>
+        <w:ind w:firstLine="420" w:firstLineChars="0"/>
+        <w:rPr>
+          <w:rFonts w:hint="eastAsia"/>
+          <w:lang w:val="en-US" w:eastAsia="zh-CN"/>
+        </w:rPr>
+      </w:pPr>
+      <w:r>
+        <w:rPr>
+          <w:rFonts w:hint="eastAsia"/>
+          <w:lang w:val="en-US" w:eastAsia="zh-CN"/>
+        </w:rPr>
+        <w:t>【应该不会被陈更生发现吧?而且他应该不会拿我怎么样。】</w:t>
+      </w:r>
+    </w:p>
+    <w:p>
+      <w:pPr>
+        <w:ind w:firstLine="420" w:firstLineChars="0"/>
+        <w:rPr>
+          <w:rFonts w:hint="eastAsia"/>
+          <w:lang w:val="en-US" w:eastAsia="zh-CN"/>
+        </w:rPr>
+      </w:pPr>
+      <w:r>
+        <w:rPr>
+          <w:rFonts w:hint="eastAsia"/>
+          <w:lang w:val="en-US" w:eastAsia="zh-CN"/>
+        </w:rPr>
+        <w:t>考试那一周，陈更生也没上来找我攀谈什么，我得以安稳的渡过这一场考试。周末，他如期地在QQ上催促我的到来，于是我像往常一样和父母说了去画室画画。</w:t>
+      </w:r>
+    </w:p>
+    <w:p>
+      <w:pPr>
+        <w:ind w:firstLine="420" w:firstLineChars="0"/>
+        <w:rPr>
+          <w:rFonts w:hint="eastAsia"/>
+          <w:lang w:val="en-US" w:eastAsia="zh-CN"/>
+        </w:rPr>
+      </w:pPr>
+      <w:r>
+        <w:rPr>
+          <w:rFonts w:hint="eastAsia"/>
+          <w:lang w:val="en-US" w:eastAsia="zh-CN"/>
+        </w:rPr>
+        <w:t>【不会被怎么样吧？】</w:t>
+      </w:r>
+    </w:p>
+    <w:p>
+      <w:pPr>
+        <w:ind w:firstLine="420" w:firstLineChars="0"/>
+        <w:rPr>
+          <w:rFonts w:hint="eastAsia"/>
+          <w:lang w:val="en-US" w:eastAsia="zh-CN"/>
+        </w:rPr>
+      </w:pPr>
+      <w:r>
+        <w:rPr>
+          <w:rFonts w:hint="eastAsia"/>
+          <w:lang w:val="en-US" w:eastAsia="zh-CN"/>
+        </w:rPr>
+        <w:t>第二天早，在房间里痛苦地带上肛塞后就偷偷跑去陈更生家了。这次轮到我忐忑地按响他家的门铃，被拉拽着拉到客厅里。他将我的衣服褪去，并且让我打开手机：</w:t>
+      </w:r>
+    </w:p>
+    <w:p>
+      <w:pPr>
+        <w:ind w:firstLine="420" w:firstLineChars="0"/>
+        <w:rPr>
+          <w:rFonts w:hint="eastAsia"/>
+          <w:lang w:val="en-US" w:eastAsia="zh-CN"/>
+        </w:rPr>
+      </w:pPr>
+      <w:r>
+        <w:rPr>
+          <w:rFonts w:hint="eastAsia"/>
+          <w:lang w:val="en-US" w:eastAsia="zh-CN"/>
+        </w:rPr>
+        <w:t>“证据到我这里就足够了，我不想看到更多证据了……每次来都在这里脱光换上我给你的衣服。”</w:t>
+      </w:r>
+    </w:p>
+    <w:p>
+      <w:pPr>
+        <w:ind w:firstLine="420" w:firstLineChars="0"/>
+        <w:rPr>
+          <w:rFonts w:hint="eastAsia"/>
+          <w:lang w:val="en-US" w:eastAsia="zh-CN"/>
+        </w:rPr>
+      </w:pPr>
+      <w:r>
+        <w:rPr>
+          <w:rFonts w:hint="eastAsia"/>
+          <w:lang w:val="en-US" w:eastAsia="zh-CN"/>
+        </w:rPr>
+        <w:t>然后他用手指了指沙发上一套颇有情趣的衣服，让我穿上。</w:t>
+      </w:r>
+    </w:p>
+    <w:p>
+      <w:pPr>
+        <w:ind w:firstLine="420" w:firstLineChars="0"/>
+        <w:rPr>
+          <w:rFonts w:hint="eastAsia"/>
+          <w:lang w:val="en-US" w:eastAsia="zh-CN"/>
+        </w:rPr>
+      </w:pPr>
+      <w:r>
+        <w:rPr>
+          <w:rFonts w:hint="eastAsia"/>
+          <w:lang w:val="en-US" w:eastAsia="zh-CN"/>
+        </w:rPr>
+        <w:t>【怎么办？他好像很缜密的样子，我不会真就这样一直被他报复吧？】</w:t>
+      </w:r>
+    </w:p>
+    <w:p>
+      <w:pPr>
+        <w:ind w:firstLine="420" w:firstLineChars="0"/>
+        <w:rPr>
+          <w:rFonts w:hint="eastAsia"/>
+          <w:lang w:val="en-US" w:eastAsia="zh-CN"/>
+        </w:rPr>
+      </w:pPr>
+      <w:r>
+        <w:rPr>
+          <w:rFonts w:hint="eastAsia"/>
+          <w:lang w:val="en-US" w:eastAsia="zh-CN"/>
+        </w:rPr>
+        <w:t>将我拉到他的房间后开始检查我的肛塞，他让我趴在地上，让后拔出了肛塞：</w:t>
+      </w:r>
+    </w:p>
+    <w:p>
+      <w:pPr>
+        <w:ind w:firstLine="420" w:firstLineChars="0"/>
+        <w:rPr>
+          <w:rFonts w:hint="eastAsia"/>
+          <w:lang w:val="en-US" w:eastAsia="zh-CN"/>
+        </w:rPr>
+      </w:pPr>
+      <w:r>
+        <w:rPr>
+          <w:rFonts w:hint="eastAsia"/>
+          <w:lang w:val="en-US" w:eastAsia="zh-CN"/>
+        </w:rPr>
+        <w:t>“你上周其实没带是吧？你的屁眼还是这么敏感，而且没有扩充。我说过我要惩罚你的。”</w:t>
+      </w:r>
+    </w:p>
+    <w:p>
+      <w:pPr>
+        <w:ind w:firstLine="420" w:firstLineChars="0"/>
+        <w:rPr>
+          <w:rFonts w:hint="eastAsia"/>
+          <w:lang w:val="en-US" w:eastAsia="zh-CN"/>
+        </w:rPr>
+      </w:pPr>
+      <w:r>
+        <w:rPr>
+          <w:rFonts w:hint="eastAsia"/>
+          <w:lang w:val="en-US" w:eastAsia="zh-CN"/>
+        </w:rPr>
+        <w:t>然后他从柜子里掏出了大一号的，涂了点润滑油继续塞了回去。</w:t>
+      </w:r>
+    </w:p>
+    <w:p>
+      <w:pPr>
+        <w:ind w:firstLine="420" w:firstLineChars="0"/>
+        <w:rPr>
+          <w:rFonts w:hint="eastAsia"/>
+          <w:lang w:val="en-US" w:eastAsia="zh-CN"/>
+        </w:rPr>
+      </w:pPr>
+      <w:r>
+        <w:rPr>
+          <w:rFonts w:hint="eastAsia"/>
+          <w:lang w:val="en-US" w:eastAsia="zh-CN"/>
+        </w:rPr>
+        <w:t>【好痛！】</w:t>
+      </w:r>
+    </w:p>
+    <w:p>
+      <w:pPr>
+        <w:ind w:firstLine="420" w:firstLineChars="0"/>
+        <w:rPr>
+          <w:rFonts w:hint="eastAsia"/>
+          <w:lang w:val="en-US" w:eastAsia="zh-CN"/>
+        </w:rPr>
+      </w:pPr>
+      <w:r>
+        <w:rPr>
+          <w:rFonts w:hint="eastAsia"/>
+          <w:lang w:val="en-US" w:eastAsia="zh-CN"/>
+        </w:rPr>
+        <w:t>“不要，求你了！太大了，塞不下。”</w:t>
+      </w:r>
+    </w:p>
+    <w:p>
+      <w:pPr>
+        <w:ind w:firstLine="420" w:firstLineChars="0"/>
+        <w:rPr>
+          <w:rFonts w:hint="eastAsia"/>
+          <w:lang w:val="en-US" w:eastAsia="zh-CN"/>
+        </w:rPr>
+      </w:pPr>
+      <w:r>
+        <w:rPr>
+          <w:rFonts w:hint="eastAsia"/>
+          <w:lang w:val="en-US" w:eastAsia="zh-CN"/>
+        </w:rPr>
+        <w:t>“当你开始谋划害我的时候你就已经被我宣判死刑了，现在乖乖听我的，好吗？”</w:t>
+      </w:r>
+    </w:p>
+    <w:p>
+      <w:pPr>
+        <w:ind w:firstLine="420" w:firstLineChars="0"/>
+        <w:rPr>
+          <w:rFonts w:hint="eastAsia"/>
+          <w:lang w:val="en-US" w:eastAsia="zh-CN"/>
+        </w:rPr>
+      </w:pPr>
+      <w:r>
+        <w:rPr>
+          <w:rFonts w:hint="eastAsia"/>
+          <w:lang w:val="en-US" w:eastAsia="zh-CN"/>
+        </w:rPr>
+        <w:t>“你在学校不是美术社社长吗？你应该有活动教室的钥匙吧？”</w:t>
+      </w:r>
+    </w:p>
+    <w:p>
+      <w:pPr>
+        <w:ind w:firstLine="420" w:firstLineChars="0"/>
+        <w:rPr>
+          <w:rFonts w:hint="eastAsia"/>
+          <w:lang w:val="en-US" w:eastAsia="zh-CN"/>
+        </w:rPr>
+      </w:pPr>
+      <w:r>
+        <w:rPr>
+          <w:rFonts w:hint="eastAsia"/>
+          <w:lang w:val="en-US" w:eastAsia="zh-CN"/>
+        </w:rPr>
+        <w:t>“嗯。”</w:t>
+      </w:r>
+    </w:p>
+    <w:p>
+      <w:pPr>
+        <w:ind w:firstLine="420" w:firstLineChars="0"/>
+        <w:rPr>
+          <w:rFonts w:hint="eastAsia"/>
+          <w:lang w:val="en-US" w:eastAsia="zh-CN"/>
+        </w:rPr>
+      </w:pPr>
+      <w:r>
+        <w:rPr>
+          <w:rFonts w:hint="eastAsia"/>
+          <w:lang w:val="en-US" w:eastAsia="zh-CN"/>
+        </w:rPr>
+        <w:t>“那我不定期去那里检查你，我发现你没带你就等着吧。现在你只用带一个下午了，感谢我吧。”</w:t>
+      </w:r>
+    </w:p>
+    <w:p>
+      <w:pPr>
+        <w:ind w:firstLine="420" w:firstLineChars="0"/>
+        <w:rPr>
+          <w:rFonts w:hint="eastAsia"/>
+          <w:lang w:val="en-US" w:eastAsia="zh-CN"/>
+        </w:rPr>
+      </w:pPr>
+      <w:r>
+        <w:rPr>
+          <w:rFonts w:hint="eastAsia"/>
+          <w:lang w:val="en-US" w:eastAsia="zh-CN"/>
+        </w:rPr>
+        <w:t>“嗯。”</w:t>
+      </w:r>
+    </w:p>
+    <w:p>
+      <w:pPr>
+        <w:ind w:firstLine="420" w:firstLineChars="0"/>
+        <w:rPr>
+          <w:rFonts w:hint="eastAsia"/>
+          <w:lang w:val="en-US" w:eastAsia="zh-CN"/>
+        </w:rPr>
+      </w:pPr>
+      <w:r>
+        <w:rPr>
+          <w:rFonts w:hint="eastAsia"/>
+          <w:lang w:val="en-US" w:eastAsia="zh-CN"/>
+        </w:rPr>
+        <w:t>【啊？为什么要在学校里面？不会被别人发现吧？他真的发好心只让我带半天？】</w:t>
+      </w:r>
+    </w:p>
+    <w:p>
+      <w:pPr>
+        <w:ind w:firstLine="420" w:firstLineChars="0"/>
+        <w:rPr>
+          <w:rFonts w:hint="eastAsia"/>
+          <w:lang w:val="en-US" w:eastAsia="zh-CN"/>
+        </w:rPr>
+      </w:pPr>
+      <w:r>
+        <w:rPr>
+          <w:rFonts w:hint="eastAsia"/>
+          <w:lang w:val="en-US" w:eastAsia="zh-CN"/>
+        </w:rPr>
+        <w:t>然后他从柜子里掏出了玩具和套子，在我下体肿胀的时候和我做了两次。这次的他不像之前一样温柔，而且还会拿手抽我屁股。</w:t>
+      </w:r>
+    </w:p>
+    <w:p>
+      <w:pPr>
+        <w:ind w:firstLine="420" w:firstLineChars="0"/>
+        <w:rPr>
+          <w:rFonts w:hint="eastAsia"/>
+          <w:lang w:val="en-US" w:eastAsia="zh-CN"/>
+        </w:rPr>
+      </w:pPr>
+      <w:r>
+        <w:rPr>
+          <w:rFonts w:hint="eastAsia"/>
+          <w:lang w:val="en-US" w:eastAsia="zh-CN"/>
+        </w:rPr>
+        <w:t>【性爱难道是这样的吗？粗鲁？好痛！】</w:t>
+      </w:r>
+    </w:p>
+    <w:p>
+      <w:pPr>
+        <w:ind w:firstLine="420" w:firstLineChars="0"/>
+        <w:rPr>
+          <w:rFonts w:hint="eastAsia"/>
+          <w:lang w:val="en-US" w:eastAsia="zh-CN"/>
+        </w:rPr>
+      </w:pPr>
+      <w:r>
+        <w:rPr>
+          <w:rFonts w:hint="eastAsia"/>
+          <w:lang w:val="en-US" w:eastAsia="zh-CN"/>
+        </w:rPr>
+        <w:t>“好了，自己清洁一下，把塞子放回去，开始做你自己想做的事吧，我也要打游戏了。”</w:t>
+      </w:r>
+    </w:p>
+    <w:p>
+      <w:pPr>
+        <w:ind w:firstLine="420" w:firstLineChars="0"/>
+        <w:rPr>
+          <w:rFonts w:hint="eastAsia"/>
+          <w:lang w:val="en-US" w:eastAsia="zh-CN"/>
+        </w:rPr>
+      </w:pPr>
+      <w:r>
+        <w:rPr>
+          <w:rFonts w:hint="eastAsia"/>
+          <w:lang w:val="en-US" w:eastAsia="zh-CN"/>
+        </w:rPr>
+        <w:t>“那我可以走吗？”</w:t>
+      </w:r>
+    </w:p>
+    <w:p>
+      <w:pPr>
+        <w:ind w:firstLine="420" w:firstLineChars="0"/>
+        <w:rPr>
+          <w:rFonts w:hint="eastAsia"/>
+          <w:lang w:val="en-US" w:eastAsia="zh-CN"/>
+        </w:rPr>
+      </w:pPr>
+      <w:r>
+        <w:rPr>
+          <w:rFonts w:hint="eastAsia"/>
+          <w:lang w:val="en-US" w:eastAsia="zh-CN"/>
+        </w:rPr>
+        <w:t>“可以的，你随意。但是记得要带哦！”</w:t>
+      </w:r>
+    </w:p>
+    <w:p>
+      <w:pPr>
+        <w:ind w:firstLine="420" w:firstLineChars="0"/>
+        <w:rPr>
+          <w:rFonts w:hint="default"/>
+          <w:lang w:val="en-US" w:eastAsia="zh-CN"/>
+        </w:rPr>
+      </w:pPr>
+      <w:r>
+        <w:rPr>
+          <w:rFonts w:hint="eastAsia"/>
+          <w:lang w:val="en-US" w:eastAsia="zh-CN"/>
+        </w:rPr>
+        <w:t>洗澡时，看着镜子里自己麻木的表情，突然好后悔；而看着比原本大了一号的肛塞，忍不住掉下眼泪。等到洗完澡之后，乘着还有点水珠，我将塞子自己艰难地痤了回去。</w:t>
+      </w:r>
+    </w:p>
+    <w:p>
+      <w:pPr>
+        <w:ind w:firstLine="420" w:firstLineChars="0"/>
+        <w:rPr>
+          <w:rFonts w:hint="eastAsia"/>
+          <w:lang w:val="en-US" w:eastAsia="zh-CN"/>
+        </w:rPr>
+      </w:pPr>
+      <w:r>
+        <w:rPr>
+          <w:rFonts w:hint="eastAsia"/>
+          <w:lang w:val="en-US" w:eastAsia="zh-CN"/>
+        </w:rPr>
+        <w:t>【但是，终于可以离开了。但在学校的日子里也要戴……算了，还是戴吧……】</w:t>
+      </w:r>
+    </w:p>
+    <w:p>
+      <w:pPr>
+        <w:pStyle w:val="3"/>
+        <w:bidi w:val="0"/>
+        <w:jc w:val="center"/>
+        <w:rPr>
+          <w:rFonts w:hint="eastAsia"/>
+          <w:lang w:val="en-US" w:eastAsia="zh-CN"/>
+        </w:rPr>
+      </w:pPr>
+      <w:r>
+        <w:rPr>
+          <w:rFonts w:hint="eastAsia"/>
+          <w:lang w:val="en-US" w:eastAsia="zh-CN"/>
+        </w:rPr>
+        <w:t>2.18</w:t>
+      </w:r>
+    </w:p>
+    <w:p>
+      <w:pPr>
+        <w:ind w:firstLine="420" w:firstLineChars="0"/>
+        <w:rPr>
+          <w:rFonts w:hint="eastAsia"/>
+          <w:lang w:val="en-US" w:eastAsia="zh-CN"/>
+        </w:rPr>
+      </w:pPr>
+      <w:r>
+        <w:rPr>
+          <w:rFonts w:hint="eastAsia"/>
+          <w:lang w:val="en-US" w:eastAsia="zh-CN"/>
+        </w:rPr>
+        <w:t>一天下午，陈更生突然来到了美术社的活动教室，而且比较晚了，其他同学都回宿舍洗澡准备去晚自习了。</w:t>
+      </w:r>
+    </w:p>
+    <w:p>
+      <w:pPr>
+        <w:ind w:firstLine="420" w:firstLineChars="0"/>
+        <w:rPr>
+          <w:rFonts w:hint="eastAsia"/>
+          <w:lang w:val="en-US" w:eastAsia="zh-CN"/>
+        </w:rPr>
+      </w:pPr>
+      <w:r>
+        <w:rPr>
+          <w:rFonts w:hint="eastAsia"/>
+          <w:lang w:val="en-US" w:eastAsia="zh-CN"/>
+        </w:rPr>
+        <w:t>【没人，他不会想在这里干什么吧？】</w:t>
+      </w:r>
+    </w:p>
+    <w:p>
+      <w:pPr>
+        <w:ind w:firstLine="420" w:firstLineChars="0"/>
+        <w:rPr>
+          <w:rFonts w:hint="eastAsia"/>
+          <w:lang w:val="en-US" w:eastAsia="zh-CN"/>
+        </w:rPr>
+      </w:pPr>
+      <w:r>
+        <w:rPr>
+          <w:rFonts w:hint="eastAsia"/>
+          <w:lang w:val="en-US" w:eastAsia="zh-CN"/>
+        </w:rPr>
+        <w:t>他摸了我的屁股缝隙，露出了满意的微笑，然后将门关闭反锁上，把我拉到了储物间里面：</w:t>
+      </w:r>
+    </w:p>
+    <w:p>
+      <w:pPr>
+        <w:ind w:firstLine="420" w:firstLineChars="0"/>
+        <w:rPr>
+          <w:rFonts w:hint="eastAsia"/>
+          <w:lang w:val="en-US" w:eastAsia="zh-CN"/>
+        </w:rPr>
+      </w:pPr>
+      <w:r>
+        <w:rPr>
+          <w:rFonts w:hint="eastAsia"/>
+          <w:lang w:val="en-US" w:eastAsia="zh-CN"/>
+        </w:rPr>
+        <w:t>“帮我口吧。”</w:t>
+      </w:r>
+    </w:p>
+    <w:p>
+      <w:pPr>
+        <w:ind w:firstLine="420" w:firstLineChars="0"/>
+        <w:rPr>
+          <w:rFonts w:hint="eastAsia"/>
+          <w:lang w:val="en-US" w:eastAsia="zh-CN"/>
+        </w:rPr>
+      </w:pPr>
+      <w:r>
+        <w:rPr>
+          <w:rFonts w:hint="eastAsia"/>
+          <w:lang w:val="en-US" w:eastAsia="zh-CN"/>
+        </w:rPr>
+        <w:t>看着他露出那根正在勃起的充血阴茎，我迟疑着，但是最终还是选择抓住了，忍着强烈难闻的味道，含了下去。像吃雪糕一样吸了几下，结果他似乎很不满足，用手扶住了我的头，开始强迫我用喉咙。</w:t>
+      </w:r>
+    </w:p>
+    <w:p>
+      <w:pPr>
+        <w:ind w:firstLine="420" w:firstLineChars="0"/>
+        <w:rPr>
+          <w:rFonts w:hint="eastAsia"/>
+          <w:lang w:val="en-US" w:eastAsia="zh-CN"/>
+        </w:rPr>
+      </w:pPr>
+      <w:r>
+        <w:rPr>
+          <w:rFonts w:hint="eastAsia"/>
+          <w:lang w:val="en-US" w:eastAsia="zh-CN"/>
+        </w:rPr>
+        <w:t>【呕，呕，呕！】</w:t>
+      </w:r>
+    </w:p>
+    <w:p>
+      <w:pPr>
+        <w:ind w:firstLine="420" w:firstLineChars="0"/>
+        <w:rPr>
+          <w:rFonts w:hint="eastAsia"/>
+          <w:lang w:val="en-US" w:eastAsia="zh-CN"/>
+        </w:rPr>
+      </w:pPr>
+      <w:r>
+        <w:rPr>
+          <w:rFonts w:hint="eastAsia"/>
+          <w:lang w:val="en-US" w:eastAsia="zh-CN"/>
+        </w:rPr>
+        <w:t>一阵深喉之后，他的手开始抖动，然后射了出来。我则是被迫呛到了喉咙，可能吞了一点，顺着鼻子也流出了一些。</w:t>
+      </w:r>
+    </w:p>
+    <w:p>
+      <w:pPr>
+        <w:ind w:firstLine="420" w:firstLineChars="0"/>
+        <w:rPr>
+          <w:rFonts w:hint="eastAsia"/>
+          <w:lang w:val="en-US" w:eastAsia="zh-CN"/>
+        </w:rPr>
+      </w:pPr>
+      <w:r>
+        <w:rPr>
+          <w:rFonts w:hint="eastAsia"/>
+          <w:lang w:val="en-US" w:eastAsia="zh-CN"/>
+        </w:rPr>
+        <w:t>“咳，咳，咳！”</w:t>
+      </w:r>
+    </w:p>
+    <w:p>
+      <w:pPr>
+        <w:ind w:firstLine="420" w:firstLineChars="0"/>
+        <w:rPr>
+          <w:rFonts w:hint="eastAsia"/>
+          <w:lang w:val="en-US" w:eastAsia="zh-CN"/>
+        </w:rPr>
+      </w:pPr>
+      <w:r>
+        <w:rPr>
+          <w:rFonts w:hint="eastAsia"/>
+          <w:lang w:val="en-US" w:eastAsia="zh-CN"/>
+        </w:rPr>
+        <w:t>“你没事吧？”</w:t>
+      </w:r>
+    </w:p>
+    <w:p>
+      <w:pPr>
+        <w:ind w:firstLine="420" w:firstLineChars="0"/>
+        <w:rPr>
+          <w:rFonts w:hint="eastAsia"/>
+          <w:lang w:val="en-US" w:eastAsia="zh-CN"/>
+        </w:rPr>
+      </w:pPr>
+      <w:r>
+        <w:rPr>
+          <w:rFonts w:hint="eastAsia"/>
+          <w:lang w:val="en-US" w:eastAsia="zh-CN"/>
+        </w:rPr>
+        <w:t>“呜，呜，呜~”</w:t>
+      </w:r>
+    </w:p>
+    <w:p>
+      <w:pPr>
+        <w:ind w:firstLine="420" w:firstLineChars="0"/>
+        <w:rPr>
+          <w:rFonts w:hint="eastAsia"/>
+          <w:lang w:val="en-US" w:eastAsia="zh-CN"/>
+        </w:rPr>
+      </w:pPr>
+      <w:r>
+        <w:rPr>
+          <w:rFonts w:hint="eastAsia"/>
+          <w:lang w:val="en-US" w:eastAsia="zh-CN"/>
+        </w:rPr>
+        <w:t>我忍不住开始哭出来，他也有点手足无措了。</w:t>
+      </w:r>
+    </w:p>
+    <w:p>
+      <w:pPr>
+        <w:ind w:firstLine="420" w:firstLineChars="0"/>
+        <w:rPr>
+          <w:rFonts w:hint="eastAsia"/>
+          <w:lang w:val="en-US" w:eastAsia="zh-CN"/>
+        </w:rPr>
+      </w:pPr>
+      <w:r>
+        <w:rPr>
+          <w:rFonts w:hint="eastAsia"/>
+          <w:lang w:val="en-US" w:eastAsia="zh-CN"/>
+        </w:rPr>
+        <w:t>“那我下次不这样做了，你快点去外面漱漱口吧，这东西味道很大的，我来清理地面。”</w:t>
+      </w:r>
+    </w:p>
+    <w:p>
+      <w:pPr>
+        <w:ind w:firstLine="420" w:firstLineChars="0"/>
+        <w:rPr>
+          <w:rFonts w:hint="eastAsia"/>
+          <w:lang w:val="en-US" w:eastAsia="zh-CN"/>
+        </w:rPr>
+      </w:pPr>
+      <w:r>
+        <w:rPr>
+          <w:rFonts w:hint="eastAsia"/>
+          <w:lang w:val="en-US" w:eastAsia="zh-CN"/>
+        </w:rPr>
+        <w:t>【为什么我当时要惹他？我现在还要听他的吗？现在被传出去我是不是在学校就待不下去了。好恶心，快点漱口……为什么这味道搞不干净！】</w:t>
+      </w:r>
+    </w:p>
+    <w:p>
+      <w:pPr>
+        <w:ind w:firstLine="420" w:firstLineChars="0"/>
+        <w:rPr>
+          <w:rFonts w:hint="eastAsia"/>
+          <w:lang w:val="en-US" w:eastAsia="zh-CN"/>
+        </w:rPr>
+      </w:pPr>
+      <w:r>
+        <w:rPr>
+          <w:rFonts w:hint="eastAsia"/>
+          <w:lang w:val="en-US" w:eastAsia="zh-CN"/>
+        </w:rPr>
+        <w:t>“搞不干净，现在怎么办？”</w:t>
+      </w:r>
+    </w:p>
+    <w:p>
+      <w:pPr>
+        <w:ind w:firstLine="420" w:firstLineChars="0"/>
+        <w:rPr>
+          <w:rFonts w:hint="eastAsia"/>
+          <w:lang w:val="en-US" w:eastAsia="zh-CN"/>
+        </w:rPr>
+      </w:pPr>
+      <w:r>
+        <w:rPr>
+          <w:rFonts w:hint="eastAsia"/>
+          <w:lang w:val="en-US" w:eastAsia="zh-CN"/>
+        </w:rPr>
+        <w:t>“没事的，走吧，锁门。回去都干了，味道会消失的。”</w:t>
+      </w:r>
+    </w:p>
+    <w:p>
+      <w:pPr>
+        <w:ind w:firstLine="420" w:firstLineChars="0"/>
+        <w:rPr>
+          <w:rFonts w:hint="default"/>
+          <w:lang w:val="en-US" w:eastAsia="zh-CN"/>
+        </w:rPr>
+      </w:pPr>
+      <w:r>
+        <w:rPr>
+          <w:rFonts w:hint="eastAsia"/>
+          <w:lang w:val="en-US" w:eastAsia="zh-CN"/>
+        </w:rPr>
+        <w:t>以后他就这样不定时的来活动教室找我，可能就一周一次吧，他也确实没有做更多的事情。学校后面有一座山地类型的公园，综合楼恰好贴着后山，有时候会传来鸟儿的歌声，黄昏时分，则会有几只乌鸦相呼应和着，向世人宣布着腐朽的神力。</w:t>
+      </w:r>
+    </w:p>
+    <w:p>
+      <w:pPr>
+        <w:pStyle w:val="3"/>
+        <w:bidi w:val="0"/>
+        <w:jc w:val="center"/>
+        <w:rPr>
+          <w:rFonts w:hint="eastAsia"/>
+          <w:lang w:val="en-US" w:eastAsia="zh-CN"/>
+        </w:rPr>
+      </w:pPr>
+      <w:r>
+        <w:rPr>
+          <w:rFonts w:hint="eastAsia"/>
+          <w:lang w:val="en-US" w:eastAsia="zh-CN"/>
+        </w:rPr>
+        <w:t>2.19</w:t>
+      </w:r>
+    </w:p>
+    <w:p>
+      <w:pPr>
+        <w:ind w:firstLine="420" w:firstLineChars="0"/>
+        <w:rPr>
+          <w:rFonts w:hint="eastAsia"/>
+          <w:lang w:val="en-US" w:eastAsia="zh-CN"/>
+        </w:rPr>
+      </w:pPr>
+      <w:r>
+        <w:rPr>
+          <w:rFonts w:hint="eastAsia"/>
+          <w:lang w:val="en-US" w:eastAsia="zh-CN"/>
+        </w:rPr>
+        <w:t>过了个把月，就到第三次段考了，期间里，何丽华和陈更生依旧黏在一起，而我则是开始躲避他两的话题。但是，我仍然能确定的是——他们还没有官宣，因为每次有他们的好朋友逗他们的时候，他们都说只是普通朋友。</w:t>
+      </w:r>
+    </w:p>
+    <w:p>
+      <w:pPr>
+        <w:ind w:firstLine="420" w:firstLineChars="0"/>
+        <w:rPr>
+          <w:rFonts w:hint="eastAsia"/>
+          <w:lang w:val="en-US" w:eastAsia="zh-CN"/>
+        </w:rPr>
+      </w:pPr>
+      <w:r>
+        <w:rPr>
+          <w:rFonts w:hint="eastAsia"/>
+          <w:lang w:val="en-US" w:eastAsia="zh-CN"/>
+        </w:rPr>
+        <w:t>“周末还一起自习吗？”</w:t>
+      </w:r>
+    </w:p>
+    <w:p>
+      <w:pPr>
+        <w:ind w:firstLine="420" w:firstLineChars="0"/>
+        <w:rPr>
+          <w:rFonts w:hint="eastAsia"/>
+          <w:lang w:val="en-US" w:eastAsia="zh-CN"/>
+        </w:rPr>
+      </w:pPr>
+      <w:r>
+        <w:rPr>
+          <w:rFonts w:hint="eastAsia"/>
+          <w:lang w:val="en-US" w:eastAsia="zh-CN"/>
+        </w:rPr>
+        <w:t>“哦……好啊！”</w:t>
+      </w:r>
+    </w:p>
+    <w:p>
+      <w:pPr>
+        <w:ind w:firstLine="420" w:firstLineChars="0"/>
+        <w:rPr>
+          <w:rFonts w:hint="eastAsia"/>
+          <w:lang w:val="en-US" w:eastAsia="zh-CN"/>
+        </w:rPr>
+      </w:pPr>
+      <w:r>
+        <w:rPr>
+          <w:rFonts w:hint="eastAsia"/>
+          <w:lang w:val="en-US" w:eastAsia="zh-CN"/>
+        </w:rPr>
+        <w:t>【旁边陈更生什么眼神？好恐怖！】</w:t>
+      </w:r>
+    </w:p>
+    <w:p>
+      <w:pPr>
+        <w:ind w:firstLine="420" w:firstLineChars="0"/>
+        <w:rPr>
+          <w:rFonts w:hint="eastAsia"/>
+          <w:lang w:val="en-US" w:eastAsia="zh-CN"/>
+        </w:rPr>
+      </w:pPr>
+      <w:r>
+        <w:rPr>
+          <w:rFonts w:hint="eastAsia"/>
+          <w:lang w:val="en-US" w:eastAsia="zh-CN"/>
+        </w:rPr>
+        <w:t>回到家就开始害怕起来，以往还想着怎么捉弄他，现在已经轮到自己是陷阱里的那个困兽了。在冷淡的家里草率地结束晚饭后，我打算和父母交一点底：</w:t>
+      </w:r>
+    </w:p>
+    <w:p>
+      <w:pPr>
+        <w:ind w:firstLine="420" w:firstLineChars="0"/>
+        <w:rPr>
+          <w:rFonts w:hint="eastAsia"/>
+          <w:lang w:val="en-US" w:eastAsia="zh-CN"/>
+        </w:rPr>
+      </w:pPr>
+      <w:r>
+        <w:rPr>
+          <w:rFonts w:hint="eastAsia"/>
+          <w:lang w:val="en-US" w:eastAsia="zh-CN"/>
+        </w:rPr>
+        <w:t>“我明天去和何丽华自习。”</w:t>
+      </w:r>
+    </w:p>
+    <w:p>
+      <w:pPr>
+        <w:ind w:firstLine="420" w:firstLineChars="0"/>
+        <w:rPr>
+          <w:rFonts w:hint="eastAsia"/>
+          <w:lang w:val="en-US" w:eastAsia="zh-CN"/>
+        </w:rPr>
+      </w:pPr>
+      <w:r>
+        <w:rPr>
+          <w:rFonts w:hint="eastAsia"/>
+          <w:lang w:val="en-US" w:eastAsia="zh-CN"/>
+        </w:rPr>
+        <w:t>“好的，你之前不是说带她来我们家吗？”</w:t>
+      </w:r>
+    </w:p>
+    <w:p>
+      <w:pPr>
+        <w:ind w:firstLine="420" w:firstLineChars="0"/>
+        <w:rPr>
+          <w:rFonts w:hint="eastAsia"/>
+          <w:lang w:val="en-US" w:eastAsia="zh-CN"/>
+        </w:rPr>
+      </w:pPr>
+      <w:r>
+        <w:rPr>
+          <w:rFonts w:hint="eastAsia"/>
+          <w:lang w:val="en-US" w:eastAsia="zh-CN"/>
+        </w:rPr>
+        <w:t>“没找到机会啦。这次是去陈更生家自习。”</w:t>
+      </w:r>
+    </w:p>
+    <w:p>
+      <w:pPr>
+        <w:ind w:firstLine="420" w:firstLineChars="0"/>
+        <w:rPr>
+          <w:rFonts w:hint="eastAsia"/>
+          <w:lang w:val="en-US" w:eastAsia="zh-CN"/>
+        </w:rPr>
+      </w:pPr>
+      <w:r>
+        <w:rPr>
+          <w:rFonts w:hint="eastAsia"/>
+          <w:lang w:val="en-US" w:eastAsia="zh-CN"/>
+        </w:rPr>
+        <w:t>“这不是分班前你们班成绩最好的那个男同学吗？”</w:t>
+      </w:r>
+    </w:p>
+    <w:p>
+      <w:pPr>
+        <w:ind w:firstLine="420" w:firstLineChars="0"/>
+        <w:rPr>
+          <w:rFonts w:hint="eastAsia"/>
+          <w:lang w:val="en-US" w:eastAsia="zh-CN"/>
+        </w:rPr>
+      </w:pPr>
+      <w:r>
+        <w:rPr>
+          <w:rFonts w:hint="eastAsia"/>
+          <w:lang w:val="en-US" w:eastAsia="zh-CN"/>
+        </w:rPr>
+        <w:t>“他和何丽华关系很好，而且他人挺好的。而且他家是那种独栋的别墅，就在***。”</w:t>
+      </w:r>
+    </w:p>
+    <w:p>
+      <w:pPr>
+        <w:ind w:firstLine="420" w:firstLineChars="0"/>
+        <w:rPr>
+          <w:rFonts w:hint="eastAsia"/>
+          <w:lang w:val="en-US" w:eastAsia="zh-CN"/>
+        </w:rPr>
+      </w:pPr>
+      <w:r>
+        <w:rPr>
+          <w:rFonts w:hint="eastAsia"/>
+          <w:lang w:val="en-US" w:eastAsia="zh-CN"/>
+        </w:rPr>
+        <w:t>“意思是他和何丽华是男女朋友咯，你可不要学他们啊，早恋没有好结果的。”</w:t>
+      </w:r>
+    </w:p>
+    <w:p>
+      <w:pPr>
+        <w:ind w:firstLine="420" w:firstLineChars="0"/>
+        <w:rPr>
+          <w:rFonts w:hint="eastAsia"/>
+          <w:lang w:val="en-US" w:eastAsia="zh-CN"/>
+        </w:rPr>
+      </w:pPr>
+      <w:r>
+        <w:rPr>
+          <w:rFonts w:hint="eastAsia"/>
+          <w:lang w:val="en-US" w:eastAsia="zh-CN"/>
+        </w:rPr>
+        <w:t>“好的啦，我又不是那种人。”</w:t>
+      </w:r>
+    </w:p>
+    <w:p>
+      <w:pPr>
+        <w:ind w:firstLine="420" w:firstLineChars="0"/>
+        <w:rPr>
+          <w:rFonts w:hint="eastAsia"/>
+          <w:lang w:val="en-US" w:eastAsia="zh-CN"/>
+        </w:rPr>
+      </w:pPr>
+      <w:r>
+        <w:rPr>
+          <w:rFonts w:hint="eastAsia"/>
+          <w:lang w:val="en-US" w:eastAsia="zh-CN"/>
+        </w:rPr>
+        <w:t>“注意和男同学保持距离，看到叔叔阿姨记得问好。……”</w:t>
+      </w:r>
+    </w:p>
+    <w:p>
+      <w:pPr>
+        <w:ind w:firstLine="420" w:firstLineChars="0"/>
+        <w:rPr>
+          <w:rFonts w:hint="eastAsia"/>
+          <w:lang w:val="en-US" w:eastAsia="zh-CN"/>
+        </w:rPr>
+      </w:pPr>
+      <w:r>
+        <w:rPr>
+          <w:rFonts w:hint="eastAsia"/>
+          <w:lang w:val="en-US" w:eastAsia="zh-CN"/>
+        </w:rPr>
+        <w:t>【嗯，似乎和他们坦白了一半，心里舒服些了。希望他们不要太担心】</w:t>
+      </w:r>
+    </w:p>
+    <w:p>
+      <w:pPr>
+        <w:ind w:firstLine="420" w:firstLineChars="0"/>
+        <w:rPr>
+          <w:rFonts w:hint="eastAsia"/>
+          <w:lang w:val="en-US" w:eastAsia="zh-CN"/>
+        </w:rPr>
+      </w:pPr>
+      <w:r>
+        <w:rPr>
+          <w:rFonts w:hint="eastAsia"/>
+          <w:lang w:val="en-US" w:eastAsia="zh-CN"/>
+        </w:rPr>
+        <w:t>躺在房间床上，突然有点被父母的担心感动，但是接下来的息屏的手机亮了起来：</w:t>
+      </w:r>
+    </w:p>
+    <w:p>
+      <w:pPr>
+        <w:ind w:firstLine="420" w:firstLineChars="0"/>
+        <w:rPr>
+          <w:rFonts w:hint="eastAsia"/>
+          <w:lang w:val="en-US" w:eastAsia="zh-CN"/>
+        </w:rPr>
+      </w:pPr>
+      <w:r>
+        <w:rPr>
+          <w:rFonts w:hint="eastAsia"/>
+          <w:lang w:val="en-US" w:eastAsia="zh-CN"/>
+        </w:rPr>
+        <w:t>“记得早点到。”</w:t>
+      </w:r>
+    </w:p>
+    <w:p>
+      <w:pPr>
+        <w:pStyle w:val="3"/>
+        <w:bidi w:val="0"/>
+        <w:jc w:val="center"/>
+        <w:rPr>
+          <w:rFonts w:hint="eastAsia"/>
+          <w:lang w:val="en-US" w:eastAsia="zh-CN"/>
+        </w:rPr>
+      </w:pPr>
+      <w:r>
+        <w:rPr>
+          <w:rFonts w:hint="eastAsia"/>
+          <w:lang w:val="en-US" w:eastAsia="zh-CN"/>
+        </w:rPr>
+        <w:t>2.20</w:t>
+      </w:r>
+    </w:p>
+    <w:p>
+      <w:pPr>
+        <w:ind w:firstLine="420" w:firstLineChars="0"/>
+        <w:rPr>
+          <w:rFonts w:hint="default"/>
+          <w:lang w:val="en-US" w:eastAsia="zh-CN"/>
+        </w:rPr>
+      </w:pPr>
+      <w:r>
+        <w:rPr>
+          <w:rFonts w:hint="eastAsia"/>
+          <w:lang w:val="en-US" w:eastAsia="zh-CN"/>
+        </w:rPr>
+        <w:t>次日早，我按照吩咐早早地就到了，这次他并没有像上次那样准备衣服，而是给我换上了更大号的肛塞，然后就回房间继续玩他的电脑了。我则是坐在书房的大桌上开始复习，时不时摸一下自己的屁股间的缝隙——那里有一个扣子，可以拉出来。</w:t>
+      </w:r>
+    </w:p>
+    <w:p>
+      <w:pPr>
+        <w:ind w:firstLine="420" w:firstLineChars="0"/>
+        <w:rPr>
+          <w:rFonts w:hint="eastAsia"/>
+          <w:lang w:val="en-US" w:eastAsia="zh-CN"/>
+        </w:rPr>
+      </w:pPr>
+      <w:r>
+        <w:rPr>
+          <w:rFonts w:hint="eastAsia"/>
+          <w:lang w:val="en-US" w:eastAsia="zh-CN"/>
+        </w:rPr>
+        <w:t>【我也开始习惯这种感觉了呢……我会逃离他的魔爪吗？】</w:t>
+      </w:r>
+    </w:p>
+    <w:p>
+      <w:pPr>
+        <w:ind w:firstLine="420" w:firstLineChars="0"/>
+        <w:rPr>
+          <w:rFonts w:hint="eastAsia"/>
+          <w:lang w:val="en-US" w:eastAsia="zh-CN"/>
+        </w:rPr>
+      </w:pPr>
+      <w:r>
+        <w:rPr>
+          <w:rFonts w:hint="eastAsia"/>
+          <w:lang w:val="en-US" w:eastAsia="zh-CN"/>
+        </w:rPr>
+        <w:t>那次的自习没有更多的事情发生，他好像挺安分的，在何丽华在的时候什么手脚都不会动。但是，也只是那次罢了，之后他又把不定时我叫到他的家，我现在还记得最惨的那一次。</w:t>
+      </w:r>
+    </w:p>
+    <w:p>
+      <w:pPr>
+        <w:ind w:firstLine="420" w:firstLineChars="0"/>
+        <w:rPr>
+          <w:rFonts w:hint="eastAsia"/>
+          <w:lang w:val="en-US" w:eastAsia="zh-CN"/>
+        </w:rPr>
+      </w:pPr>
+      <w:r>
+        <w:rPr>
+          <w:rFonts w:hint="eastAsia"/>
+          <w:lang w:val="en-US" w:eastAsia="zh-CN"/>
+        </w:rPr>
+        <w:t>那次被叫到他家，他让我脱了衣服之后，我看了眼沙发——没有，我羞怯地问道：</w:t>
+      </w:r>
+    </w:p>
+    <w:p>
+      <w:pPr>
+        <w:ind w:firstLine="420" w:firstLineChars="0"/>
+        <w:rPr>
+          <w:rFonts w:hint="eastAsia"/>
+          <w:lang w:val="en-US" w:eastAsia="zh-CN"/>
+        </w:rPr>
+      </w:pPr>
+      <w:r>
+        <w:rPr>
+          <w:rFonts w:hint="eastAsia"/>
+          <w:lang w:val="en-US" w:eastAsia="zh-CN"/>
+        </w:rPr>
+        <w:t>“怎么没有衣服？”</w:t>
+      </w:r>
+    </w:p>
+    <w:p>
+      <w:pPr>
+        <w:ind w:firstLine="420" w:firstLineChars="0"/>
+        <w:rPr>
+          <w:rFonts w:hint="eastAsia"/>
+          <w:lang w:val="en-US" w:eastAsia="zh-CN"/>
+        </w:rPr>
+      </w:pPr>
+      <w:r>
+        <w:rPr>
+          <w:rFonts w:hint="eastAsia"/>
+          <w:lang w:val="en-US" w:eastAsia="zh-CN"/>
+        </w:rPr>
+        <w:t>“今天不穿，来我房间。”</w:t>
+      </w:r>
+    </w:p>
+    <w:p>
+      <w:pPr>
+        <w:ind w:firstLine="420" w:firstLineChars="0"/>
+        <w:rPr>
+          <w:rFonts w:hint="eastAsia"/>
+          <w:lang w:val="en-US" w:eastAsia="zh-CN"/>
+        </w:rPr>
+      </w:pPr>
+      <w:r>
+        <w:rPr>
+          <w:rFonts w:hint="eastAsia"/>
+          <w:lang w:val="en-US" w:eastAsia="zh-CN"/>
+        </w:rPr>
+        <w:t>【快点做吧，早点完事我好离开，不想在这里待着。这个发情的公狗，真是恶心，分明谈着准女朋友，却和我做这样的事情！】</w:t>
+      </w:r>
+    </w:p>
+    <w:p>
+      <w:pPr>
+        <w:ind w:firstLine="420" w:firstLineChars="0"/>
+        <w:rPr>
+          <w:rFonts w:hint="eastAsia"/>
+          <w:lang w:val="en-US" w:eastAsia="zh-CN"/>
+        </w:rPr>
+      </w:pPr>
+      <w:r>
+        <w:rPr>
+          <w:rFonts w:hint="eastAsia"/>
+          <w:lang w:val="en-US" w:eastAsia="zh-CN"/>
+        </w:rPr>
+        <w:t>他把我推在床上，将假阳具塞到了我的阴道里：</w:t>
+      </w:r>
+    </w:p>
+    <w:p>
+      <w:pPr>
+        <w:ind w:firstLine="420" w:firstLineChars="0"/>
+        <w:rPr>
+          <w:rFonts w:hint="eastAsia"/>
+          <w:lang w:val="en-US" w:eastAsia="zh-CN"/>
+        </w:rPr>
+      </w:pPr>
+      <w:r>
+        <w:rPr>
+          <w:rFonts w:hint="eastAsia"/>
+          <w:lang w:val="en-US" w:eastAsia="zh-CN"/>
+        </w:rPr>
+        <w:t>“屁股撅起来。”</w:t>
+      </w:r>
+    </w:p>
+    <w:p>
+      <w:pPr>
+        <w:ind w:firstLine="420" w:firstLineChars="0"/>
+        <w:rPr>
+          <w:rFonts w:hint="eastAsia"/>
+          <w:lang w:val="en-US" w:eastAsia="zh-CN"/>
+        </w:rPr>
+      </w:pPr>
+      <w:r>
+        <w:rPr>
+          <w:rFonts w:hint="eastAsia"/>
+          <w:lang w:val="en-US" w:eastAsia="zh-CN"/>
+        </w:rPr>
+        <w:t>等他拔完肛塞，我原本以为他会换个更大的。但是在肛门收紧之前，他将他的阳具迅速插了进来：</w:t>
+      </w:r>
+    </w:p>
+    <w:p>
+      <w:pPr>
+        <w:ind w:firstLine="420" w:firstLineChars="0"/>
+        <w:rPr>
+          <w:rFonts w:hint="eastAsia"/>
+          <w:lang w:val="en-US" w:eastAsia="zh-CN"/>
+        </w:rPr>
+      </w:pPr>
+      <w:r>
+        <w:rPr>
+          <w:rFonts w:hint="eastAsia"/>
+          <w:lang w:val="en-US" w:eastAsia="zh-CN"/>
+        </w:rPr>
+        <w:t>“啊！~”</w:t>
+      </w:r>
+    </w:p>
+    <w:p>
+      <w:pPr>
+        <w:ind w:firstLine="420" w:firstLineChars="0"/>
+        <w:rPr>
+          <w:rFonts w:hint="eastAsia"/>
+          <w:lang w:val="en-US" w:eastAsia="zh-CN"/>
+        </w:rPr>
+      </w:pPr>
+      <w:r>
+        <w:rPr>
+          <w:rFonts w:hint="eastAsia"/>
+          <w:lang w:val="en-US" w:eastAsia="zh-CN"/>
+        </w:rPr>
+        <w:t>没有理会我的尖叫，他继续扭动他的腰，接着有规律地捅着我脆弱的肠道，然后暴力地射在我的里面：</w:t>
+      </w:r>
+    </w:p>
+    <w:p>
+      <w:pPr>
+        <w:ind w:firstLine="420" w:firstLineChars="0"/>
+        <w:rPr>
+          <w:rFonts w:hint="eastAsia"/>
+          <w:lang w:val="en-US" w:eastAsia="zh-CN"/>
+        </w:rPr>
+      </w:pPr>
+      <w:r>
+        <w:rPr>
+          <w:rFonts w:hint="eastAsia"/>
+          <w:lang w:val="en-US" w:eastAsia="zh-CN"/>
+        </w:rPr>
+        <w:t>“啊！~”</w:t>
+      </w:r>
+    </w:p>
+    <w:p>
+      <w:pPr>
+        <w:ind w:firstLine="420" w:firstLineChars="0"/>
+        <w:rPr>
+          <w:rFonts w:hint="eastAsia"/>
+          <w:lang w:val="en-US" w:eastAsia="zh-CN"/>
+        </w:rPr>
+      </w:pPr>
+      <w:r>
+        <w:rPr>
+          <w:rFonts w:hint="eastAsia"/>
+          <w:lang w:val="en-US" w:eastAsia="zh-CN"/>
+        </w:rPr>
+        <w:t>【好烫！好烫！】</w:t>
+      </w:r>
+    </w:p>
+    <w:p>
+      <w:pPr>
+        <w:ind w:firstLine="420" w:firstLineChars="0"/>
+        <w:rPr>
+          <w:rFonts w:hint="eastAsia"/>
+          <w:lang w:val="en-US" w:eastAsia="zh-CN"/>
+        </w:rPr>
+      </w:pPr>
+      <w:r>
+        <w:rPr>
+          <w:rFonts w:hint="eastAsia"/>
+          <w:lang w:val="en-US" w:eastAsia="zh-CN"/>
+        </w:rPr>
+        <w:t>我哭了出来，但是他没有停手，也没有回应我的哭诉。射完一次后，他意犹未尽地继续折磨我的屁眼。</w:t>
+      </w:r>
+    </w:p>
+    <w:p>
+      <w:pPr>
+        <w:ind w:firstLine="420" w:firstLineChars="0"/>
+        <w:rPr>
+          <w:rFonts w:hint="eastAsia"/>
+          <w:lang w:val="en-US" w:eastAsia="zh-CN"/>
+        </w:rPr>
+      </w:pPr>
+      <w:r>
+        <w:rPr>
+          <w:rFonts w:hint="eastAsia"/>
+          <w:lang w:val="en-US" w:eastAsia="zh-CN"/>
+        </w:rPr>
+        <w:t>【好粘稠，暖暖的，好恶心！呜呜，好痛，不要！】</w:t>
+      </w:r>
+    </w:p>
+    <w:p>
+      <w:pPr>
+        <w:ind w:firstLine="420" w:firstLineChars="0"/>
+        <w:rPr>
+          <w:rFonts w:hint="eastAsia"/>
+          <w:lang w:val="en-US" w:eastAsia="zh-CN"/>
+        </w:rPr>
+      </w:pPr>
+      <w:r>
+        <w:rPr>
+          <w:rFonts w:hint="eastAsia"/>
+          <w:lang w:val="en-US" w:eastAsia="zh-CN"/>
+        </w:rPr>
+        <w:t>他的手开始操控假阳具攻击我敏感的地方，那种性快感舒缓了我屁股的不适，我尝试将注意力转移到阴道来躲避那种想呕吐的感觉。终于，我在他的挑逗上到达了性高潮，而他也再次射在了里面。等到射干净拔了出来，有一种失去什么的感觉，然后腰开始带着屁股抽搐起来。</w:t>
+      </w:r>
+    </w:p>
+    <w:p>
+      <w:pPr>
+        <w:ind w:firstLine="420" w:firstLineChars="0"/>
+        <w:rPr>
+          <w:rFonts w:hint="eastAsia"/>
+          <w:lang w:val="en-US" w:eastAsia="zh-CN"/>
+        </w:rPr>
+      </w:pPr>
+      <w:r>
+        <w:rPr>
+          <w:rFonts w:hint="eastAsia"/>
+          <w:lang w:val="en-US" w:eastAsia="zh-CN"/>
+        </w:rPr>
+        <w:t>他趴在我的背上，捏了我的胸一把。然后看着我的脸、看着我的泪水，吻了吻我：</w:t>
+      </w:r>
+    </w:p>
+    <w:p>
+      <w:pPr>
+        <w:ind w:firstLine="420" w:firstLineChars="0"/>
+        <w:rPr>
+          <w:rFonts w:hint="eastAsia"/>
+          <w:lang w:val="en-US" w:eastAsia="zh-CN"/>
+        </w:rPr>
+      </w:pPr>
+      <w:r>
+        <w:rPr>
+          <w:rFonts w:hint="eastAsia"/>
+          <w:lang w:val="en-US" w:eastAsia="zh-CN"/>
+        </w:rPr>
+        <w:t>“对不起。要不我两一起去洗澡？”</w:t>
+      </w:r>
+    </w:p>
+    <w:p>
+      <w:pPr>
+        <w:ind w:firstLine="420" w:firstLineChars="0"/>
+        <w:rPr>
+          <w:rFonts w:hint="eastAsia"/>
+          <w:lang w:val="en-US" w:eastAsia="zh-CN"/>
+        </w:rPr>
+      </w:pPr>
+      <w:r>
+        <w:rPr>
+          <w:rFonts w:hint="eastAsia"/>
+          <w:lang w:val="en-US" w:eastAsia="zh-CN"/>
+        </w:rPr>
+        <w:t>“不，不，不用了……呜、哼，呜、哼……”</w:t>
+      </w:r>
+    </w:p>
+    <w:p>
+      <w:pPr>
+        <w:ind w:firstLine="420" w:firstLineChars="0"/>
+        <w:rPr>
+          <w:rFonts w:hint="eastAsia"/>
+          <w:lang w:val="en-US" w:eastAsia="zh-CN"/>
+        </w:rPr>
+      </w:pPr>
+      <w:r>
+        <w:rPr>
+          <w:rFonts w:hint="eastAsia"/>
+          <w:lang w:val="en-US" w:eastAsia="zh-CN"/>
+        </w:rPr>
+        <w:t>【好害怕他再对我干什么】</w:t>
+      </w:r>
+    </w:p>
+    <w:p>
+      <w:pPr>
+        <w:ind w:firstLine="420" w:firstLineChars="0"/>
+        <w:rPr>
+          <w:rFonts w:hint="eastAsia"/>
+          <w:lang w:val="en-US" w:eastAsia="zh-CN"/>
+        </w:rPr>
+      </w:pPr>
+      <w:r>
+        <w:rPr>
+          <w:rFonts w:hint="eastAsia"/>
+          <w:lang w:val="en-US" w:eastAsia="zh-CN"/>
+        </w:rPr>
+        <w:t>等他洗完澡，他回房间后，觉得我可能已经彻底走不稳，于是把我搀扶到浴室。刚趴在床上，直肠里的液体没有流出来，而是往身体的更深处流去。一路走来，混杂着屎臭味和精臭味的液体滑在我的腿上，有一些落在了走廊上。随着我在浴室敞开自己的屁眼，那些液体加速流下。我麻木地清洗着肮脏的肉体——暂时哭不出来了。</w:t>
+      </w:r>
+    </w:p>
+    <w:p>
+      <w:pPr>
+        <w:ind w:firstLine="420" w:firstLineChars="0"/>
+        <w:rPr>
+          <w:rFonts w:hint="eastAsia"/>
+          <w:lang w:val="en-US" w:eastAsia="zh-CN"/>
+        </w:rPr>
+      </w:pPr>
+      <w:r>
+        <w:rPr>
+          <w:rFonts w:hint="eastAsia"/>
+          <w:lang w:val="en-US" w:eastAsia="zh-CN"/>
+        </w:rPr>
+        <w:t>那天，我休息了很久才离开，离开时走的特别慢。原本那根粗暴的阴茎不像原本安静的肛塞，肛门附近的肌肉时不时还抽搐着。</w:t>
+      </w:r>
+    </w:p>
+    <w:p>
+      <w:pPr>
+        <w:pStyle w:val="3"/>
+        <w:bidi w:val="0"/>
+        <w:jc w:val="center"/>
+        <w:rPr>
+          <w:rFonts w:hint="eastAsia"/>
+          <w:lang w:val="en-US" w:eastAsia="zh-CN"/>
+        </w:rPr>
+      </w:pPr>
+      <w:r>
+        <w:rPr>
+          <w:rFonts w:hint="eastAsia"/>
+          <w:lang w:val="en-US" w:eastAsia="zh-CN"/>
+        </w:rPr>
+        <w:t>2.21</w:t>
+      </w:r>
+    </w:p>
+    <w:p>
+      <w:pPr>
+        <w:ind w:firstLine="420" w:firstLineChars="0"/>
+        <w:rPr>
+          <w:rFonts w:hint="eastAsia"/>
+          <w:lang w:val="en-US" w:eastAsia="zh-CN"/>
+        </w:rPr>
+      </w:pPr>
+      <w:r>
+        <w:rPr>
+          <w:rFonts w:hint="eastAsia"/>
+          <w:lang w:val="en-US" w:eastAsia="zh-CN"/>
+        </w:rPr>
+        <w:t>所幸之后的他好像被我的泪水感染了，在走后门的时候也会带上套子，且动作幅度小了许多。</w:t>
+      </w:r>
+    </w:p>
+    <w:p>
+      <w:pPr>
+        <w:ind w:firstLine="420" w:firstLineChars="0"/>
+        <w:rPr>
+          <w:rFonts w:hint="eastAsia"/>
+          <w:lang w:val="en-US" w:eastAsia="zh-CN"/>
+        </w:rPr>
+      </w:pPr>
+      <w:r>
+        <w:rPr>
+          <w:rFonts w:hint="eastAsia"/>
+          <w:lang w:val="en-US" w:eastAsia="zh-CN"/>
+        </w:rPr>
+        <w:t>【或许是他嫌脏？或许是我的屁眼已经习惯了？】</w:t>
+      </w:r>
+    </w:p>
+    <w:p>
+      <w:pPr>
+        <w:ind w:firstLine="420" w:firstLineChars="0"/>
+        <w:rPr>
+          <w:rFonts w:hint="eastAsia"/>
+          <w:lang w:val="en-US" w:eastAsia="zh-CN"/>
+        </w:rPr>
+      </w:pPr>
+      <w:r>
+        <w:rPr>
+          <w:rFonts w:hint="eastAsia"/>
+          <w:lang w:val="en-US" w:eastAsia="zh-CN"/>
+        </w:rPr>
+        <w:t>渐渐地，我发现我的内裤的屁眼那里会变得湿漉漉，但是我已经麻木了，我不指望能逃离他的魔爪，我害怕这一切暴露出去之后对我的影响，我只能每次做那些污秽的事的时候请求他温柔一点。</w:t>
+      </w:r>
+    </w:p>
+    <w:p>
+      <w:pPr>
+        <w:ind w:firstLine="420" w:firstLineChars="0"/>
+        <w:rPr>
+          <w:rFonts w:hint="default"/>
+          <w:lang w:val="en-US" w:eastAsia="zh-CN"/>
+        </w:rPr>
+      </w:pPr>
+      <w:r>
+        <w:rPr>
+          <w:rFonts w:hint="eastAsia"/>
+          <w:lang w:val="en-US" w:eastAsia="zh-CN"/>
+        </w:rPr>
+        <w:t>而陈更生在高二的时候和何丽华确认了关系，但是那之后我和陈更生的炮友关系依旧没有被解除，只是他查我带没带肛塞的次数变少了，几乎靠近0了。他终于在一次叫我去他家的时候说再也不去查我戴没戴了，也不再换更大的肛塞。反而是注意到了我内裤上的异样，带着我去医院进行系统的治疗。</w:t>
+      </w:r>
+    </w:p>
+    <w:p>
+      <w:pPr>
+        <w:ind w:firstLine="420" w:firstLineChars="0"/>
+        <w:rPr>
+          <w:rFonts w:hint="eastAsia"/>
+          <w:lang w:val="en-US" w:eastAsia="zh-CN"/>
+        </w:rPr>
+      </w:pPr>
+      <w:r>
+        <w:rPr>
+          <w:rFonts w:hint="eastAsia"/>
+          <w:lang w:val="en-US" w:eastAsia="zh-CN"/>
+        </w:rPr>
+        <w:t>【但是我的屁眼似乎已经习惯了呢……】</w:t>
+      </w:r>
+    </w:p>
+    <w:p>
+      <w:pPr>
+        <w:ind w:firstLine="420" w:firstLineChars="0"/>
+        <w:rPr>
+          <w:rFonts w:hint="eastAsia"/>
+          <w:lang w:val="en-US" w:eastAsia="zh-CN"/>
+        </w:rPr>
+      </w:pPr>
+      <w:r>
+        <w:rPr>
+          <w:rFonts w:hint="eastAsia"/>
+          <w:lang w:val="en-US" w:eastAsia="zh-CN"/>
+        </w:rPr>
+        <w:t>我没办法，只能不断找他要更小的肛塞，然后逐渐适应回去。但是其实已经松弛了，每次他走后门的时候都能很轻易地进来——我的身体被他留下了永恒的烙印。</w:t>
+      </w:r>
+    </w:p>
+    <w:p>
+      <w:pPr>
+        <w:ind w:firstLine="420" w:firstLineChars="0"/>
+        <w:rPr>
+          <w:rFonts w:hint="eastAsia"/>
+          <w:lang w:val="en-US" w:eastAsia="zh-CN"/>
+        </w:rPr>
+      </w:pPr>
+      <w:r>
+        <w:rPr>
+          <w:rFonts w:hint="eastAsia"/>
+          <w:lang w:val="en-US" w:eastAsia="zh-CN"/>
+        </w:rPr>
+        <w:t>我原本是想逃离家庭的压迫，乘着机会欺负他，到头来却和他发展成了这样的关系……从一个压迫逃到了另一个压迫，这个压迫的桎梏再逐渐放宽，我甚至都习惯了和他的关系，但是我没办法去找一个男朋友了。</w:t>
+      </w:r>
+    </w:p>
+    <w:p>
+      <w:pPr>
+        <w:ind w:firstLine="420" w:firstLineChars="0"/>
+        <w:rPr>
+          <w:rFonts w:hint="eastAsia"/>
+          <w:lang w:val="en-US" w:eastAsia="zh-CN"/>
+        </w:rPr>
+      </w:pPr>
+      <w:r>
+        <w:rPr>
+          <w:rFonts w:hint="eastAsia"/>
+          <w:lang w:val="en-US" w:eastAsia="zh-CN"/>
+        </w:rPr>
+        <w:t>【害怕男性！】</w:t>
+      </w:r>
+    </w:p>
+    <w:p>
+      <w:pPr>
+        <w:ind w:firstLine="420" w:firstLineChars="0"/>
+        <w:rPr>
+          <w:rFonts w:hint="eastAsia"/>
+          <w:lang w:val="en-US" w:eastAsia="zh-CN"/>
+        </w:rPr>
+      </w:pPr>
+      <w:r>
+        <w:rPr>
+          <w:rFonts w:hint="eastAsia"/>
+          <w:lang w:val="en-US" w:eastAsia="zh-CN"/>
+        </w:rPr>
+        <w:t>有时，我在画室的窗往室外望去，端详树上的乌鸦——羽毛反射着一点点光斑，时不时发出嘹亮的呻吟，在他们美丽的外表下，胃里装着的是腐朽的尸体。</w:t>
+      </w:r>
+    </w:p>
+    <w:p>
+      <w:pPr>
+        <w:ind w:firstLine="420" w:firstLineChars="0"/>
+        <w:rPr>
+          <w:rFonts w:hint="default"/>
+          <w:lang w:val="en-US" w:eastAsia="zh-CN"/>
+        </w:rPr>
+      </w:pPr>
+      <w:r>
+        <w:rPr>
+          <w:rFonts w:hint="eastAsia"/>
+          <w:lang w:val="en-US" w:eastAsia="zh-CN"/>
+        </w:rPr>
+        <w:t>【恶只要一开始就没有结局，是吧，光鲜亮丽的</w:t>
+      </w:r>
       <w:bookmarkStart w:id="0" w:name="_GoBack"/>
-      <w:r>
-        <w:rPr>
-          <w:rFonts w:hint="eastAsia"/>
-          <w:lang w:val="en-US" w:eastAsia="zh-CN"/>
-        </w:rPr>
-        <w:t>2.9</w:t>
-      </w:r>
-    </w:p>
-    <w:bookmarkEnd w:id="0"/>
+      <w:bookmarkEnd w:id="0"/>
+      <w:r>
+        <w:rPr>
+          <w:rFonts w:hint="eastAsia"/>
+          <w:lang w:val="en-US" w:eastAsia="zh-CN"/>
+        </w:rPr>
+        <w:t>乌鸦？】</w:t>
+      </w:r>
+    </w:p>
     <w:sectPr>
       <w:pgSz w:w="11906" w:h="16838"/>
       <w:pgMar w:top="1440" w:right="1800" w:bottom="1440" w:left="1800" w:header="851" w:footer="992" w:gutter="0"/>
